--- a/docs/PowerTrain_Optimizer_User_Guide.docx
+++ b/docs/PowerTrain_Optimizer_User_Guide.docx
@@ -45,7 +45,7 @@
         <w:br/>
         <w:t>for Data Centre · Solar · Wind · BESS · Grid</w:t>
         <w:br/>
-        <w:t>Includes: portable EXE · LAN sharing · compact Indian number format · on-screen parameter help</w:t>
+        <w:t>Includes: portable EXE · LAN sharing · Save Project (.pto.zip) · architecture asset selection · compact Indian number format · on-screen parameter help</w:t>
       </w:r>
     </w:p>
     <w:p>
@@ -195,7 +195,7 @@
           <w:b w:val="0"/>
           <w:sz w:val="22"/>
         </w:rPr>
-        <w:t>Project Setup wizard (all 11 steps)</w:t>
+        <w:t>Project Setup wizard (asset-aware steps)</w:t>
       </w:r>
     </w:p>
     <w:p>
@@ -234,7 +234,7 @@
           <w:b w:val="0"/>
           <w:sz w:val="22"/>
         </w:rPr>
-        <w:t>Commercial architectures &amp; recommendation rules</w:t>
+        <w:t>Commercial architectures, selectable assets &amp; recommendation rules</w:t>
       </w:r>
     </w:p>
     <w:p>
@@ -247,7 +247,7 @@
           <w:b w:val="0"/>
           <w:sz w:val="22"/>
         </w:rPr>
-        <w:t>Compliance (RPO / RCO / ESO / RE / CFE analytics)</w:t>
+        <w:t>Compliance (RPO / RCO / ESO / RE / CFE) — edited in Project Setup</w:t>
       </w:r>
     </w:p>
     <w:p>
@@ -1326,6 +1326,230 @@
                 <w:b w:val="0"/>
                 <w:sz w:val="18"/>
               </w:rPr>
+              <w:t>Chrome launch</w:t>
+            </w:r>
+          </w:p>
+        </w:tc>
+        <w:tc>
+          <w:tcPr>
+            <w:tcW w:type="dxa" w:w="4320"/>
+          </w:tcPr>
+          <w:p>
+            <w:r>
+              <w:rPr>
+                <w:rFonts w:ascii="Calibri" w:hAnsi="Calibri" w:eastAsia="Calibri"/>
+                <w:b w:val="0"/>
+                <w:sz w:val="18"/>
+              </w:rPr>
+              <w:t>Opens in your existing Google Chrome as a normal tab (falls back to Edge / system browser). Override with PTO_BROWSER=edge|default if needed.</w:t>
+            </w:r>
+          </w:p>
+        </w:tc>
+      </w:tr>
+      <w:tr>
+        <w:tc>
+          <w:tcPr>
+            <w:tcW w:type="dxa" w:w="4320"/>
+          </w:tcPr>
+          <w:p>
+            <w:r>
+              <w:rPr>
+                <w:rFonts w:ascii="Calibri" w:hAnsi="Calibri" w:eastAsia="Calibri"/>
+                <w:b w:val="0"/>
+                <w:sz w:val="18"/>
+              </w:rPr>
+              <w:t>Quit / close stops background</w:t>
+            </w:r>
+          </w:p>
+        </w:tc>
+        <w:tc>
+          <w:tcPr>
+            <w:tcW w:type="dxa" w:w="4320"/>
+          </w:tcPr>
+          <w:p>
+            <w:r>
+              <w:rPr>
+                <w:rFonts w:ascii="Calibri" w:hAnsi="Calibri" w:eastAsia="Calibri"/>
+                <w:b w:val="0"/>
+                <w:sz w:val="18"/>
+              </w:rPr>
+              <w:t>Quit App stops the server immediately (and clears orphaned EXE copies). Closing the browser tab also stops the background process within a few seconds. A second EXE launch reuses a live instance instead of stacking servers.</w:t>
+            </w:r>
+          </w:p>
+        </w:tc>
+      </w:tr>
+      <w:tr>
+        <w:tc>
+          <w:tcPr>
+            <w:tcW w:type="dxa" w:w="4320"/>
+          </w:tcPr>
+          <w:p>
+            <w:r>
+              <w:rPr>
+                <w:rFonts w:ascii="Calibri" w:hAnsi="Calibri" w:eastAsia="Calibri"/>
+                <w:b w:val="0"/>
+                <w:sz w:val="18"/>
+              </w:rPr>
+              <w:t>Create / Open / Save Project</w:t>
+            </w:r>
+          </w:p>
+        </w:tc>
+        <w:tc>
+          <w:tcPr>
+            <w:tcW w:type="dxa" w:w="4320"/>
+          </w:tcPr>
+          <w:p>
+            <w:r>
+              <w:rPr>
+                <w:rFonts w:ascii="Calibri" w:hAnsi="Calibri" w:eastAsia="Calibri"/>
+                <w:b w:val="0"/>
+                <w:sz w:val="18"/>
+              </w:rPr>
+              <w:t>Start screen: Create New Project (full defaults) or Open Existing Project… (.pto.zip from disk). Top bar Save Project writes inputs and a portable .pto.zip to a folder you choose.</w:t>
+            </w:r>
+          </w:p>
+        </w:tc>
+      </w:tr>
+      <w:tr>
+        <w:tc>
+          <w:tcPr>
+            <w:tcW w:type="dxa" w:w="4320"/>
+          </w:tcPr>
+          <w:p>
+            <w:r>
+              <w:rPr>
+                <w:rFonts w:ascii="Calibri" w:hAnsi="Calibri" w:eastAsia="Calibri"/>
+                <w:b w:val="0"/>
+                <w:sz w:val="18"/>
+              </w:rPr>
+              <w:t>Architecture asset selection</w:t>
+            </w:r>
+          </w:p>
+        </w:tc>
+        <w:tc>
+          <w:tcPr>
+            <w:tcW w:type="dxa" w:w="4320"/>
+          </w:tcPr>
+          <w:p>
+            <w:r>
+              <w:rPr>
+                <w:rFonts w:ascii="Calibri" w:hAnsi="Calibri" w:eastAsia="Calibri"/>
+                <w:b w:val="0"/>
+                <w:sz w:val="18"/>
+              </w:rPr>
+              <w:t>DISCOM: DISCOM/grid only. CAPTIVE: Solar / Wind / BESS. HYBRID &amp; OPEN_ACCESS: DISCOM + Solar + Wind + BESS. Unselected assets are zeroed in simulation; Project Setup tabs follow the selection.</w:t>
+            </w:r>
+          </w:p>
+        </w:tc>
+      </w:tr>
+      <w:tr>
+        <w:tc>
+          <w:tcPr>
+            <w:tcW w:type="dxa" w:w="4320"/>
+          </w:tcPr>
+          <w:p>
+            <w:r>
+              <w:rPr>
+                <w:rFonts w:ascii="Calibri" w:hAnsi="Calibri" w:eastAsia="Calibri"/>
+                <w:b w:val="0"/>
+                <w:sz w:val="18"/>
+              </w:rPr>
+              <w:t>Network charges per asset</w:t>
+            </w:r>
+          </w:p>
+        </w:tc>
+        <w:tc>
+          <w:tcPr>
+            <w:tcW w:type="dxa" w:w="4320"/>
+          </w:tcPr>
+          <w:p>
+            <w:r>
+              <w:rPr>
+                <w:rFonts w:ascii="Calibri" w:hAnsi="Calibri" w:eastAsia="Calibri"/>
+                <w:b w:val="0"/>
+                <w:sz w:val="18"/>
+              </w:rPr>
+              <w:t>Optional ₹/kWh transmission / wheeling / other (and banking where applicable) applied separately to Solar, Wind, BESS discharge and DISCOM/grid import when each asset’s network flag is on.</w:t>
+            </w:r>
+          </w:p>
+        </w:tc>
+      </w:tr>
+      <w:tr>
+        <w:tc>
+          <w:tcPr>
+            <w:tcW w:type="dxa" w:w="4320"/>
+          </w:tcPr>
+          <w:p>
+            <w:r>
+              <w:rPr>
+                <w:rFonts w:ascii="Calibri" w:hAnsi="Calibri" w:eastAsia="Calibri"/>
+                <w:b w:val="0"/>
+                <w:sz w:val="18"/>
+              </w:rPr>
+              <w:t>Additional costs</w:t>
+            </w:r>
+          </w:p>
+        </w:tc>
+        <w:tc>
+          <w:tcPr>
+            <w:tcW w:type="dxa" w:w="4320"/>
+          </w:tcPr>
+          <w:p>
+            <w:r>
+              <w:rPr>
+                <w:rFonts w:ascii="Calibri" w:hAnsi="Calibri" w:eastAsia="Calibri"/>
+                <w:b w:val="0"/>
+                <w:sz w:val="18"/>
+              </w:rPr>
+              <w:t>Project Setup → Financial: editable list of extra annual costs included in ₹/kWh and cashflows.</w:t>
+            </w:r>
+          </w:p>
+        </w:tc>
+      </w:tr>
+      <w:tr>
+        <w:tc>
+          <w:tcPr>
+            <w:tcW w:type="dxa" w:w="4320"/>
+          </w:tcPr>
+          <w:p>
+            <w:r>
+              <w:rPr>
+                <w:rFonts w:ascii="Calibri" w:hAnsi="Calibri" w:eastAsia="Calibri"/>
+                <w:b w:val="0"/>
+                <w:sz w:val="18"/>
+              </w:rPr>
+              <w:t>Compliance location</w:t>
+            </w:r>
+          </w:p>
+        </w:tc>
+        <w:tc>
+          <w:tcPr>
+            <w:tcW w:type="dxa" w:w="4320"/>
+          </w:tcPr>
+          <w:p>
+            <w:r>
+              <w:rPr>
+                <w:rFonts w:ascii="Calibri" w:hAnsi="Calibri" w:eastAsia="Calibri"/>
+                <w:b w:val="0"/>
+                <w:sz w:val="18"/>
+              </w:rPr>
+              <w:t>Compliance targets and applicability are edited under Project Setup → Compliance (not a separate Analysis nav item). Dashboard links back to that setup step.</w:t>
+            </w:r>
+          </w:p>
+        </w:tc>
+      </w:tr>
+      <w:tr>
+        <w:tc>
+          <w:tcPr>
+            <w:tcW w:type="dxa" w:w="4320"/>
+          </w:tcPr>
+          <w:p>
+            <w:r>
+              <w:rPr>
+                <w:rFonts w:ascii="Calibri" w:hAnsi="Calibri" w:eastAsia="Calibri"/>
+                <w:b w:val="0"/>
+                <w:sz w:val="18"/>
+              </w:rPr>
               <w:t>On-screen parameter help</w:t>
             </w:r>
           </w:p>
@@ -1625,7 +1849,20 @@
           <w:b w:val="0"/>
           <w:sz w:val="22"/>
         </w:rPr>
-        <w:t>Your default browser opens automatically to http://127.0.0.1:&lt;port&gt;/ (preferred port starts at 8765; if busy the launcher picks the next free port).</w:t>
+        <w:t>Google Chrome opens a new tab to http://127.0.0.1:&lt;port&gt;/ when Chrome is installed (preferred port starts at 8765; if busy the launcher picks the next free port). If Chrome is missing, Edge or the system default browser is used.</w:t>
+      </w:r>
+    </w:p>
+    <w:p>
+      <w:pPr>
+        <w:pStyle w:val="ListNumber"/>
+      </w:pPr>
+      <w:r>
+        <w:rPr>
+          <w:rFonts w:ascii="Calibri" w:hAnsi="Calibri" w:eastAsia="Calibri"/>
+          <w:b w:val="0"/>
+          <w:sz w:val="22"/>
+        </w:rPr>
+        <w:t>If an instance is already running, a second double-click reopens that UI instead of starting another server.</w:t>
       </w:r>
     </w:p>
     <w:p>
@@ -1888,7 +2125,7 @@
           <w:b w:val="0"/>
           <w:sz w:val="22"/>
         </w:rPr>
-        <w:t>With LAN mode on, closing the browser on the host does NOT stop the server (so remote users stay connected). Stop only via Quit App.</w:t>
+        <w:t>Quit App on the host stops the server for everyone immediately.</w:t>
       </w:r>
     </w:p>
     <w:p>
@@ -1901,7 +2138,7 @@
           <w:b w:val="0"/>
           <w:sz w:val="22"/>
         </w:rPr>
-        <w:t>Guest Wi‑Fi with client isolation, VPN, or corporate firewalls may block access — ask IT if needed.</w:t>
+        <w:t>Closing the last host browser tab also stops the background EXE within a few seconds (a short delay allows a page refresh to reconnect). While any UI tab is open and sending heartbeats — including a guest on the Network URL — the server stays up.</w:t>
       </w:r>
     </w:p>
     <w:p>
@@ -1914,7 +2151,33 @@
           <w:b w:val="0"/>
           <w:sz w:val="22"/>
         </w:rPr>
+        <w:t>Guest Wi‑Fi with client isolation, VPN, or corporate firewalls may block access — ask IT if needed.</w:t>
+      </w:r>
+    </w:p>
+    <w:p>
+      <w:pPr>
+        <w:pStyle w:val="ListBullet"/>
+      </w:pPr>
+      <w:r>
+        <w:rPr>
+          <w:rFonts w:ascii="Calibri" w:hAnsi="Calibri" w:eastAsia="Calibri"/>
+          <w:b w:val="0"/>
+          <w:sz w:val="22"/>
+        </w:rPr>
         <w:t>Local-only mode (no network): set environment variable PTO_HOST=127.0.0.1 before starting the EXE.</w:t>
+      </w:r>
+    </w:p>
+    <w:p>
+      <w:pPr>
+        <w:pStyle w:val="ListBullet"/>
+      </w:pPr>
+      <w:r>
+        <w:rPr>
+          <w:rFonts w:ascii="Calibri" w:hAnsi="Calibri" w:eastAsia="Calibri"/>
+          <w:b w:val="0"/>
+          <w:sz w:val="22"/>
+        </w:rPr>
+        <w:t>Optional: PTO_BROWSER=chrome|edge|default controls which browser the host launcher opens.</w:t>
       </w:r>
     </w:p>
     <w:p>
@@ -1980,7 +2243,7 @@
           <w:b w:val="0"/>
           <w:sz w:val="22"/>
         </w:rPr>
-        <w:t>build_exe.bat — rebuilds dist\PowerTrainOptimizer.exe with PyInstaller (windowed, no CMD) and copies HOW_TO_SHARE.txt beside the EXE.</w:t>
+        <w:t>build_exe.bat — rebuilds dist\PowerTrainOptimizer.exe with PyInstaller (windowed, no CMD) and copies HOW_TO_SHARE.txt beside the EXE. Quit any running EXE first or Windows will block overwrite.</w:t>
       </w:r>
     </w:p>
     <w:p>
@@ -1998,6 +2261,19 @@
     </w:p>
     <w:p>
       <w:pPr>
+        <w:pStyle w:val="ListBullet"/>
+      </w:pPr>
+      <w:r>
+        <w:rPr>
+          <w:rFonts w:ascii="Calibri" w:hAnsi="Calibri" w:eastAsia="Calibri"/>
+          <w:b w:val="0"/>
+          <w:sz w:val="22"/>
+        </w:rPr>
+        <w:t>scripts\generate_user_guide.py — regenerates docs\PowerTrain_Optimizer_User_Guide.docx.</w:t>
+      </w:r>
+    </w:p>
+    <w:p>
+      <w:pPr>
         <w:pStyle w:val="Heading2"/>
       </w:pPr>
       <w:r>
@@ -2019,7 +2295,7 @@
           <w:b w:val="0"/>
           <w:sz w:val="22"/>
         </w:rPr>
-        <w:t>Preferred: click Quit App at the bottom of the left sidebar. Confirm the prompt (it warns that network users will also disconnect). The UI then shows that the server stopped.</w:t>
+        <w:t>Preferred: click Quit App at the bottom of the left sidebar. Confirm the prompt (it warns that the server and background PowerTrain processes will stop). The UI then shows that the server stopped — close the Chrome tab yourself.</w:t>
       </w:r>
     </w:p>
     <w:p>
@@ -2032,7 +2308,7 @@
           <w:b w:val="0"/>
           <w:sz w:val="22"/>
         </w:rPr>
-        <w:t>LAN / default bind: closing only the browser tab does NOT exit the EXE — use Quit App so remote users are not left hanging mid-session without a host.</w:t>
+        <w:t>Closing the browser tab / window also stops the background EXE (within a few seconds). Refresh within that window cancels the stop so you do not lose the session by accident.</w:t>
       </w:r>
     </w:p>
     <w:p>
@@ -2045,7 +2321,7 @@
           <w:b w:val="0"/>
           <w:sz w:val="22"/>
         </w:rPr>
-        <w:t>Local-only mode (PTO_HOST=127.0.0.1): closing the browser also stops the process via heartbeat (typically within a few seconds), same as earlier releases.</w:t>
+        <w:t>If no UI heartbeats arrive for ~45 seconds, the process exits as a safety net.</w:t>
       </w:r>
     </w:p>
     <w:p>
@@ -2058,7 +2334,7 @@
           <w:b w:val="0"/>
           <w:sz w:val="22"/>
         </w:rPr>
-        <w:t>There is no separate CMD window to close for the packaged EXE (windowed build).</w:t>
+        <w:t>Quit App also terminates other orphaned PowerTrainOptimizer.exe copies from earlier runs.</w:t>
       </w:r>
     </w:p>
     <w:p>
@@ -2071,7 +2347,7 @@
           <w:b w:val="0"/>
           <w:sz w:val="22"/>
         </w:rPr>
-        <w:t>Developer mode (run_dev.bat): the console window closes automatically when the server exits.</w:t>
+        <w:t>There is no separate CMD window to close for the packaged EXE (windowed build).</w:t>
       </w:r>
     </w:p>
     <w:p>
@@ -2084,7 +2360,20 @@
           <w:b w:val="0"/>
           <w:sz w:val="22"/>
         </w:rPr>
-        <w:t>Project data remains in SQLite and is available on the next launch.</w:t>
+        <w:t>Developer mode (run_dev.bat): the console window closes automatically when the server exits.</w:t>
+      </w:r>
+    </w:p>
+    <w:p>
+      <w:pPr>
+        <w:pStyle w:val="ListBullet"/>
+      </w:pPr>
+      <w:r>
+        <w:rPr>
+          <w:rFonts w:ascii="Calibri" w:hAnsi="Calibri" w:eastAsia="Calibri"/>
+          <w:b w:val="0"/>
+          <w:sz w:val="22"/>
+        </w:rPr>
+        <w:t>Project data remains in SQLite (and any .pto.zip you saved) and is available on the next launch.</w:t>
       </w:r>
     </w:p>
     <w:p>
@@ -2110,7 +2399,7 @@
           <w:b w:val="0"/>
           <w:sz w:val="22"/>
         </w:rPr>
-        <w:t>Launch the application (latest Model 2.0 EXE).</w:t>
+        <w:t>Launch the application (latest EXE) — Chrome opens the Start screen.</w:t>
       </w:r>
     </w:p>
     <w:p>
@@ -2123,7 +2412,7 @@
           <w:b w:val="0"/>
           <w:sz w:val="22"/>
         </w:rPr>
-        <w:t>On the Start screen click Start with Default Model.</w:t>
+        <w:t>Click Create New Project (loads full default parameters for the demo 250 MW case).</w:t>
       </w:r>
     </w:p>
     <w:p>
@@ -2136,7 +2425,7 @@
           <w:b w:val="0"/>
           <w:sz w:val="22"/>
         </w:rPr>
-        <w:t>Confirm the project name is Default Data Centre - 250 MW.</w:t>
+        <w:t>Confirm the project opens and note the yellow DEFAULT ASSUMPTIONS banner.</w:t>
       </w:r>
     </w:p>
     <w:p>
@@ -2149,7 +2438,7 @@
           <w:b w:val="0"/>
           <w:sz w:val="22"/>
         </w:rPr>
-        <w:t>Read the yellow banner: DEFAULT ASSUMPTIONS IN USE — replace with project data before investment decisions.</w:t>
+        <w:t>Optional: click Save Project in the top bar and choose a local folder for the .pto.zip backup.</w:t>
       </w:r>
     </w:p>
     <w:p>
@@ -2214,7 +2503,7 @@
           <w:b w:val="0"/>
           <w:sz w:val="22"/>
         </w:rPr>
-        <w:t>Open Project Setup (and optionally Profiles) to replace defaults / import site profiles.</w:t>
+        <w:t>Open Project Setup: pick Architecture assets, edit Load/Solar/Wind/BESS/Grid, Compliance and Financial (including Additional costs). Setup tabs follow selected assets.</w:t>
       </w:r>
     </w:p>
     <w:p>
@@ -2227,7 +2516,7 @@
           <w:b w:val="0"/>
           <w:sz w:val="22"/>
         </w:rPr>
-        <w:t>After any input change, re-run simulation if you see a STALE RESULTS banner.</w:t>
+        <w:t>After any input change, click Save Project again if you want the .pto.zip updated, then re-run simulation if you see a STALE RESULTS banner.</w:t>
       </w:r>
     </w:p>
     <w:p>
@@ -2240,7 +2529,20 @@
           <w:b w:val="0"/>
           <w:sz w:val="22"/>
         </w:rPr>
-        <w:t>Optionally run Optimization (with explainability), Architecture Comparison, Sensitivity, then export Excel/PDF from Reports.</w:t>
+        <w:t>Optionally run Optimization, Architecture Comparison, Sensitivity, then export Excel/PDF from Reports (or Backup Project .pto.zip).</w:t>
+      </w:r>
+    </w:p>
+    <w:p>
+      <w:pPr>
+        <w:pStyle w:val="ListNumber"/>
+      </w:pPr>
+      <w:r>
+        <w:rPr>
+          <w:rFonts w:ascii="Calibri" w:hAnsi="Calibri" w:eastAsia="Calibri"/>
+          <w:b w:val="0"/>
+          <w:sz w:val="22"/>
+        </w:rPr>
+        <w:t>When finished: Quit App (or close the Chrome tab) so the background EXE exits.</w:t>
       </w:r>
     </w:p>
     <w:p>
@@ -2272,7 +2574,7 @@
           <w:i w:val="0"/>
           <w:sz w:val="22"/>
         </w:rPr>
-        <w:t>The Start screen is the first page. No project is loaded until you choose one of the three actions.</w:t>
+        <w:t>The Start screen is the first page. No project is loaded until you choose one of the two actions below. (Earlier “Start with Default Model” and sidebar “Switch Project” controls have been removed.)</w:t>
       </w:r>
     </w:p>
     <w:p>
@@ -2285,7 +2587,7 @@
           <w:b/>
           <w:sz w:val="28"/>
         </w:rPr>
-        <w:t>5.1 Start with Default Model</w:t>
+        <w:t>5.1 Create New Project</w:t>
       </w:r>
     </w:p>
     <w:p>
@@ -2299,7 +2601,7 @@
           <w:i w:val="0"/>
           <w:sz w:val="22"/>
         </w:rPr>
-        <w:t>Opens the seeded demonstration project Default Data Centre - 250 MW. All inputs are pre-filled so you can run a simulation immediately. Every pre-filled editable value is a DEFAULT ASSUMPTION unless marked CONCEPT_NOTE.</w:t>
+        <w:t>Creates a new project from the full central default configuration (same sizing as the former demonstration case). Use Project Setup to rename and replace defaults. Every pre-filled editable value is a DEFAULT ASSUMPTION unless marked CONCEPT_NOTE.</w:t>
       </w:r>
     </w:p>
     <w:p>
@@ -2313,7 +2615,7 @@
           <w:i w:val="0"/>
           <w:sz w:val="22"/>
         </w:rPr>
-        <w:t>Default demonstration sizing (editable):</w:t>
+        <w:t>Default sizing seeded into a new project (editable):</w:t>
       </w:r>
     </w:p>
     <w:tbl>
@@ -2370,7 +2672,7 @@
                 <w:b w:val="0"/>
                 <w:sz w:val="18"/>
               </w:rPr>
-              <w:t>Project / facility name</w:t>
+              <w:t>Typical seeded name / facility</w:t>
             </w:r>
           </w:p>
         </w:tc>
@@ -2385,7 +2687,7 @@
                 <w:b w:val="0"/>
                 <w:sz w:val="18"/>
               </w:rPr>
-              <w:t>Default Data Centre - 250 MW</w:t>
+              <w:t>Default Data Centre - 250 MW (editable in Setup)</w:t>
             </w:r>
           </w:p>
         </w:tc>
@@ -2690,7 +2992,7 @@
           <w:b/>
           <w:sz w:val="28"/>
         </w:rPr>
-        <w:t>5.2 Create New Project</w:t>
+        <w:t>5.2 Open Existing Project…</w:t>
       </w:r>
     </w:p>
     <w:p>
@@ -2704,20 +3006,7 @@
           <w:i w:val="0"/>
           <w:sz w:val="22"/>
         </w:rPr>
-        <w:t>Creates a new project named New Data Centre Project, cloned from the same central default configuration. Use this when you want a clean workspace separate from the demonstration project.</w:t>
-      </w:r>
-    </w:p>
-    <w:p>
-      <w:pPr>
-        <w:pStyle w:val="Heading2"/>
-      </w:pPr>
-      <w:r>
-        <w:rPr>
-          <w:rFonts w:ascii="Calibri" w:hAnsi="Calibri" w:eastAsia="Calibri"/>
-          <w:b/>
-          <w:sz w:val="28"/>
-        </w:rPr>
-        <w:t>5.3 Open Existing Project</w:t>
+        <w:t>Opens a file picker for a local PowerTrain backup (.pto.zip or .zip). The archive is restored into the running app’s database so you can continue editing and simulating. Use this after moving machines or receiving a colleague’s saved project file.</w:t>
       </w:r>
     </w:p>
     <w:p>
@@ -2731,7 +3020,7 @@
           <w:i w:val="0"/>
           <w:sz w:val="22"/>
         </w:rPr>
-        <w:t>Lists all projects stored in SQLite. Click Open next to the project you want. Use this after returning to the application or after Switch Project.</w:t>
+        <w:t>Tip: After Create New Project or any input edits, use Save Project in the top bar to write a fresh .pto.zip to a folder you choose (Save As / download fallback if the browser blocks the folder picker).</w:t>
       </w:r>
     </w:p>
     <w:p>
@@ -2771,7 +3060,7 @@
           <w:i w:val="0"/>
           <w:sz w:val="22"/>
         </w:rPr>
-        <w:t>Primary navigation to every analysis page (listed in Section 7). At the bottom of the sidebar: Collapse (narrow/wide nav) and Quit App (shuts down the local server and exits the EXE).</w:t>
+        <w:t>Primary navigation to every analysis page (listed in Section 7). At the bottom of the sidebar: Collapse (narrow/wide nav) and Quit App (shuts down the local server / background EXE).</w:t>
       </w:r>
     </w:p>
     <w:p>
@@ -2836,7 +3125,7 @@
           <w:b w:val="0"/>
           <w:sz w:val="22"/>
         </w:rPr>
-        <w:t>Run 8760 Simulation button — always available once a project is open</w:t>
+        <w:t>Study year selector (01 Jan – 31 Dec of the chosen calendar year)</w:t>
       </w:r>
     </w:p>
     <w:p>
@@ -2849,7 +3138,33 @@
           <w:b w:val="0"/>
           <w:sz w:val="22"/>
         </w:rPr>
-        <w:t>Study year chip (01 Jan – 31 Dec)</w:t>
+        <w:t>Run 8760 Simulation button — always available once a project is open</w:t>
+      </w:r>
+    </w:p>
+    <w:p>
+      <w:pPr>
+        <w:pStyle w:val="ListBullet"/>
+      </w:pPr>
+      <w:r>
+        <w:rPr>
+          <w:rFonts w:ascii="Calibri" w:hAnsi="Calibri" w:eastAsia="Calibri"/>
+          <w:b w:val="0"/>
+          <w:sz w:val="22"/>
+        </w:rPr>
+        <w:t>Save Project — saves inputs and lets you store a .pto.zip on your local drive</w:t>
+      </w:r>
+    </w:p>
+    <w:p>
+      <w:pPr>
+        <w:pStyle w:val="ListBullet"/>
+      </w:pPr>
+      <w:r>
+        <w:rPr>
+          <w:rFonts w:ascii="Calibri" w:hAnsi="Calibri" w:eastAsia="Calibri"/>
+          <w:b w:val="0"/>
+          <w:sz w:val="22"/>
+        </w:rPr>
+        <w:t>Theme toggle (light / dark)</w:t>
       </w:r>
     </w:p>
     <w:p>
@@ -2919,6 +3234,24 @@
       </w:r>
     </w:p>
     <w:p>
+      <w:r>
+        <w:br w:type="page"/>
+      </w:r>
+    </w:p>
+    <w:p>
+      <w:pPr>
+        <w:pStyle w:val="Heading1"/>
+      </w:pPr>
+      <w:r>
+        <w:rPr>
+          <w:rFonts w:ascii="Calibri" w:hAnsi="Calibri" w:eastAsia="Calibri"/>
+          <w:b/>
+          <w:sz w:val="36"/>
+        </w:rPr>
+        <w:t>7. Left Navigation — Every Menu Explained</w:t>
+      </w:r>
+    </w:p>
+    <w:p>
       <w:pPr>
         <w:pStyle w:val="Heading2"/>
       </w:pPr>
@@ -2928,7 +3261,7 @@
           <w:b/>
           <w:sz w:val="28"/>
         </w:rPr>
-        <w:t>6.4 Session → Switch Project</w:t>
+        <w:t>Dashboard</w:t>
       </w:r>
     </w:p>
     <w:p>
@@ -2942,25 +3275,7 @@
           <w:i w:val="0"/>
           <w:sz w:val="22"/>
         </w:rPr>
-        <w:t>Returns to the Start screen without deleting data. You can open another project.</w:t>
-      </w:r>
-    </w:p>
-    <w:p>
-      <w:r>
-        <w:br w:type="page"/>
-      </w:r>
-    </w:p>
-    <w:p>
-      <w:pPr>
-        <w:pStyle w:val="Heading1"/>
-      </w:pPr>
-      <w:r>
-        <w:rPr>
-          <w:rFonts w:ascii="Calibri" w:hAnsi="Calibri" w:eastAsia="Calibri"/>
-          <w:b/>
-          <w:sz w:val="36"/>
-        </w:rPr>
-        <w:t>7. Left Navigation — Every Menu Explained</w:t>
+        <w:t>Executive results home after a simulation (Model 2.0 layout). Top row: Feasibility card (status + primary issue + binding constraints), Data Quality card (Load/Solar/Wind source, defaults remaining, critical defaults), and CFE Pass Mode card (mode, target, min hour, % hours ≥ target, longest deficit streak). Then enlarged KPI cards; monthly energy stacked chart; hourly CFE heatmap (0–100% coral→amber→teal with target tick); cost and energy donuts; architecture status card (RECOMMENDED only if feasible — otherwise NOT FEASIBLE / other status; DISCOM shown as GRID-ONLY BASELINE); scenario comparison with feasibility-aware RECOMMENDED label; compliance Pass/Fail with Why Fail? and a link Open Project Setup → Compliance; recent runs. STALE RESULTS banner when inputs changed. If no simulation has been run yet, prompts you to click Run 8760 Simulation.</w:t>
       </w:r>
     </w:p>
     <w:p>
@@ -2973,7 +3288,7 @@
           <w:b/>
           <w:sz w:val="28"/>
         </w:rPr>
-        <w:t>Dashboard</w:t>
+        <w:t>Project Setup</w:t>
       </w:r>
     </w:p>
     <w:p>
@@ -2987,7 +3302,7 @@
           <w:i w:val="0"/>
           <w:sz w:val="22"/>
         </w:rPr>
-        <w:t>Executive results home after a simulation (Model 2.0 layout). Top row: Feasibility card (status + primary issue + binding constraints), Data Quality card (Load/Solar/Wind source, defaults remaining, critical defaults), and CFE Pass Mode card (mode, target, min hour, % hours ≥ target, longest deficit streak). Then enlarged KPI cards; monthly energy stacked chart; hourly CFE heatmap (0–100% coral→amber→teal with target tick); cost and energy donuts; architecture status card (RECOMMENDED only if feasible — otherwise NOT FEASIBLE / other status; DISCOM shown as GRID-ONLY BASELINE); scenario comparison with feasibility-aware RECOMMENDED label; compliance Pass/Fail with Why Fail?; recent runs. STALE RESULTS banner when inputs changed. If no simulation has been run yet, prompts you to click Run 8760 Simulation.</w:t>
+        <w:t>Guided wizard covering General, Data Centre, Load, selected asset steps (Solar/Wind/BESS/Grid per Architecture checkboxes), Commercial, Compliance, Financial (incl. Additional costs), and Optimization. Progress bar and step chips follow the selected assets. Buttons: Back, Save Section, Next / Finish. Load/Solar/Wind steps include profile_source (SYNTHETIC | PROJECT DATA).</w:t>
       </w:r>
     </w:p>
     <w:p>
@@ -3000,7 +3315,7 @@
           <w:b/>
           <w:sz w:val="28"/>
         </w:rPr>
-        <w:t>Project Setup</w:t>
+        <w:t>Load</w:t>
       </w:r>
     </w:p>
     <w:p>
@@ -3014,7 +3329,7 @@
           <w:i w:val="0"/>
           <w:sz w:val="22"/>
         </w:rPr>
-        <w:t>Guided 11-step wizard covering every input section with a progress bar. Prefer this for first-time configuration. Buttons: Back, Save Section, Next / Finish. Load/Solar/Wind steps include profile_source (SYNTHETIC | PROJECT DATA).</w:t>
+        <w:t>Direct editor for the data-centre load model (peak, load factor, shape multipliers, profile_source).</w:t>
       </w:r>
     </w:p>
     <w:p>
@@ -3027,7 +3342,7 @@
           <w:b/>
           <w:sz w:val="28"/>
         </w:rPr>
-        <w:t>Load</w:t>
+        <w:t>Profiles</w:t>
       </w:r>
     </w:p>
     <w:p>
@@ -3041,7 +3356,7 @@
           <w:i w:val="0"/>
           <w:sz w:val="22"/>
         </w:rPr>
-        <w:t>Direct editor for the data-centre load model (peak, load factor, shape multipliers, profile_source).</w:t>
+        <w:t>Optional PROJECT DATA import for Load, Solar and Wind. Upload a CSV with exactly 8,760 (or 8,784 leap) hourly MW values. Validation rejects wrong length, NaN/Inf, negatives, and duplicate timestamps. On success, profile_source is set to PROJECT DATA. Clear returns to SYNTHETIC. Invalid files are never silently replaced by synthetic data — simulation raises MODEL ERROR if PROJECT DATA is selected but the file is missing/invalid.</w:t>
       </w:r>
     </w:p>
     <w:p>
@@ -3054,7 +3369,7 @@
           <w:b/>
           <w:sz w:val="28"/>
         </w:rPr>
-        <w:t>Profiles</w:t>
+        <w:t>Solar</w:t>
       </w:r>
     </w:p>
     <w:p>
@@ -3068,7 +3383,7 @@
           <w:i w:val="0"/>
           <w:sz w:val="22"/>
         </w:rPr>
-        <w:t>Optional PROJECT DATA import for Load, Solar and Wind. Upload a CSV with exactly 8,760 (or 8,784 leap) hourly MW values. Validation rejects wrong length, NaN/Inf, negatives, and duplicate timestamps. On success, profile_source is set to PROJECT DATA. Clear returns to SYNTHETIC. Invalid files are never silently replaced by synthetic data — simulation raises MODEL ERROR if PROJECT DATA is selected but the file is missing/invalid.</w:t>
+        <w:t>Direct editor for solar capacity, CF, diurnal/seasonal factors, CAPEX/OPEX, energy cost and profile_source.</w:t>
       </w:r>
     </w:p>
     <w:p>
@@ -3081,7 +3396,7 @@
           <w:b/>
           <w:sz w:val="28"/>
         </w:rPr>
-        <w:t>Solar</w:t>
+        <w:t>Wind</w:t>
       </w:r>
     </w:p>
     <w:p>
@@ -3095,7 +3410,7 @@
           <w:i w:val="0"/>
           <w:sz w:val="22"/>
         </w:rPr>
-        <w:t>Direct editor for solar capacity, CF, diurnal/seasonal factors, CAPEX/OPEX, energy cost and profile_source.</w:t>
+        <w:t>Direct editor for wind capacity, CF, monthly factors, CAPEX/OPEX, energy cost and profile_source.</w:t>
       </w:r>
     </w:p>
     <w:p>
@@ -3108,7 +3423,7 @@
           <w:b/>
           <w:sz w:val="28"/>
         </w:rPr>
-        <w:t>Wind</w:t>
+        <w:t>BESS</w:t>
       </w:r>
     </w:p>
     <w:p>
@@ -3122,7 +3437,7 @@
           <w:i w:val="0"/>
           <w:sz w:val="22"/>
         </w:rPr>
-        <w:t>Direct editor for wind capacity, CF, monthly factors, CAPEX/OPEX, energy cost and profile_source.</w:t>
+        <w:t>Direct editor for battery power/energy, SOC limits, efficiencies, degradation, CAPEX/OPEX and replacement.</w:t>
       </w:r>
     </w:p>
     <w:p>
@@ -3135,7 +3450,7 @@
           <w:b/>
           <w:sz w:val="28"/>
         </w:rPr>
-        <w:t>BESS</w:t>
+        <w:t>Grid</w:t>
       </w:r>
     </w:p>
     <w:p>
@@ -3149,7 +3464,7 @@
           <w:i w:val="0"/>
           <w:sz w:val="22"/>
         </w:rPr>
-        <w:t>Direct editor for battery power/energy, SOC limits, efficiencies, degradation, CAPEX/OPEX and replacement.</w:t>
+        <w:t>Direct editor for interconnection voltage, import limit, tariffs (incl. TOD), demand/fixed charges and DISCOM/grid network charges (when the DISCOM asset and network flag are enabled).</w:t>
       </w:r>
     </w:p>
     <w:p>
@@ -3162,7 +3477,7 @@
           <w:b/>
           <w:sz w:val="28"/>
         </w:rPr>
-        <w:t>Grid</w:t>
+        <w:t>Architecture</w:t>
       </w:r>
     </w:p>
     <w:p>
@@ -3176,7 +3491,7 @@
           <w:i w:val="0"/>
           <w:sz w:val="22"/>
         </w:rPr>
-        <w:t>Direct editor for interconnection voltage, import limit, tariffs (incl. TOD), demand/fixed charges and network charges.</w:t>
+        <w:t>Select commercial structure (DISCOM / CAPTIVE / HYBRID / OPEN_ACCESS), tick which assets are in scope (DISCOM-only for DISCOM; Solar/Wind/BESS for Captive; DISCOM+Solar+Wind+BESS for Hybrid/OA), edit commercial parameters filtered by structure/assets, and run Architecture Comparison. Comparison highlights RECOMMENDED only among feasible architectures; DISCOM remains GRID-ONLY BASELINE.</w:t>
       </w:r>
     </w:p>
     <w:p>
@@ -3189,7 +3504,7 @@
           <w:b/>
           <w:sz w:val="28"/>
         </w:rPr>
-        <w:t>Architecture</w:t>
+        <w:t>8760 Simulation</w:t>
       </w:r>
     </w:p>
     <w:p>
@@ -3203,7 +3518,7 @@
           <w:i w:val="0"/>
           <w:sz w:val="22"/>
         </w:rPr>
-        <w:t>Select commercial structure tabs (DISCOM / CAPTIVE / HYBRID / OPEN_ACCESS), edit commercial parameters, and run Architecture Comparison across all four structures. Comparison highlights RECOMMENDED only among feasible architectures; DISCOM remains GRID-ONLY BASELINE and is never auto-recommended when RE/CFE targets miss.</w:t>
+        <w:t>Hourly chart workspace. Choose a clear Time window (Full year overview / One month / One week / One day), pick Month and Day of month when needed, then Show charts for Load/Solar/Wind, BESS charge/discharge/SOC, grid/curtailment and hourly CFE, plus a monthly energy-balance table. A live hint explains what each window displays.</w:t>
       </w:r>
     </w:p>
     <w:p>
@@ -3216,7 +3531,7 @@
           <w:b/>
           <w:sz w:val="28"/>
         </w:rPr>
-        <w:t>Compliance</w:t>
+        <w:t>Energy Ledger</w:t>
       </w:r>
     </w:p>
     <w:p>
@@ -3230,7 +3545,7 @@
           <w:i w:val="0"/>
           <w:sz w:val="22"/>
         </w:rPr>
-        <w:t>Edit RPO/RCO/ESO/RE/CFE targets, applicability and CFE pass mode. After a simulation, shows detailed compliance cards, RE/CFE pass-fail vs targets, and CFE analytics context (min/mean/% hours meeting target).</w:t>
+        <w:t>Audit view of annual and monthly energy flows after a simulation: solar/wind generation split to load / BESS / curtailment; BESS charge by origin; BESS discharge by solar/wind/grid origin; grid→load/BESS; unserved; reconciliation gaps (solar identity, wind identity, load identity, AC balance). Shows config hash. Use this to prove the dispatch balances before presenting economics.</w:t>
       </w:r>
     </w:p>
     <w:p>
@@ -3243,7 +3558,7 @@
           <w:b/>
           <w:sz w:val="28"/>
         </w:rPr>
-        <w:t>8760 Simulation</w:t>
+        <w:t>Optimization</w:t>
       </w:r>
     </w:p>
     <w:p>
@@ -3257,7 +3572,7 @@
           <w:i w:val="0"/>
           <w:sz w:val="22"/>
         </w:rPr>
-        <w:t>Hourly chart workspace. Choose a clear Time window (Full year overview / One month / One week / One day), pick Month and Day of month when needed, then Show charts for Load/Solar/Wind, BESS charge/discharge/SOC, grid/curtailment and hourly CFE, plus a monthly energy-balance table. A live hint explains what each window displays.</w:t>
+        <w:t>Set objective, search mode, capacity bounds and constraint flags, then run staged capacity optimization (each candidate is a full 8,760 evaluation). Shows live progress, top feasible solutions, WHY THIS CONFIGURATION? bullets, nearby alternatives, and optional Marginal Capacity Steps.</w:t>
       </w:r>
     </w:p>
     <w:p>
@@ -3270,7 +3585,7 @@
           <w:b/>
           <w:sz w:val="28"/>
         </w:rPr>
-        <w:t>Energy Ledger</w:t>
+        <w:t>Scenarios</w:t>
       </w:r>
     </w:p>
     <w:p>
@@ -3284,7 +3599,7 @@
           <w:i w:val="0"/>
           <w:sz w:val="22"/>
         </w:rPr>
-        <w:t>Audit view of annual and monthly energy flows after a simulation: solar/wind generation split to load / BESS / curtailment; BESS charge by origin; BESS discharge by solar/wind/grid origin; grid→load/BESS; unserved; reconciliation gaps (solar identity, wind identity, load identity, AC balance). Shows config hash. Use this to prove the dispatch balances before presenting economics.</w:t>
+        <w:t>Save the current inputs as a named scenario; load, run, or delete scenarios. Default scenarios are seeded for DISCOM 90% RE, Captive 95% RE, Hybrid 95% RE / 99% CFE, OA 99% RE / 100% CFE.</w:t>
       </w:r>
     </w:p>
     <w:p>
@@ -3297,7 +3612,7 @@
           <w:b/>
           <w:sz w:val="28"/>
         </w:rPr>
-        <w:t>Optimization</w:t>
+        <w:t>Sensitivity</w:t>
       </w:r>
     </w:p>
     <w:p>
@@ -3311,7 +3626,7 @@
           <w:i w:val="0"/>
           <w:sz w:val="22"/>
         </w:rPr>
-        <w:t>Set objective, search mode, capacity bounds and constraint flags, then run staged capacity optimization (each candidate is a full 8,760 evaluation). Shows live progress, top feasible solutions, WHY THIS CONFIGURATION? bullets, nearby alternatives, and optional Marginal Capacity Steps.</w:t>
+        <w:t>Runs ±20% tornado analysis on key cost/capacity drivers and a two-variable matrix (solar × BESS energy).</w:t>
       </w:r>
     </w:p>
     <w:p>
@@ -3324,7 +3639,7 @@
           <w:b/>
           <w:sz w:val="28"/>
         </w:rPr>
-        <w:t>Scenarios</w:t>
+        <w:t>Economics</w:t>
       </w:r>
     </w:p>
     <w:p>
@@ -3338,7 +3653,7 @@
           <w:i w:val="0"/>
           <w:sz w:val="22"/>
         </w:rPr>
-        <w:t>Save the current inputs as a named scenario; load, run, or delete scenarios. Default scenarios are seeded for DISCOM 90% RE, Captive 95% RE, Hybrid 95% RE / 99% CFE, OA 99% RE / 100% CFE.</w:t>
+        <w:t>TOTAL COST OF DELIVERED ENERGY ₹/kWh, annual cost, CAPEX, NPV/IRR/payback; GRID-ONLY BASELINE (DISCOM) panel; Incremental vs DISCOM panel (Δ CAPEX, Δ OPEX Y1, incremental NPV/IRR/payback); cost breakdown chart.</w:t>
       </w:r>
     </w:p>
     <w:p>
@@ -3351,7 +3666,7 @@
           <w:b/>
           <w:sz w:val="28"/>
         </w:rPr>
-        <w:t>Sensitivity</w:t>
+        <w:t>Reports</w:t>
       </w:r>
     </w:p>
     <w:p>
@@ -3365,7 +3680,7 @@
           <w:i w:val="0"/>
           <w:sz w:val="22"/>
         </w:rPr>
-        <w:t>Runs ±20% tornado analysis on key cost/capacity drivers and a two-variable matrix (solar × BESS energy).</w:t>
+        <w:t>Export Excel workbook (incl. Energy Ledger, Feasibility, Data Quality, CFE Analytics, incremental economics), PDF executive report (feasibility + binding constraints + DISCOM baseline), or Backup Project (.pto.zip).</w:t>
       </w:r>
     </w:p>
     <w:p>
@@ -3378,7 +3693,7 @@
           <w:b/>
           <w:sz w:val="28"/>
         </w:rPr>
-        <w:t>Economics</w:t>
+        <w:t>Assumptions</w:t>
       </w:r>
     </w:p>
     <w:p>
@@ -3392,7 +3707,7 @@
           <w:i w:val="0"/>
           <w:sz w:val="22"/>
         </w:rPr>
-        <w:t>TOTAL COST OF DELIVERED ENERGY ₹/kWh, annual cost, CAPEX, NPV/IRR/payback; GRID-ONLY BASELINE (DISCOM) panel; Incremental vs DISCOM panel (Δ CAPEX, Δ OPEX Y1, incremental NPV/IRR/payback); cost breakdown chart.</w:t>
+        <w:t>Searchable/filterable register of every parameter with value, unit, source and description.</w:t>
       </w:r>
     </w:p>
     <w:p>
@@ -3405,7 +3720,7 @@
           <w:b/>
           <w:sz w:val="28"/>
         </w:rPr>
-        <w:t>Reports</w:t>
+        <w:t>Methodology</w:t>
       </w:r>
     </w:p>
     <w:p>
@@ -3419,7 +3734,7 @@
           <w:i w:val="0"/>
           <w:sz w:val="22"/>
         </w:rPr>
-        <w:t>Export Excel workbook (incl. Energy Ledger, Feasibility, Data Quality, CFE Analytics, incremental economics), PDF executive report (feasibility + binding constraints + DISCOM baseline), or a project backup package.</w:t>
+        <w:t>In-app Model 2.0 summary: synthetic vs PROJECT DATA profiles, power balance, SOC/origin tracking, RE%/CFE, feasibility/recommendation rules, incremental economics, optimization stages. The User Guide Section 17A expands every formula in detail.</w:t>
       </w:r>
     </w:p>
     <w:p>
@@ -3432,7 +3747,7 @@
           <w:b/>
           <w:sz w:val="28"/>
         </w:rPr>
-        <w:t>Assumptions</w:t>
+        <w:t>Settings</w:t>
       </w:r>
     </w:p>
     <w:p>
@@ -3446,20 +3761,25 @@
           <w:i w:val="0"/>
           <w:sz w:val="22"/>
         </w:rPr>
-        <w:t>Searchable/filterable register of every parameter with value, unit, source and description.</w:t>
-      </w:r>
-    </w:p>
-    <w:p>
-      <w:pPr>
-        <w:pStyle w:val="Heading2"/>
+        <w:t>Share &amp; access card shows This laptop URL and Network URLs for LAN colleagues (with Copy). Also displays application settings (currency, theme, model version, runtime). Core equations are not editable here.</w:t>
+      </w:r>
+    </w:p>
+    <w:p>
+      <w:r>
+        <w:br w:type="page"/>
+      </w:r>
+    </w:p>
+    <w:p>
+      <w:pPr>
+        <w:pStyle w:val="Heading1"/>
       </w:pPr>
       <w:r>
         <w:rPr>
           <w:rFonts w:ascii="Calibri" w:hAnsi="Calibri" w:eastAsia="Calibri"/>
           <w:b/>
-          <w:sz w:val="28"/>
-        </w:rPr>
-        <w:t>Methodology</w:t>
+          <w:sz w:val="36"/>
+        </w:rPr>
+        <w:t>8. Project Setup Wizard — Step by Step</w:t>
       </w:r>
     </w:p>
     <w:p>
@@ -3473,7 +3793,7 @@
           <w:i w:val="0"/>
           <w:sz w:val="22"/>
         </w:rPr>
-        <w:t>In-app Model 2.0 summary: synthetic vs PROJECT DATA profiles, power balance, SOC/origin tracking, RE%/CFE, feasibility/recommendation rules, incremental economics, optimization stages. The User Guide Section 17A expands every formula in detail.</w:t>
+        <w:t>Open Project Setup. A progress bar and step chips show where you are. The middle asset steps (Solar / Wind / BESS / Grid) appear only when those assets are selected under Architecture. Always click Save Section (or Next, which also saves) before leaving a step if you changed values. Use top-bar Save Project when you want a portable .pto.zip on disk.</w:t>
       </w:r>
     </w:p>
     <w:p>
@@ -3486,7 +3806,7 @@
           <w:b/>
           <w:sz w:val="28"/>
         </w:rPr>
-        <w:t>Settings</w:t>
+        <w:t>1. General</w:t>
       </w:r>
     </w:p>
     <w:p>
@@ -3500,25 +3820,20 @@
           <w:i w:val="0"/>
           <w:sz w:val="22"/>
         </w:rPr>
-        <w:t>Share &amp; access card shows This laptop URL and Network URLs for LAN colleagues (with Copy). Also displays application settings (currency, theme, model version, runtime). Core equations are not editable here.</w:t>
-      </w:r>
-    </w:p>
-    <w:p>
-      <w:r>
-        <w:br w:type="page"/>
-      </w:r>
-    </w:p>
-    <w:p>
-      <w:pPr>
-        <w:pStyle w:val="Heading1"/>
+        <w:t>Project name, location label, currency, model hours (8760), calendar year, random seed, notes.</w:t>
+      </w:r>
+    </w:p>
+    <w:p>
+      <w:pPr>
+        <w:pStyle w:val="Heading2"/>
       </w:pPr>
       <w:r>
         <w:rPr>
           <w:rFonts w:ascii="Calibri" w:hAnsi="Calibri" w:eastAsia="Calibri"/>
           <w:b/>
-          <w:sz w:val="36"/>
-        </w:rPr>
-        <w:t>8. Project Setup Wizard — Step by Step</w:t>
+          <w:sz w:val="28"/>
+        </w:rPr>
+        <w:t>2. Data Centre</w:t>
       </w:r>
     </w:p>
     <w:p>
@@ -3532,7 +3847,7 @@
           <w:i w:val="0"/>
           <w:sz w:val="22"/>
         </w:rPr>
-        <w:t>Open Project Setup. A progress bar and step chips show where you are. Always click Save Section (or Next, which also saves) before leaving a step if you changed values.</w:t>
+        <w:t>Facility name, IT capacity (MW), grid connection kV (concept note: 220 kV), designated-consumer status.</w:t>
       </w:r>
     </w:p>
     <w:p>
@@ -3545,7 +3860,7 @@
           <w:b/>
           <w:sz w:val="28"/>
         </w:rPr>
-        <w:t>1. General</w:t>
+        <w:t>3. Load</w:t>
       </w:r>
     </w:p>
     <w:p>
@@ -3559,7 +3874,7 @@
           <w:i w:val="0"/>
           <w:sz w:val="22"/>
         </w:rPr>
-        <w:t>Project name, location label, currency, model hours (8760), calendar year, random seed, notes.</w:t>
+        <w:t>profile_source (SYNTHETIC | PROJECT DATA), peak load, load factor, load model type, weekday/weekend multipliers, month and hour multipliers. If PROJECT DATA, import the CSV under Profiles before simulating.</w:t>
       </w:r>
     </w:p>
     <w:p>
@@ -3572,7 +3887,7 @@
           <w:b/>
           <w:sz w:val="28"/>
         </w:rPr>
-        <w:t>2. Data Centre</w:t>
+        <w:t>4–7. Asset steps (conditional)</w:t>
       </w:r>
     </w:p>
     <w:p>
@@ -3586,7 +3901,7 @@
           <w:i w:val="0"/>
           <w:sz w:val="22"/>
         </w:rPr>
-        <w:t>Facility name, IT capacity (MW), grid connection kV (concept note: 220 kV), designated-consumer status.</w:t>
+        <w:t>Solar / Wind / BESS / Grid editors appear according to Architecture asset checkboxes. DISCOM structure shows Grid (DISCOM) only; Captive shows Solar/Wind/BESS; Hybrid and Open Access can show all four.</w:t>
       </w:r>
     </w:p>
     <w:p>
@@ -3599,7 +3914,7 @@
           <w:b/>
           <w:sz w:val="28"/>
         </w:rPr>
-        <w:t>3. Load</w:t>
+        <w:t>Commercial / Architecture</w:t>
       </w:r>
     </w:p>
     <w:p>
@@ -3613,7 +3928,7 @@
           <w:i w:val="0"/>
           <w:sz w:val="22"/>
         </w:rPr>
-        <w:t>profile_source (SYNTHETIC | PROJECT DATA), peak load, load factor, load model type, weekday/weekend multipliers, month and hour multipliers. If PROJECT DATA, import the CSV under Profiles before simulating.</w:t>
+        <w:t>Structure selection, include_* asset flags, and structure-specific ownership/price/network flags (network charge sections appear per selected asset when each apply_network_charges_to_* flag is True).</w:t>
       </w:r>
     </w:p>
     <w:p>
@@ -3626,7 +3941,7 @@
           <w:b/>
           <w:sz w:val="28"/>
         </w:rPr>
-        <w:t>4. Solar</w:t>
+        <w:t>Compliance</w:t>
       </w:r>
     </w:p>
     <w:p>
@@ -3640,7 +3955,7 @@
           <w:i w:val="0"/>
           <w:sz w:val="22"/>
         </w:rPr>
-        <w:t>profile_source, capacity, CF, sunrise/sunset/peak hour, variability, degradation, life, CAPEX/OPEX, energy cost, seasonal factors.</w:t>
+        <w:t>RPO/RCO/ESO applicability and targets, Annual RE and Hourly CFE targets and pass mode (drives feasibility). This is the only place to edit compliance inputs (removed from the Analysis nav).</w:t>
       </w:r>
     </w:p>
     <w:p>
@@ -3653,7 +3968,7 @@
           <w:b/>
           <w:sz w:val="28"/>
         </w:rPr>
-        <w:t>5. Wind</w:t>
+        <w:t>Financial</w:t>
       </w:r>
     </w:p>
     <w:p>
@@ -3667,7 +3982,7 @@
           <w:i w:val="0"/>
           <w:sz w:val="22"/>
         </w:rPr>
-        <w:t>profile_source, capacity, CF, variability, degradation, life, CAPEX/OPEX, energy cost, monthly factors.</w:t>
+        <w:t>Project life, discount rate, inflation, escalations, residual value, optional financing flags, and Additional costs (named annual ₹ line items included in Year-1 cost, ₹/kWh and cashflows).</w:t>
       </w:r>
     </w:p>
     <w:p>
@@ -3680,142 +3995,7 @@
           <w:b/>
           <w:sz w:val="28"/>
         </w:rPr>
-        <w:t>6. BESS</w:t>
-      </w:r>
-    </w:p>
-    <w:p>
-      <w:pPr>
-        <w:spacing w:after="120"/>
-      </w:pPr>
-      <w:r>
-        <w:rPr>
-          <w:rFonts w:ascii="Calibri" w:hAnsi="Calibri" w:eastAsia="Calibri"/>
-          <w:b w:val="0"/>
-          <w:i w:val="0"/>
-          <w:sz w:val="22"/>
-        </w:rPr>
-        <w:t>Power/energy, SOC window, efficiencies, charge/discharge limits, degradation, CAPEX/OPEX, replacement, grid-charge flag.</w:t>
-      </w:r>
-    </w:p>
-    <w:p>
-      <w:pPr>
-        <w:pStyle w:val="Heading2"/>
-      </w:pPr>
-      <w:r>
-        <w:rPr>
-          <w:rFonts w:ascii="Calibri" w:hAnsi="Calibri" w:eastAsia="Calibri"/>
-          <w:b/>
-          <w:sz w:val="28"/>
-        </w:rPr>
-        <w:t>7. Grid</w:t>
-      </w:r>
-    </w:p>
-    <w:p>
-      <w:pPr>
-        <w:spacing w:after="120"/>
-      </w:pPr>
-      <w:r>
-        <w:rPr>
-          <w:rFonts w:ascii="Calibri" w:hAnsi="Calibri" w:eastAsia="Calibri"/>
-          <w:b w:val="0"/>
-          <w:i w:val="0"/>
-          <w:sz w:val="22"/>
-        </w:rPr>
-        <w:t>Voltage, max import, energy/TOD tariffs, demand/fixed/network charges, losses, availability, escalation.</w:t>
-      </w:r>
-    </w:p>
-    <w:p>
-      <w:pPr>
-        <w:pStyle w:val="Heading2"/>
-      </w:pPr>
-      <w:r>
-        <w:rPr>
-          <w:rFonts w:ascii="Calibri" w:hAnsi="Calibri" w:eastAsia="Calibri"/>
-          <w:b/>
-          <w:sz w:val="28"/>
-        </w:rPr>
-        <w:t>8. Commercial</w:t>
-      </w:r>
-    </w:p>
-    <w:p>
-      <w:pPr>
-        <w:spacing w:after="120"/>
-      </w:pPr>
-      <w:r>
-        <w:rPr>
-          <w:rFonts w:ascii="Calibri" w:hAnsi="Calibri" w:eastAsia="Calibri"/>
-          <w:b w:val="0"/>
-          <w:i w:val="0"/>
-          <w:sz w:val="22"/>
-        </w:rPr>
-        <w:t>Structure selection and structure-specific ownership/price/network flags.</w:t>
-      </w:r>
-    </w:p>
-    <w:p>
-      <w:pPr>
-        <w:pStyle w:val="Heading2"/>
-      </w:pPr>
-      <w:r>
-        <w:rPr>
-          <w:rFonts w:ascii="Calibri" w:hAnsi="Calibri" w:eastAsia="Calibri"/>
-          <w:b/>
-          <w:sz w:val="28"/>
-        </w:rPr>
-        <w:t>9. Compliance</w:t>
-      </w:r>
-    </w:p>
-    <w:p>
-      <w:pPr>
-        <w:spacing w:after="120"/>
-      </w:pPr>
-      <w:r>
-        <w:rPr>
-          <w:rFonts w:ascii="Calibri" w:hAnsi="Calibri" w:eastAsia="Calibri"/>
-          <w:b w:val="0"/>
-          <w:i w:val="0"/>
-          <w:sz w:val="22"/>
-        </w:rPr>
-        <w:t>RPO/RCO/ESO applicability and targets, RE and CFE targets and pass mode (drives feasibility).</w:t>
-      </w:r>
-    </w:p>
-    <w:p>
-      <w:pPr>
-        <w:pStyle w:val="Heading2"/>
-      </w:pPr>
-      <w:r>
-        <w:rPr>
-          <w:rFonts w:ascii="Calibri" w:hAnsi="Calibri" w:eastAsia="Calibri"/>
-          <w:b/>
-          <w:sz w:val="28"/>
-        </w:rPr>
-        <w:t>10. Financial</w:t>
-      </w:r>
-    </w:p>
-    <w:p>
-      <w:pPr>
-        <w:spacing w:after="120"/>
-      </w:pPr>
-      <w:r>
-        <w:rPr>
-          <w:rFonts w:ascii="Calibri" w:hAnsi="Calibri" w:eastAsia="Calibri"/>
-          <w:b w:val="0"/>
-          <w:i w:val="0"/>
-          <w:sz w:val="22"/>
-        </w:rPr>
-        <w:t>Project life, discount rate, inflation, escalations, residual value, optional financing flags.</w:t>
-      </w:r>
-    </w:p>
-    <w:p>
-      <w:pPr>
-        <w:pStyle w:val="Heading2"/>
-      </w:pPr>
-      <w:r>
-        <w:rPr>
-          <w:rFonts w:ascii="Calibri" w:hAnsi="Calibri" w:eastAsia="Calibri"/>
-          <w:b/>
-          <w:sz w:val="28"/>
-        </w:rPr>
-        <w:t>11. Optimization</w:t>
+        <w:t>Optimization</w:t>
       </w:r>
     </w:p>
     <w:p>
@@ -4464,7 +4644,160 @@
                 <w:b w:val="0"/>
                 <w:sz w:val="18"/>
               </w:rPr>
-              <w:t>Label year for timestamps. Not a leap year.</w:t>
+              <w:t>Study year shown as 01 Jan – 31 Dec in the top bar. Choose any year 2020–2100. The hourly engine still runs 8,760 non-leap hours (29 Feb is not modelled).</w:t>
+            </w:r>
+          </w:p>
+        </w:tc>
+      </w:tr>
+      <w:tr>
+        <w:tc>
+          <w:tcPr>
+            <w:tcW w:type="dxa" w:w="2304"/>
+          </w:tcPr>
+          <w:p>
+            <w:r>
+              <w:rPr>
+                <w:rFonts w:ascii="Calibri" w:hAnsi="Calibri" w:eastAsia="Calibri"/>
+                <w:b w:val="0"/>
+                <w:sz w:val="18"/>
+              </w:rPr>
+              <w:t>re curtailment scope</w:t>
+            </w:r>
+          </w:p>
+        </w:tc>
+        <w:tc>
+          <w:tcPr>
+            <w:tcW w:type="dxa" w:w="1584"/>
+          </w:tcPr>
+          <w:p>
+            <w:r>
+              <w:rPr>
+                <w:rFonts w:ascii="Calibri" w:hAnsi="Calibri" w:eastAsia="Calibri"/>
+                <w:b w:val="0"/>
+                <w:sz w:val="18"/>
+              </w:rPr>
+              <w:t>Solar + Wind</w:t>
+            </w:r>
+          </w:p>
+        </w:tc>
+        <w:tc>
+          <w:tcPr>
+            <w:tcW w:type="dxa" w:w="1008"/>
+          </w:tcPr>
+          <w:p>
+            <w:r>
+              <w:rPr>
+                <w:rFonts w:ascii="Calibri" w:hAnsi="Calibri" w:eastAsia="Calibri"/>
+                <w:b w:val="0"/>
+                <w:sz w:val="18"/>
+              </w:rPr>
+            </w:r>
+          </w:p>
+        </w:tc>
+        <w:tc>
+          <w:tcPr>
+            <w:tcW w:type="dxa" w:w="1872"/>
+          </w:tcPr>
+          <w:p>
+            <w:r>
+              <w:rPr>
+                <w:rFonts w:ascii="Calibri" w:hAnsi="Calibri" w:eastAsia="Calibri"/>
+                <w:b w:val="0"/>
+                <w:sz w:val="18"/>
+              </w:rPr>
+              <w:t>DEFAULT_ASSUMPTION</w:t>
+            </w:r>
+          </w:p>
+        </w:tc>
+        <w:tc>
+          <w:tcPr>
+            <w:tcW w:type="dxa" w:w="4032"/>
+          </w:tcPr>
+          <w:p>
+            <w:r>
+              <w:rPr>
+                <w:rFonts w:ascii="Calibri" w:hAnsi="Calibri" w:eastAsia="Calibri"/>
+                <w:b w:val="0"/>
+                <w:sz w:val="18"/>
+              </w:rPr>
+              <w:t>Which renewable generation the curtailment % applies to: Solar only, Wind only, or Solar + Wind.</w:t>
+            </w:r>
+          </w:p>
+        </w:tc>
+      </w:tr>
+      <w:tr>
+        <w:tc>
+          <w:tcPr>
+            <w:tcW w:type="dxa" w:w="2304"/>
+          </w:tcPr>
+          <w:p>
+            <w:r>
+              <w:rPr>
+                <w:rFonts w:ascii="Calibri" w:hAnsi="Calibri" w:eastAsia="Calibri"/>
+                <w:b w:val="0"/>
+                <w:sz w:val="18"/>
+              </w:rPr>
+              <w:t>re curtailment pct</w:t>
+            </w:r>
+          </w:p>
+        </w:tc>
+        <w:tc>
+          <w:tcPr>
+            <w:tcW w:type="dxa" w:w="1584"/>
+          </w:tcPr>
+          <w:p>
+            <w:r>
+              <w:rPr>
+                <w:rFonts w:ascii="Calibri" w:hAnsi="Calibri" w:eastAsia="Calibri"/>
+                <w:b w:val="0"/>
+                <w:sz w:val="18"/>
+              </w:rPr>
+              <w:t>0.0</w:t>
+            </w:r>
+          </w:p>
+        </w:tc>
+        <w:tc>
+          <w:tcPr>
+            <w:tcW w:type="dxa" w:w="1008"/>
+          </w:tcPr>
+          <w:p>
+            <w:r>
+              <w:rPr>
+                <w:rFonts w:ascii="Calibri" w:hAnsi="Calibri" w:eastAsia="Calibri"/>
+                <w:b w:val="0"/>
+                <w:sz w:val="18"/>
+              </w:rPr>
+              <w:t>% of RE</w:t>
+            </w:r>
+          </w:p>
+        </w:tc>
+        <w:tc>
+          <w:tcPr>
+            <w:tcW w:type="dxa" w:w="1872"/>
+          </w:tcPr>
+          <w:p>
+            <w:r>
+              <w:rPr>
+                <w:rFonts w:ascii="Calibri" w:hAnsi="Calibri" w:eastAsia="Calibri"/>
+                <w:b w:val="0"/>
+                <w:sz w:val="18"/>
+              </w:rPr>
+              <w:t>DEFAULT_ASSUMPTION</w:t>
+            </w:r>
+          </w:p>
+        </w:tc>
+        <w:tc>
+          <w:tcPr>
+            <w:tcW w:type="dxa" w:w="4032"/>
+          </w:tcPr>
+          <w:p>
+            <w:r>
+              <w:rPr>
+                <w:rFonts w:ascii="Calibri" w:hAnsi="Calibri" w:eastAsia="Calibri"/>
+                <w:b w:val="0"/>
+                <w:sz w:val="18"/>
+              </w:rPr>
+              <w:t>Assumed / forced curtailment as a percentage of the selected RE scope (see RE curtailment scope). That share is removed before serving load or charging BESS. Additional curtailment can still occur if leftover RE cannot be absorbed. Editable input — not only a calculated KPI.</w:t>
             </w:r>
           </w:p>
         </w:tc>
@@ -9837,7 +10170,7 @@
                 <w:b w:val="0"/>
                 <w:sz w:val="18"/>
               </w:rPr>
-              <w:t>seasonal 1</w:t>
+              <w:t>seasonal winter</w:t>
             </w:r>
           </w:p>
         </w:tc>
@@ -9852,7 +10185,7 @@
                 <w:b w:val="0"/>
                 <w:sz w:val="18"/>
               </w:rPr>
-              <w:t>0.78</w:t>
+              <w:t>0.8</w:t>
             </w:r>
           </w:p>
         </w:tc>
@@ -9897,7 +10230,7 @@
                 <w:b w:val="0"/>
                 <w:sz w:val="18"/>
               </w:rPr>
-              <w:t>January solar seasonal factor.</w:t>
+              <w:t>Solar seasonal factor for Winter (Dec–Feb).</w:t>
             </w:r>
           </w:p>
         </w:tc>
@@ -9914,7 +10247,7 @@
                 <w:b w:val="0"/>
                 <w:sz w:val="18"/>
               </w:rPr>
-              <w:t>seasonal 2</w:t>
+              <w:t>seasonal summer</w:t>
             </w:r>
           </w:p>
         </w:tc>
@@ -9929,7 +10262,7 @@
                 <w:b w:val="0"/>
                 <w:sz w:val="18"/>
               </w:rPr>
-              <w:t>0.88</w:t>
+              <w:t>1.11</w:t>
             </w:r>
           </w:p>
         </w:tc>
@@ -9974,7 +10307,7 @@
                 <w:b w:val="0"/>
                 <w:sz w:val="18"/>
               </w:rPr>
-              <w:t>February solar seasonal factor.</w:t>
+              <w:t>Solar seasonal factor for Summer (Mar–May).</w:t>
             </w:r>
           </w:p>
         </w:tc>
@@ -9991,7 +10324,7 @@
                 <w:b w:val="0"/>
                 <w:sz w:val="18"/>
               </w:rPr>
-              <w:t>seasonal 3</w:t>
+              <w:t>seasonal monsoon</w:t>
             </w:r>
           </w:p>
         </w:tc>
@@ -10006,7 +10339,7 @@
                 <w:b w:val="0"/>
                 <w:sz w:val="18"/>
               </w:rPr>
-              <w:t>1.02</w:t>
+              <w:t>0.96</w:t>
             </w:r>
           </w:p>
         </w:tc>
@@ -10051,7 +10384,7 @@
                 <w:b w:val="0"/>
                 <w:sz w:val="18"/>
               </w:rPr>
-              <w:t>March solar seasonal factor.</w:t>
+              <w:t>Solar seasonal factor for Monsoon (Jun–Sep).</w:t>
             </w:r>
           </w:p>
         </w:tc>
@@ -10068,7 +10401,7 @@
                 <w:b w:val="0"/>
                 <w:sz w:val="18"/>
               </w:rPr>
-              <w:t>seasonal 4</w:t>
+              <w:t>seasonal post monsoon</w:t>
             </w:r>
           </w:p>
         </w:tc>
@@ -10083,7 +10416,7 @@
                 <w:b w:val="0"/>
                 <w:sz w:val="18"/>
               </w:rPr>
-              <w:t>1.12</w:t>
+              <w:t>0.98</w:t>
             </w:r>
           </w:p>
         </w:tc>
@@ -10128,623 +10461,7 @@
                 <w:b w:val="0"/>
                 <w:sz w:val="18"/>
               </w:rPr>
-              <w:t>April solar seasonal factor.</w:t>
-            </w:r>
-          </w:p>
-        </w:tc>
-      </w:tr>
-      <w:tr>
-        <w:tc>
-          <w:tcPr>
-            <w:tcW w:type="dxa" w:w="2304"/>
-          </w:tcPr>
-          <w:p>
-            <w:r>
-              <w:rPr>
-                <w:rFonts w:ascii="Calibri" w:hAnsi="Calibri" w:eastAsia="Calibri"/>
-                <w:b w:val="0"/>
-                <w:sz w:val="18"/>
-              </w:rPr>
-              <w:t>seasonal 5</w:t>
-            </w:r>
-          </w:p>
-        </w:tc>
-        <w:tc>
-          <w:tcPr>
-            <w:tcW w:type="dxa" w:w="1584"/>
-          </w:tcPr>
-          <w:p>
-            <w:r>
-              <w:rPr>
-                <w:rFonts w:ascii="Calibri" w:hAnsi="Calibri" w:eastAsia="Calibri"/>
-                <w:b w:val="0"/>
-                <w:sz w:val="18"/>
-              </w:rPr>
-              <w:t>1.18</w:t>
-            </w:r>
-          </w:p>
-        </w:tc>
-        <w:tc>
-          <w:tcPr>
-            <w:tcW w:type="dxa" w:w="1008"/>
-          </w:tcPr>
-          <w:p>
-            <w:r>
-              <w:rPr>
-                <w:rFonts w:ascii="Calibri" w:hAnsi="Calibri" w:eastAsia="Calibri"/>
-                <w:b w:val="0"/>
-                <w:sz w:val="18"/>
-              </w:rPr>
-              <w:t>x</w:t>
-            </w:r>
-          </w:p>
-        </w:tc>
-        <w:tc>
-          <w:tcPr>
-            <w:tcW w:type="dxa" w:w="1872"/>
-          </w:tcPr>
-          <w:p>
-            <w:r>
-              <w:rPr>
-                <w:rFonts w:ascii="Calibri" w:hAnsi="Calibri" w:eastAsia="Calibri"/>
-                <w:b w:val="0"/>
-                <w:sz w:val="18"/>
-              </w:rPr>
-              <w:t>DEFAULT_ASSUMPTION</w:t>
-            </w:r>
-          </w:p>
-        </w:tc>
-        <w:tc>
-          <w:tcPr>
-            <w:tcW w:type="dxa" w:w="4032"/>
-          </w:tcPr>
-          <w:p>
-            <w:r>
-              <w:rPr>
-                <w:rFonts w:ascii="Calibri" w:hAnsi="Calibri" w:eastAsia="Calibri"/>
-                <w:b w:val="0"/>
-                <w:sz w:val="18"/>
-              </w:rPr>
-              <w:t>May solar seasonal factor.</w:t>
-            </w:r>
-          </w:p>
-        </w:tc>
-      </w:tr>
-      <w:tr>
-        <w:tc>
-          <w:tcPr>
-            <w:tcW w:type="dxa" w:w="2304"/>
-          </w:tcPr>
-          <w:p>
-            <w:r>
-              <w:rPr>
-                <w:rFonts w:ascii="Calibri" w:hAnsi="Calibri" w:eastAsia="Calibri"/>
-                <w:b w:val="0"/>
-                <w:sz w:val="18"/>
-              </w:rPr>
-              <w:t>seasonal 6</w:t>
-            </w:r>
-          </w:p>
-        </w:tc>
-        <w:tc>
-          <w:tcPr>
-            <w:tcW w:type="dxa" w:w="1584"/>
-          </w:tcPr>
-          <w:p>
-            <w:r>
-              <w:rPr>
-                <w:rFonts w:ascii="Calibri" w:hAnsi="Calibri" w:eastAsia="Calibri"/>
-                <w:b w:val="0"/>
-                <w:sz w:val="18"/>
-              </w:rPr>
-              <w:t>1.05</w:t>
-            </w:r>
-          </w:p>
-        </w:tc>
-        <w:tc>
-          <w:tcPr>
-            <w:tcW w:type="dxa" w:w="1008"/>
-          </w:tcPr>
-          <w:p>
-            <w:r>
-              <w:rPr>
-                <w:rFonts w:ascii="Calibri" w:hAnsi="Calibri" w:eastAsia="Calibri"/>
-                <w:b w:val="0"/>
-                <w:sz w:val="18"/>
-              </w:rPr>
-              <w:t>x</w:t>
-            </w:r>
-          </w:p>
-        </w:tc>
-        <w:tc>
-          <w:tcPr>
-            <w:tcW w:type="dxa" w:w="1872"/>
-          </w:tcPr>
-          <w:p>
-            <w:r>
-              <w:rPr>
-                <w:rFonts w:ascii="Calibri" w:hAnsi="Calibri" w:eastAsia="Calibri"/>
-                <w:b w:val="0"/>
-                <w:sz w:val="18"/>
-              </w:rPr>
-              <w:t>DEFAULT_ASSUMPTION</w:t>
-            </w:r>
-          </w:p>
-        </w:tc>
-        <w:tc>
-          <w:tcPr>
-            <w:tcW w:type="dxa" w:w="4032"/>
-          </w:tcPr>
-          <w:p>
-            <w:r>
-              <w:rPr>
-                <w:rFonts w:ascii="Calibri" w:hAnsi="Calibri" w:eastAsia="Calibri"/>
-                <w:b w:val="0"/>
-                <w:sz w:val="18"/>
-              </w:rPr>
-              <w:t>June solar seasonal factor.</w:t>
-            </w:r>
-          </w:p>
-        </w:tc>
-      </w:tr>
-      <w:tr>
-        <w:tc>
-          <w:tcPr>
-            <w:tcW w:type="dxa" w:w="2304"/>
-          </w:tcPr>
-          <w:p>
-            <w:r>
-              <w:rPr>
-                <w:rFonts w:ascii="Calibri" w:hAnsi="Calibri" w:eastAsia="Calibri"/>
-                <w:b w:val="0"/>
-                <w:sz w:val="18"/>
-              </w:rPr>
-              <w:t>seasonal 7</w:t>
-            </w:r>
-          </w:p>
-        </w:tc>
-        <w:tc>
-          <w:tcPr>
-            <w:tcW w:type="dxa" w:w="1584"/>
-          </w:tcPr>
-          <w:p>
-            <w:r>
-              <w:rPr>
-                <w:rFonts w:ascii="Calibri" w:hAnsi="Calibri" w:eastAsia="Calibri"/>
-                <w:b w:val="0"/>
-                <w:sz w:val="18"/>
-              </w:rPr>
-              <w:t>0.92</w:t>
-            </w:r>
-          </w:p>
-        </w:tc>
-        <w:tc>
-          <w:tcPr>
-            <w:tcW w:type="dxa" w:w="1008"/>
-          </w:tcPr>
-          <w:p>
-            <w:r>
-              <w:rPr>
-                <w:rFonts w:ascii="Calibri" w:hAnsi="Calibri" w:eastAsia="Calibri"/>
-                <w:b w:val="0"/>
-                <w:sz w:val="18"/>
-              </w:rPr>
-              <w:t>x</w:t>
-            </w:r>
-          </w:p>
-        </w:tc>
-        <w:tc>
-          <w:tcPr>
-            <w:tcW w:type="dxa" w:w="1872"/>
-          </w:tcPr>
-          <w:p>
-            <w:r>
-              <w:rPr>
-                <w:rFonts w:ascii="Calibri" w:hAnsi="Calibri" w:eastAsia="Calibri"/>
-                <w:b w:val="0"/>
-                <w:sz w:val="18"/>
-              </w:rPr>
-              <w:t>DEFAULT_ASSUMPTION</w:t>
-            </w:r>
-          </w:p>
-        </w:tc>
-        <w:tc>
-          <w:tcPr>
-            <w:tcW w:type="dxa" w:w="4032"/>
-          </w:tcPr>
-          <w:p>
-            <w:r>
-              <w:rPr>
-                <w:rFonts w:ascii="Calibri" w:hAnsi="Calibri" w:eastAsia="Calibri"/>
-                <w:b w:val="0"/>
-                <w:sz w:val="18"/>
-              </w:rPr>
-              <w:t>July solar seasonal factor.</w:t>
-            </w:r>
-          </w:p>
-        </w:tc>
-      </w:tr>
-      <w:tr>
-        <w:tc>
-          <w:tcPr>
-            <w:tcW w:type="dxa" w:w="2304"/>
-          </w:tcPr>
-          <w:p>
-            <w:r>
-              <w:rPr>
-                <w:rFonts w:ascii="Calibri" w:hAnsi="Calibri" w:eastAsia="Calibri"/>
-                <w:b w:val="0"/>
-                <w:sz w:val="18"/>
-              </w:rPr>
-              <w:t>seasonal 8</w:t>
-            </w:r>
-          </w:p>
-        </w:tc>
-        <w:tc>
-          <w:tcPr>
-            <w:tcW w:type="dxa" w:w="1584"/>
-          </w:tcPr>
-          <w:p>
-            <w:r>
-              <w:rPr>
-                <w:rFonts w:ascii="Calibri" w:hAnsi="Calibri" w:eastAsia="Calibri"/>
-                <w:b w:val="0"/>
-                <w:sz w:val="18"/>
-              </w:rPr>
-              <w:t>0.9</w:t>
-            </w:r>
-          </w:p>
-        </w:tc>
-        <w:tc>
-          <w:tcPr>
-            <w:tcW w:type="dxa" w:w="1008"/>
-          </w:tcPr>
-          <w:p>
-            <w:r>
-              <w:rPr>
-                <w:rFonts w:ascii="Calibri" w:hAnsi="Calibri" w:eastAsia="Calibri"/>
-                <w:b w:val="0"/>
-                <w:sz w:val="18"/>
-              </w:rPr>
-              <w:t>x</w:t>
-            </w:r>
-          </w:p>
-        </w:tc>
-        <w:tc>
-          <w:tcPr>
-            <w:tcW w:type="dxa" w:w="1872"/>
-          </w:tcPr>
-          <w:p>
-            <w:r>
-              <w:rPr>
-                <w:rFonts w:ascii="Calibri" w:hAnsi="Calibri" w:eastAsia="Calibri"/>
-                <w:b w:val="0"/>
-                <w:sz w:val="18"/>
-              </w:rPr>
-              <w:t>DEFAULT_ASSUMPTION</w:t>
-            </w:r>
-          </w:p>
-        </w:tc>
-        <w:tc>
-          <w:tcPr>
-            <w:tcW w:type="dxa" w:w="4032"/>
-          </w:tcPr>
-          <w:p>
-            <w:r>
-              <w:rPr>
-                <w:rFonts w:ascii="Calibri" w:hAnsi="Calibri" w:eastAsia="Calibri"/>
-                <w:b w:val="0"/>
-                <w:sz w:val="18"/>
-              </w:rPr>
-              <w:t>August solar seasonal factor.</w:t>
-            </w:r>
-          </w:p>
-        </w:tc>
-      </w:tr>
-      <w:tr>
-        <w:tc>
-          <w:tcPr>
-            <w:tcW w:type="dxa" w:w="2304"/>
-          </w:tcPr>
-          <w:p>
-            <w:r>
-              <w:rPr>
-                <w:rFonts w:ascii="Calibri" w:hAnsi="Calibri" w:eastAsia="Calibri"/>
-                <w:b w:val="0"/>
-                <w:sz w:val="18"/>
-              </w:rPr>
-              <w:t>seasonal 9</w:t>
-            </w:r>
-          </w:p>
-        </w:tc>
-        <w:tc>
-          <w:tcPr>
-            <w:tcW w:type="dxa" w:w="1584"/>
-          </w:tcPr>
-          <w:p>
-            <w:r>
-              <w:rPr>
-                <w:rFonts w:ascii="Calibri" w:hAnsi="Calibri" w:eastAsia="Calibri"/>
-                <w:b w:val="0"/>
-                <w:sz w:val="18"/>
-              </w:rPr>
-              <w:t>0.98</w:t>
-            </w:r>
-          </w:p>
-        </w:tc>
-        <w:tc>
-          <w:tcPr>
-            <w:tcW w:type="dxa" w:w="1008"/>
-          </w:tcPr>
-          <w:p>
-            <w:r>
-              <w:rPr>
-                <w:rFonts w:ascii="Calibri" w:hAnsi="Calibri" w:eastAsia="Calibri"/>
-                <w:b w:val="0"/>
-                <w:sz w:val="18"/>
-              </w:rPr>
-              <w:t>x</w:t>
-            </w:r>
-          </w:p>
-        </w:tc>
-        <w:tc>
-          <w:tcPr>
-            <w:tcW w:type="dxa" w:w="1872"/>
-          </w:tcPr>
-          <w:p>
-            <w:r>
-              <w:rPr>
-                <w:rFonts w:ascii="Calibri" w:hAnsi="Calibri" w:eastAsia="Calibri"/>
-                <w:b w:val="0"/>
-                <w:sz w:val="18"/>
-              </w:rPr>
-              <w:t>DEFAULT_ASSUMPTION</w:t>
-            </w:r>
-          </w:p>
-        </w:tc>
-        <w:tc>
-          <w:tcPr>
-            <w:tcW w:type="dxa" w:w="4032"/>
-          </w:tcPr>
-          <w:p>
-            <w:r>
-              <w:rPr>
-                <w:rFonts w:ascii="Calibri" w:hAnsi="Calibri" w:eastAsia="Calibri"/>
-                <w:b w:val="0"/>
-                <w:sz w:val="18"/>
-              </w:rPr>
-              <w:t>September solar seasonal factor.</w:t>
-            </w:r>
-          </w:p>
-        </w:tc>
-      </w:tr>
-      <w:tr>
-        <w:tc>
-          <w:tcPr>
-            <w:tcW w:type="dxa" w:w="2304"/>
-          </w:tcPr>
-          <w:p>
-            <w:r>
-              <w:rPr>
-                <w:rFonts w:ascii="Calibri" w:hAnsi="Calibri" w:eastAsia="Calibri"/>
-                <w:b w:val="0"/>
-                <w:sz w:val="18"/>
-              </w:rPr>
-              <w:t>seasonal 10</w:t>
-            </w:r>
-          </w:p>
-        </w:tc>
-        <w:tc>
-          <w:tcPr>
-            <w:tcW w:type="dxa" w:w="1584"/>
-          </w:tcPr>
-          <w:p>
-            <w:r>
-              <w:rPr>
-                <w:rFonts w:ascii="Calibri" w:hAnsi="Calibri" w:eastAsia="Calibri"/>
-                <w:b w:val="0"/>
-                <w:sz w:val="18"/>
-              </w:rPr>
-              <w:t>1.05</w:t>
-            </w:r>
-          </w:p>
-        </w:tc>
-        <w:tc>
-          <w:tcPr>
-            <w:tcW w:type="dxa" w:w="1008"/>
-          </w:tcPr>
-          <w:p>
-            <w:r>
-              <w:rPr>
-                <w:rFonts w:ascii="Calibri" w:hAnsi="Calibri" w:eastAsia="Calibri"/>
-                <w:b w:val="0"/>
-                <w:sz w:val="18"/>
-              </w:rPr>
-              <w:t>x</w:t>
-            </w:r>
-          </w:p>
-        </w:tc>
-        <w:tc>
-          <w:tcPr>
-            <w:tcW w:type="dxa" w:w="1872"/>
-          </w:tcPr>
-          <w:p>
-            <w:r>
-              <w:rPr>
-                <w:rFonts w:ascii="Calibri" w:hAnsi="Calibri" w:eastAsia="Calibri"/>
-                <w:b w:val="0"/>
-                <w:sz w:val="18"/>
-              </w:rPr>
-              <w:t>DEFAULT_ASSUMPTION</w:t>
-            </w:r>
-          </w:p>
-        </w:tc>
-        <w:tc>
-          <w:tcPr>
-            <w:tcW w:type="dxa" w:w="4032"/>
-          </w:tcPr>
-          <w:p>
-            <w:r>
-              <w:rPr>
-                <w:rFonts w:ascii="Calibri" w:hAnsi="Calibri" w:eastAsia="Calibri"/>
-                <w:b w:val="0"/>
-                <w:sz w:val="18"/>
-              </w:rPr>
-              <w:t>October solar seasonal factor.</w:t>
-            </w:r>
-          </w:p>
-        </w:tc>
-      </w:tr>
-      <w:tr>
-        <w:tc>
-          <w:tcPr>
-            <w:tcW w:type="dxa" w:w="2304"/>
-          </w:tcPr>
-          <w:p>
-            <w:r>
-              <w:rPr>
-                <w:rFonts w:ascii="Calibri" w:hAnsi="Calibri" w:eastAsia="Calibri"/>
-                <w:b w:val="0"/>
-                <w:sz w:val="18"/>
-              </w:rPr>
-              <w:t>seasonal 11</w:t>
-            </w:r>
-          </w:p>
-        </w:tc>
-        <w:tc>
-          <w:tcPr>
-            <w:tcW w:type="dxa" w:w="1584"/>
-          </w:tcPr>
-          <w:p>
-            <w:r>
-              <w:rPr>
-                <w:rFonts w:ascii="Calibri" w:hAnsi="Calibri" w:eastAsia="Calibri"/>
-                <w:b w:val="0"/>
-                <w:sz w:val="18"/>
-              </w:rPr>
-              <w:t>0.9</w:t>
-            </w:r>
-          </w:p>
-        </w:tc>
-        <w:tc>
-          <w:tcPr>
-            <w:tcW w:type="dxa" w:w="1008"/>
-          </w:tcPr>
-          <w:p>
-            <w:r>
-              <w:rPr>
-                <w:rFonts w:ascii="Calibri" w:hAnsi="Calibri" w:eastAsia="Calibri"/>
-                <w:b w:val="0"/>
-                <w:sz w:val="18"/>
-              </w:rPr>
-              <w:t>x</w:t>
-            </w:r>
-          </w:p>
-        </w:tc>
-        <w:tc>
-          <w:tcPr>
-            <w:tcW w:type="dxa" w:w="1872"/>
-          </w:tcPr>
-          <w:p>
-            <w:r>
-              <w:rPr>
-                <w:rFonts w:ascii="Calibri" w:hAnsi="Calibri" w:eastAsia="Calibri"/>
-                <w:b w:val="0"/>
-                <w:sz w:val="18"/>
-              </w:rPr>
-              <w:t>DEFAULT_ASSUMPTION</w:t>
-            </w:r>
-          </w:p>
-        </w:tc>
-        <w:tc>
-          <w:tcPr>
-            <w:tcW w:type="dxa" w:w="4032"/>
-          </w:tcPr>
-          <w:p>
-            <w:r>
-              <w:rPr>
-                <w:rFonts w:ascii="Calibri" w:hAnsi="Calibri" w:eastAsia="Calibri"/>
-                <w:b w:val="0"/>
-                <w:sz w:val="18"/>
-              </w:rPr>
-              <w:t>November solar seasonal factor.</w:t>
-            </w:r>
-          </w:p>
-        </w:tc>
-      </w:tr>
-      <w:tr>
-        <w:tc>
-          <w:tcPr>
-            <w:tcW w:type="dxa" w:w="2304"/>
-          </w:tcPr>
-          <w:p>
-            <w:r>
-              <w:rPr>
-                <w:rFonts w:ascii="Calibri" w:hAnsi="Calibri" w:eastAsia="Calibri"/>
-                <w:b w:val="0"/>
-                <w:sz w:val="18"/>
-              </w:rPr>
-              <w:t>seasonal 12</w:t>
-            </w:r>
-          </w:p>
-        </w:tc>
-        <w:tc>
-          <w:tcPr>
-            <w:tcW w:type="dxa" w:w="1584"/>
-          </w:tcPr>
-          <w:p>
-            <w:r>
-              <w:rPr>
-                <w:rFonts w:ascii="Calibri" w:hAnsi="Calibri" w:eastAsia="Calibri"/>
-                <w:b w:val="0"/>
-                <w:sz w:val="18"/>
-              </w:rPr>
-              <w:t>0.75</w:t>
-            </w:r>
-          </w:p>
-        </w:tc>
-        <w:tc>
-          <w:tcPr>
-            <w:tcW w:type="dxa" w:w="1008"/>
-          </w:tcPr>
-          <w:p>
-            <w:r>
-              <w:rPr>
-                <w:rFonts w:ascii="Calibri" w:hAnsi="Calibri" w:eastAsia="Calibri"/>
-                <w:b w:val="0"/>
-                <w:sz w:val="18"/>
-              </w:rPr>
-              <w:t>x</w:t>
-            </w:r>
-          </w:p>
-        </w:tc>
-        <w:tc>
-          <w:tcPr>
-            <w:tcW w:type="dxa" w:w="1872"/>
-          </w:tcPr>
-          <w:p>
-            <w:r>
-              <w:rPr>
-                <w:rFonts w:ascii="Calibri" w:hAnsi="Calibri" w:eastAsia="Calibri"/>
-                <w:b w:val="0"/>
-                <w:sz w:val="18"/>
-              </w:rPr>
-              <w:t>DEFAULT_ASSUMPTION</w:t>
-            </w:r>
-          </w:p>
-        </w:tc>
-        <w:tc>
-          <w:tcPr>
-            <w:tcW w:type="dxa" w:w="4032"/>
-          </w:tcPr>
-          <w:p>
-            <w:r>
-              <w:rPr>
-                <w:rFonts w:ascii="Calibri" w:hAnsi="Calibri" w:eastAsia="Calibri"/>
-                <w:b w:val="0"/>
-                <w:sz w:val="18"/>
-              </w:rPr>
-              <w:t>December solar seasonal factor.</w:t>
+              <w:t>Solar seasonal factor for Post-monsoon (Oct–Nov).</w:t>
             </w:r>
           </w:p>
         </w:tc>
@@ -10939,7 +10656,7 @@
                 <w:b w:val="0"/>
                 <w:sz w:val="18"/>
               </w:rPr>
-              <w:t>SYNTHETIC = CF/monthly generator. PROJECT DATA = imported 8,760 hourly MW series (optional).</w:t>
+              <w:t>SYNTHETIC = CF/seasonal generator. PROJECT DATA = imported 8,760 hourly MW series (optional).</w:t>
             </w:r>
           </w:p>
         </w:tc>
@@ -11572,7 +11289,7 @@
                 <w:b w:val="0"/>
                 <w:sz w:val="18"/>
               </w:rPr>
-              <w:t>month 1</w:t>
+              <w:t>seasonal winter</w:t>
             </w:r>
           </w:p>
         </w:tc>
@@ -11587,7 +11304,7 @@
                 <w:b w:val="0"/>
                 <w:sz w:val="18"/>
               </w:rPr>
-              <w:t>0.7</w:t>
+              <w:t>0.72</w:t>
             </w:r>
           </w:p>
         </w:tc>
@@ -11632,7 +11349,7 @@
                 <w:b w:val="0"/>
                 <w:sz w:val="18"/>
               </w:rPr>
-              <w:t>January wind monthly factor.</w:t>
+              <w:t>Wind seasonal factor for Winter (Dec–Feb).</w:t>
             </w:r>
           </w:p>
         </w:tc>
@@ -11649,7 +11366,7 @@
                 <w:b w:val="0"/>
                 <w:sz w:val="18"/>
               </w:rPr>
-              <w:t>month 2</w:t>
+              <w:t>seasonal summer</w:t>
             </w:r>
           </w:p>
         </w:tc>
@@ -11664,7 +11381,7 @@
                 <w:b w:val="0"/>
                 <w:sz w:val="18"/>
               </w:rPr>
-              <w:t>0.75</w:t>
+              <w:t>0.95</w:t>
             </w:r>
           </w:p>
         </w:tc>
@@ -11709,7 +11426,7 @@
                 <w:b w:val="0"/>
                 <w:sz w:val="18"/>
               </w:rPr>
-              <w:t>February wind monthly factor.</w:t>
+              <w:t>Wind seasonal factor for Summer (Mar–May).</w:t>
             </w:r>
           </w:p>
         </w:tc>
@@ -11726,7 +11443,7 @@
                 <w:b w:val="0"/>
                 <w:sz w:val="18"/>
               </w:rPr>
-              <w:t>month 3</w:t>
+              <w:t>seasonal monsoon</w:t>
             </w:r>
           </w:p>
         </w:tc>
@@ -11741,7 +11458,7 @@
                 <w:b w:val="0"/>
                 <w:sz w:val="18"/>
               </w:rPr>
-              <w:t>0.82</w:t>
+              <w:t>1.28</w:t>
             </w:r>
           </w:p>
         </w:tc>
@@ -11786,7 +11503,7 @@
                 <w:b w:val="0"/>
                 <w:sz w:val="18"/>
               </w:rPr>
-              <w:t>March wind monthly factor.</w:t>
+              <w:t>Wind seasonal factor for Monsoon (Jun–Sep).</w:t>
             </w:r>
           </w:p>
         </w:tc>
@@ -11803,7 +11520,7 @@
                 <w:b w:val="0"/>
                 <w:sz w:val="18"/>
               </w:rPr>
-              <w:t>month 4</w:t>
+              <w:t>seasonal post monsoon</w:t>
             </w:r>
           </w:p>
         </w:tc>
@@ -11818,7 +11535,7 @@
                 <w:b w:val="0"/>
                 <w:sz w:val="18"/>
               </w:rPr>
-              <w:t>0.92</w:t>
+              <w:t>0.83</w:t>
             </w:r>
           </w:p>
         </w:tc>
@@ -11863,623 +11580,7 @@
                 <w:b w:val="0"/>
                 <w:sz w:val="18"/>
               </w:rPr>
-              <w:t>April wind monthly factor.</w:t>
-            </w:r>
-          </w:p>
-        </w:tc>
-      </w:tr>
-      <w:tr>
-        <w:tc>
-          <w:tcPr>
-            <w:tcW w:type="dxa" w:w="2304"/>
-          </w:tcPr>
-          <w:p>
-            <w:r>
-              <w:rPr>
-                <w:rFonts w:ascii="Calibri" w:hAnsi="Calibri" w:eastAsia="Calibri"/>
-                <w:b w:val="0"/>
-                <w:sz w:val="18"/>
-              </w:rPr>
-              <w:t>month 5</w:t>
-            </w:r>
-          </w:p>
-        </w:tc>
-        <w:tc>
-          <w:tcPr>
-            <w:tcW w:type="dxa" w:w="1584"/>
-          </w:tcPr>
-          <w:p>
-            <w:r>
-              <w:rPr>
-                <w:rFonts w:ascii="Calibri" w:hAnsi="Calibri" w:eastAsia="Calibri"/>
-                <w:b w:val="0"/>
-                <w:sz w:val="18"/>
-              </w:rPr>
-              <w:t>1.1</w:t>
-            </w:r>
-          </w:p>
-        </w:tc>
-        <w:tc>
-          <w:tcPr>
-            <w:tcW w:type="dxa" w:w="1008"/>
-          </w:tcPr>
-          <w:p>
-            <w:r>
-              <w:rPr>
-                <w:rFonts w:ascii="Calibri" w:hAnsi="Calibri" w:eastAsia="Calibri"/>
-                <w:b w:val="0"/>
-                <w:sz w:val="18"/>
-              </w:rPr>
-              <w:t>x</w:t>
-            </w:r>
-          </w:p>
-        </w:tc>
-        <w:tc>
-          <w:tcPr>
-            <w:tcW w:type="dxa" w:w="1872"/>
-          </w:tcPr>
-          <w:p>
-            <w:r>
-              <w:rPr>
-                <w:rFonts w:ascii="Calibri" w:hAnsi="Calibri" w:eastAsia="Calibri"/>
-                <w:b w:val="0"/>
-                <w:sz w:val="18"/>
-              </w:rPr>
-              <w:t>DEFAULT_ASSUMPTION</w:t>
-            </w:r>
-          </w:p>
-        </w:tc>
-        <w:tc>
-          <w:tcPr>
-            <w:tcW w:type="dxa" w:w="4032"/>
-          </w:tcPr>
-          <w:p>
-            <w:r>
-              <w:rPr>
-                <w:rFonts w:ascii="Calibri" w:hAnsi="Calibri" w:eastAsia="Calibri"/>
-                <w:b w:val="0"/>
-                <w:sz w:val="18"/>
-              </w:rPr>
-              <w:t>May wind monthly factor.</w:t>
-            </w:r>
-          </w:p>
-        </w:tc>
-      </w:tr>
-      <w:tr>
-        <w:tc>
-          <w:tcPr>
-            <w:tcW w:type="dxa" w:w="2304"/>
-          </w:tcPr>
-          <w:p>
-            <w:r>
-              <w:rPr>
-                <w:rFonts w:ascii="Calibri" w:hAnsi="Calibri" w:eastAsia="Calibri"/>
-                <w:b w:val="0"/>
-                <w:sz w:val="18"/>
-              </w:rPr>
-              <w:t>month 6</w:t>
-            </w:r>
-          </w:p>
-        </w:tc>
-        <w:tc>
-          <w:tcPr>
-            <w:tcW w:type="dxa" w:w="1584"/>
-          </w:tcPr>
-          <w:p>
-            <w:r>
-              <w:rPr>
-                <w:rFonts w:ascii="Calibri" w:hAnsi="Calibri" w:eastAsia="Calibri"/>
-                <w:b w:val="0"/>
-                <w:sz w:val="18"/>
-              </w:rPr>
-              <w:t>1.35</w:t>
-            </w:r>
-          </w:p>
-        </w:tc>
-        <w:tc>
-          <w:tcPr>
-            <w:tcW w:type="dxa" w:w="1008"/>
-          </w:tcPr>
-          <w:p>
-            <w:r>
-              <w:rPr>
-                <w:rFonts w:ascii="Calibri" w:hAnsi="Calibri" w:eastAsia="Calibri"/>
-                <w:b w:val="0"/>
-                <w:sz w:val="18"/>
-              </w:rPr>
-              <w:t>x</w:t>
-            </w:r>
-          </w:p>
-        </w:tc>
-        <w:tc>
-          <w:tcPr>
-            <w:tcW w:type="dxa" w:w="1872"/>
-          </w:tcPr>
-          <w:p>
-            <w:r>
-              <w:rPr>
-                <w:rFonts w:ascii="Calibri" w:hAnsi="Calibri" w:eastAsia="Calibri"/>
-                <w:b w:val="0"/>
-                <w:sz w:val="18"/>
-              </w:rPr>
-              <w:t>DEFAULT_ASSUMPTION</w:t>
-            </w:r>
-          </w:p>
-        </w:tc>
-        <w:tc>
-          <w:tcPr>
-            <w:tcW w:type="dxa" w:w="4032"/>
-          </w:tcPr>
-          <w:p>
-            <w:r>
-              <w:rPr>
-                <w:rFonts w:ascii="Calibri" w:hAnsi="Calibri" w:eastAsia="Calibri"/>
-                <w:b w:val="0"/>
-                <w:sz w:val="18"/>
-              </w:rPr>
-              <w:t>June wind monthly factor.</w:t>
-            </w:r>
-          </w:p>
-        </w:tc>
-      </w:tr>
-      <w:tr>
-        <w:tc>
-          <w:tcPr>
-            <w:tcW w:type="dxa" w:w="2304"/>
-          </w:tcPr>
-          <w:p>
-            <w:r>
-              <w:rPr>
-                <w:rFonts w:ascii="Calibri" w:hAnsi="Calibri" w:eastAsia="Calibri"/>
-                <w:b w:val="0"/>
-                <w:sz w:val="18"/>
-              </w:rPr>
-              <w:t>month 7</w:t>
-            </w:r>
-          </w:p>
-        </w:tc>
-        <w:tc>
-          <w:tcPr>
-            <w:tcW w:type="dxa" w:w="1584"/>
-          </w:tcPr>
-          <w:p>
-            <w:r>
-              <w:rPr>
-                <w:rFonts w:ascii="Calibri" w:hAnsi="Calibri" w:eastAsia="Calibri"/>
-                <w:b w:val="0"/>
-                <w:sz w:val="18"/>
-              </w:rPr>
-              <w:t>1.45</w:t>
-            </w:r>
-          </w:p>
-        </w:tc>
-        <w:tc>
-          <w:tcPr>
-            <w:tcW w:type="dxa" w:w="1008"/>
-          </w:tcPr>
-          <w:p>
-            <w:r>
-              <w:rPr>
-                <w:rFonts w:ascii="Calibri" w:hAnsi="Calibri" w:eastAsia="Calibri"/>
-                <w:b w:val="0"/>
-                <w:sz w:val="18"/>
-              </w:rPr>
-              <w:t>x</w:t>
-            </w:r>
-          </w:p>
-        </w:tc>
-        <w:tc>
-          <w:tcPr>
-            <w:tcW w:type="dxa" w:w="1872"/>
-          </w:tcPr>
-          <w:p>
-            <w:r>
-              <w:rPr>
-                <w:rFonts w:ascii="Calibri" w:hAnsi="Calibri" w:eastAsia="Calibri"/>
-                <w:b w:val="0"/>
-                <w:sz w:val="18"/>
-              </w:rPr>
-              <w:t>DEFAULT_ASSUMPTION</w:t>
-            </w:r>
-          </w:p>
-        </w:tc>
-        <w:tc>
-          <w:tcPr>
-            <w:tcW w:type="dxa" w:w="4032"/>
-          </w:tcPr>
-          <w:p>
-            <w:r>
-              <w:rPr>
-                <w:rFonts w:ascii="Calibri" w:hAnsi="Calibri" w:eastAsia="Calibri"/>
-                <w:b w:val="0"/>
-                <w:sz w:val="18"/>
-              </w:rPr>
-              <w:t>July wind monthly factor.</w:t>
-            </w:r>
-          </w:p>
-        </w:tc>
-      </w:tr>
-      <w:tr>
-        <w:tc>
-          <w:tcPr>
-            <w:tcW w:type="dxa" w:w="2304"/>
-          </w:tcPr>
-          <w:p>
-            <w:r>
-              <w:rPr>
-                <w:rFonts w:ascii="Calibri" w:hAnsi="Calibri" w:eastAsia="Calibri"/>
-                <w:b w:val="0"/>
-                <w:sz w:val="18"/>
-              </w:rPr>
-              <w:t>month 8</w:t>
-            </w:r>
-          </w:p>
-        </w:tc>
-        <w:tc>
-          <w:tcPr>
-            <w:tcW w:type="dxa" w:w="1584"/>
-          </w:tcPr>
-          <w:p>
-            <w:r>
-              <w:rPr>
-                <w:rFonts w:ascii="Calibri" w:hAnsi="Calibri" w:eastAsia="Calibri"/>
-                <w:b w:val="0"/>
-                <w:sz w:val="18"/>
-              </w:rPr>
-              <w:t>1.25</w:t>
-            </w:r>
-          </w:p>
-        </w:tc>
-        <w:tc>
-          <w:tcPr>
-            <w:tcW w:type="dxa" w:w="1008"/>
-          </w:tcPr>
-          <w:p>
-            <w:r>
-              <w:rPr>
-                <w:rFonts w:ascii="Calibri" w:hAnsi="Calibri" w:eastAsia="Calibri"/>
-                <w:b w:val="0"/>
-                <w:sz w:val="18"/>
-              </w:rPr>
-              <w:t>x</w:t>
-            </w:r>
-          </w:p>
-        </w:tc>
-        <w:tc>
-          <w:tcPr>
-            <w:tcW w:type="dxa" w:w="1872"/>
-          </w:tcPr>
-          <w:p>
-            <w:r>
-              <w:rPr>
-                <w:rFonts w:ascii="Calibri" w:hAnsi="Calibri" w:eastAsia="Calibri"/>
-                <w:b w:val="0"/>
-                <w:sz w:val="18"/>
-              </w:rPr>
-              <w:t>DEFAULT_ASSUMPTION</w:t>
-            </w:r>
-          </w:p>
-        </w:tc>
-        <w:tc>
-          <w:tcPr>
-            <w:tcW w:type="dxa" w:w="4032"/>
-          </w:tcPr>
-          <w:p>
-            <w:r>
-              <w:rPr>
-                <w:rFonts w:ascii="Calibri" w:hAnsi="Calibri" w:eastAsia="Calibri"/>
-                <w:b w:val="0"/>
-                <w:sz w:val="18"/>
-              </w:rPr>
-              <w:t>August wind monthly factor.</w:t>
-            </w:r>
-          </w:p>
-        </w:tc>
-      </w:tr>
-      <w:tr>
-        <w:tc>
-          <w:tcPr>
-            <w:tcW w:type="dxa" w:w="2304"/>
-          </w:tcPr>
-          <w:p>
-            <w:r>
-              <w:rPr>
-                <w:rFonts w:ascii="Calibri" w:hAnsi="Calibri" w:eastAsia="Calibri"/>
-                <w:b w:val="0"/>
-                <w:sz w:val="18"/>
-              </w:rPr>
-              <w:t>month 9</w:t>
-            </w:r>
-          </w:p>
-        </w:tc>
-        <w:tc>
-          <w:tcPr>
-            <w:tcW w:type="dxa" w:w="1584"/>
-          </w:tcPr>
-          <w:p>
-            <w:r>
-              <w:rPr>
-                <w:rFonts w:ascii="Calibri" w:hAnsi="Calibri" w:eastAsia="Calibri"/>
-                <w:b w:val="0"/>
-                <w:sz w:val="18"/>
-              </w:rPr>
-              <w:t>1.05</w:t>
-            </w:r>
-          </w:p>
-        </w:tc>
-        <w:tc>
-          <w:tcPr>
-            <w:tcW w:type="dxa" w:w="1008"/>
-          </w:tcPr>
-          <w:p>
-            <w:r>
-              <w:rPr>
-                <w:rFonts w:ascii="Calibri" w:hAnsi="Calibri" w:eastAsia="Calibri"/>
-                <w:b w:val="0"/>
-                <w:sz w:val="18"/>
-              </w:rPr>
-              <w:t>x</w:t>
-            </w:r>
-          </w:p>
-        </w:tc>
-        <w:tc>
-          <w:tcPr>
-            <w:tcW w:type="dxa" w:w="1872"/>
-          </w:tcPr>
-          <w:p>
-            <w:r>
-              <w:rPr>
-                <w:rFonts w:ascii="Calibri" w:hAnsi="Calibri" w:eastAsia="Calibri"/>
-                <w:b w:val="0"/>
-                <w:sz w:val="18"/>
-              </w:rPr>
-              <w:t>DEFAULT_ASSUMPTION</w:t>
-            </w:r>
-          </w:p>
-        </w:tc>
-        <w:tc>
-          <w:tcPr>
-            <w:tcW w:type="dxa" w:w="4032"/>
-          </w:tcPr>
-          <w:p>
-            <w:r>
-              <w:rPr>
-                <w:rFonts w:ascii="Calibri" w:hAnsi="Calibri" w:eastAsia="Calibri"/>
-                <w:b w:val="0"/>
-                <w:sz w:val="18"/>
-              </w:rPr>
-              <w:t>September wind monthly factor.</w:t>
-            </w:r>
-          </w:p>
-        </w:tc>
-      </w:tr>
-      <w:tr>
-        <w:tc>
-          <w:tcPr>
-            <w:tcW w:type="dxa" w:w="2304"/>
-          </w:tcPr>
-          <w:p>
-            <w:r>
-              <w:rPr>
-                <w:rFonts w:ascii="Calibri" w:hAnsi="Calibri" w:eastAsia="Calibri"/>
-                <w:b w:val="0"/>
-                <w:sz w:val="18"/>
-              </w:rPr>
-              <w:t>month 10</w:t>
-            </w:r>
-          </w:p>
-        </w:tc>
-        <w:tc>
-          <w:tcPr>
-            <w:tcW w:type="dxa" w:w="1584"/>
-          </w:tcPr>
-          <w:p>
-            <w:r>
-              <w:rPr>
-                <w:rFonts w:ascii="Calibri" w:hAnsi="Calibri" w:eastAsia="Calibri"/>
-                <w:b w:val="0"/>
-                <w:sz w:val="18"/>
-              </w:rPr>
-              <w:t>0.88</w:t>
-            </w:r>
-          </w:p>
-        </w:tc>
-        <w:tc>
-          <w:tcPr>
-            <w:tcW w:type="dxa" w:w="1008"/>
-          </w:tcPr>
-          <w:p>
-            <w:r>
-              <w:rPr>
-                <w:rFonts w:ascii="Calibri" w:hAnsi="Calibri" w:eastAsia="Calibri"/>
-                <w:b w:val="0"/>
-                <w:sz w:val="18"/>
-              </w:rPr>
-              <w:t>x</w:t>
-            </w:r>
-          </w:p>
-        </w:tc>
-        <w:tc>
-          <w:tcPr>
-            <w:tcW w:type="dxa" w:w="1872"/>
-          </w:tcPr>
-          <w:p>
-            <w:r>
-              <w:rPr>
-                <w:rFonts w:ascii="Calibri" w:hAnsi="Calibri" w:eastAsia="Calibri"/>
-                <w:b w:val="0"/>
-                <w:sz w:val="18"/>
-              </w:rPr>
-              <w:t>DEFAULT_ASSUMPTION</w:t>
-            </w:r>
-          </w:p>
-        </w:tc>
-        <w:tc>
-          <w:tcPr>
-            <w:tcW w:type="dxa" w:w="4032"/>
-          </w:tcPr>
-          <w:p>
-            <w:r>
-              <w:rPr>
-                <w:rFonts w:ascii="Calibri" w:hAnsi="Calibri" w:eastAsia="Calibri"/>
-                <w:b w:val="0"/>
-                <w:sz w:val="18"/>
-              </w:rPr>
-              <w:t>October wind monthly factor.</w:t>
-            </w:r>
-          </w:p>
-        </w:tc>
-      </w:tr>
-      <w:tr>
-        <w:tc>
-          <w:tcPr>
-            <w:tcW w:type="dxa" w:w="2304"/>
-          </w:tcPr>
-          <w:p>
-            <w:r>
-              <w:rPr>
-                <w:rFonts w:ascii="Calibri" w:hAnsi="Calibri" w:eastAsia="Calibri"/>
-                <w:b w:val="0"/>
-                <w:sz w:val="18"/>
-              </w:rPr>
-              <w:t>month 11</w:t>
-            </w:r>
-          </w:p>
-        </w:tc>
-        <w:tc>
-          <w:tcPr>
-            <w:tcW w:type="dxa" w:w="1584"/>
-          </w:tcPr>
-          <w:p>
-            <w:r>
-              <w:rPr>
-                <w:rFonts w:ascii="Calibri" w:hAnsi="Calibri" w:eastAsia="Calibri"/>
-                <w:b w:val="0"/>
-                <w:sz w:val="18"/>
-              </w:rPr>
-              <w:t>0.78</w:t>
-            </w:r>
-          </w:p>
-        </w:tc>
-        <w:tc>
-          <w:tcPr>
-            <w:tcW w:type="dxa" w:w="1008"/>
-          </w:tcPr>
-          <w:p>
-            <w:r>
-              <w:rPr>
-                <w:rFonts w:ascii="Calibri" w:hAnsi="Calibri" w:eastAsia="Calibri"/>
-                <w:b w:val="0"/>
-                <w:sz w:val="18"/>
-              </w:rPr>
-              <w:t>x</w:t>
-            </w:r>
-          </w:p>
-        </w:tc>
-        <w:tc>
-          <w:tcPr>
-            <w:tcW w:type="dxa" w:w="1872"/>
-          </w:tcPr>
-          <w:p>
-            <w:r>
-              <w:rPr>
-                <w:rFonts w:ascii="Calibri" w:hAnsi="Calibri" w:eastAsia="Calibri"/>
-                <w:b w:val="0"/>
-                <w:sz w:val="18"/>
-              </w:rPr>
-              <w:t>DEFAULT_ASSUMPTION</w:t>
-            </w:r>
-          </w:p>
-        </w:tc>
-        <w:tc>
-          <w:tcPr>
-            <w:tcW w:type="dxa" w:w="4032"/>
-          </w:tcPr>
-          <w:p>
-            <w:r>
-              <w:rPr>
-                <w:rFonts w:ascii="Calibri" w:hAnsi="Calibri" w:eastAsia="Calibri"/>
-                <w:b w:val="0"/>
-                <w:sz w:val="18"/>
-              </w:rPr>
-              <w:t>November wind monthly factor.</w:t>
-            </w:r>
-          </w:p>
-        </w:tc>
-      </w:tr>
-      <w:tr>
-        <w:tc>
-          <w:tcPr>
-            <w:tcW w:type="dxa" w:w="2304"/>
-          </w:tcPr>
-          <w:p>
-            <w:r>
-              <w:rPr>
-                <w:rFonts w:ascii="Calibri" w:hAnsi="Calibri" w:eastAsia="Calibri"/>
-                <w:b w:val="0"/>
-                <w:sz w:val="18"/>
-              </w:rPr>
-              <w:t>month 12</w:t>
-            </w:r>
-          </w:p>
-        </w:tc>
-        <w:tc>
-          <w:tcPr>
-            <w:tcW w:type="dxa" w:w="1584"/>
-          </w:tcPr>
-          <w:p>
-            <w:r>
-              <w:rPr>
-                <w:rFonts w:ascii="Calibri" w:hAnsi="Calibri" w:eastAsia="Calibri"/>
-                <w:b w:val="0"/>
-                <w:sz w:val="18"/>
-              </w:rPr>
-              <w:t>0.72</w:t>
-            </w:r>
-          </w:p>
-        </w:tc>
-        <w:tc>
-          <w:tcPr>
-            <w:tcW w:type="dxa" w:w="1008"/>
-          </w:tcPr>
-          <w:p>
-            <w:r>
-              <w:rPr>
-                <w:rFonts w:ascii="Calibri" w:hAnsi="Calibri" w:eastAsia="Calibri"/>
-                <w:b w:val="0"/>
-                <w:sz w:val="18"/>
-              </w:rPr>
-              <w:t>x</w:t>
-            </w:r>
-          </w:p>
-        </w:tc>
-        <w:tc>
-          <w:tcPr>
-            <w:tcW w:type="dxa" w:w="1872"/>
-          </w:tcPr>
-          <w:p>
-            <w:r>
-              <w:rPr>
-                <w:rFonts w:ascii="Calibri" w:hAnsi="Calibri" w:eastAsia="Calibri"/>
-                <w:b w:val="0"/>
-                <w:sz w:val="18"/>
-              </w:rPr>
-              <w:t>DEFAULT_ASSUMPTION</w:t>
-            </w:r>
-          </w:p>
-        </w:tc>
-        <w:tc>
-          <w:tcPr>
-            <w:tcW w:type="dxa" w:w="4032"/>
-          </w:tcPr>
-          <w:p>
-            <w:r>
-              <w:rPr>
-                <w:rFonts w:ascii="Calibri" w:hAnsi="Calibri" w:eastAsia="Calibri"/>
-                <w:b w:val="0"/>
-                <w:sz w:val="18"/>
-              </w:rPr>
-              <w:t>December wind monthly factor.</w:t>
+              <w:t>Wind seasonal factor for Post-monsoon (Oct–Nov).</w:t>
             </w:r>
           </w:p>
         </w:tc>
@@ -15025,7 +14126,7 @@
                 <w:b w:val="0"/>
                 <w:sz w:val="18"/>
               </w:rPr>
-              <w:t>Transmission charge applied to wheeled/imported energy as configured by structure.</w:t>
+              <w:t>DISCOM / grid import transmission charge. Used when Network charges on grid is True.</w:t>
             </w:r>
           </w:p>
         </w:tc>
@@ -15102,7 +14203,7 @@
                 <w:b w:val="0"/>
                 <w:sz w:val="18"/>
               </w:rPr>
-              <w:t>Wheeling charge.</w:t>
+              <w:t>DISCOM / grid import wheeling charge. Used when Network charges on grid is True.</w:t>
             </w:r>
           </w:p>
         </w:tc>
@@ -15179,7 +14280,7 @@
                 <w:b w:val="0"/>
                 <w:sz w:val="18"/>
               </w:rPr>
-              <w:t>Banking-related charge. Applied only when banking_enabled.</w:t>
+              <w:t>Legacy banking unit rate (kept for Grid tab). RE banking uses commercial.re_banking_inr_per_kwh.</w:t>
             </w:r>
           </w:p>
         </w:tc>
@@ -15256,7 +14357,7 @@
                 <w:b w:val="0"/>
                 <w:sz w:val="18"/>
               </w:rPr>
-              <w:t>Other configurable volumetric charges.</w:t>
+              <w:t>DISCOM / grid import other volumetric charges. Used when Network charges on grid is True.</w:t>
             </w:r>
           </w:p>
         </w:tc>
@@ -15563,7 +14664,7 @@
                 <w:b w:val="0"/>
                 <w:sz w:val="18"/>
               </w:rPr>
-              <w:t>If false, banking charges are zero regardless of the unit rate.</w:t>
+              <w:t>Legacy Grid-tab banking switch. RE banking uses commercial.re_banking_enabled.</w:t>
             </w:r>
           </w:p>
         </w:tc>
@@ -15775,7 +14876,7 @@
                 <w:b w:val="0"/>
                 <w:sz w:val="18"/>
               </w:rPr>
-              <w:t>discom name</w:t>
+              <w:t>include discom</w:t>
             </w:r>
           </w:p>
         </w:tc>
@@ -15790,7 +14891,7 @@
                 <w:b w:val="0"/>
                 <w:sz w:val="18"/>
               </w:rPr>
-              <w:t>MSEDCL</w:t>
+              <w:t>True</w:t>
             </w:r>
           </w:p>
         </w:tc>
@@ -15819,7 +14920,7 @@
                 <w:b w:val="0"/>
                 <w:sz w:val="18"/>
               </w:rPr>
-              <w:t>CONCEPT_NOTE</w:t>
+              <w:t>DEFAULT_ASSUMPTION</w:t>
             </w:r>
           </w:p>
         </w:tc>
@@ -15834,7 +14935,7 @@
                 <w:b w:val="0"/>
                 <w:sz w:val="18"/>
               </w:rPr>
-              <w:t>DISCOM counterparty name referenced in the concept note DISCOM structure.</w:t>
+              <w:t>Include DISCOM / grid supply in this architecture. For DISCOM structure this is always on. Selectable for HYBRID and OPEN ACCESS.</w:t>
             </w:r>
           </w:p>
         </w:tc>
@@ -15851,7 +14952,7 @@
                 <w:b w:val="0"/>
                 <w:sz w:val="18"/>
               </w:rPr>
-              <w:t>captive ownership pct</w:t>
+              <w:t>include solar</w:t>
             </w:r>
           </w:p>
         </w:tc>
@@ -15866,7 +14967,7 @@
                 <w:b w:val="0"/>
                 <w:sz w:val="18"/>
               </w:rPr>
-              <w:t>26.0</w:t>
+              <w:t>True</w:t>
             </w:r>
           </w:p>
         </w:tc>
@@ -15881,7 +14982,6 @@
                 <w:b w:val="0"/>
                 <w:sz w:val="18"/>
               </w:rPr>
-              <w:t>%</w:t>
             </w:r>
           </w:p>
         </w:tc>
@@ -15911,7 +15011,7 @@
                 <w:b w:val="0"/>
                 <w:sz w:val="18"/>
               </w:rPr>
-              <w:t>Captive ownership share. Not a legal qualification test.</w:t>
+              <w:t>Include solar generation. Selectable for CAPTIVE, HYBRID and OPEN ACCESS. Off for DISCOM.</w:t>
             </w:r>
           </w:p>
         </w:tc>
@@ -15928,7 +15028,7 @@
                 <w:b w:val="0"/>
                 <w:sz w:val="18"/>
               </w:rPr>
-              <w:t>captive allocation pct</w:t>
+              <w:t>include wind</w:t>
             </w:r>
           </w:p>
         </w:tc>
@@ -15943,7 +15043,7 @@
                 <w:b w:val="0"/>
                 <w:sz w:val="18"/>
               </w:rPr>
-              <w:t>100.0</w:t>
+              <w:t>True</w:t>
             </w:r>
           </w:p>
         </w:tc>
@@ -15958,7 +15058,6 @@
                 <w:b w:val="0"/>
                 <w:sz w:val="18"/>
               </w:rPr>
-              <w:t>%</w:t>
             </w:r>
           </w:p>
         </w:tc>
@@ -15988,7 +15087,7 @@
                 <w:b w:val="0"/>
                 <w:sz w:val="18"/>
               </w:rPr>
-              <w:t>Share of RE project output allocated to this data centre.</w:t>
+              <w:t>Include wind generation. Selectable for CAPTIVE, HYBRID and OPEN ACCESS. Off for DISCOM.</w:t>
             </w:r>
           </w:p>
         </w:tc>
@@ -16005,7 +15104,7 @@
                 <w:b w:val="0"/>
                 <w:sz w:val="18"/>
               </w:rPr>
-              <w:t>captive energy price</w:t>
+              <w:t>include bess</w:t>
             </w:r>
           </w:p>
         </w:tc>
@@ -16020,7 +15119,7 @@
                 <w:b w:val="0"/>
                 <w:sz w:val="18"/>
               </w:rPr>
-              <w:t>3.8</w:t>
+              <w:t>True</w:t>
             </w:r>
           </w:p>
         </w:tc>
@@ -16035,7 +15134,6 @@
                 <w:b w:val="0"/>
                 <w:sz w:val="18"/>
               </w:rPr>
-              <w:t>₹/kWh</w:t>
             </w:r>
           </w:p>
         </w:tc>
@@ -16065,7 +15163,7 @@
                 <w:b w:val="0"/>
                 <w:sz w:val="18"/>
               </w:rPr>
-              <w:t>Captive delivered energy price before network charges.</w:t>
+              <w:t>Include BESS. Selectable for CAPTIVE, HYBRID and OPEN ACCESS. Off for DISCOM.</w:t>
             </w:r>
           </w:p>
         </w:tc>
@@ -16082,7 +15180,7 @@
                 <w:b w:val="0"/>
                 <w:sz w:val="18"/>
               </w:rPr>
-              <w:t>oa energy price</w:t>
+              <w:t>discom name</w:t>
             </w:r>
           </w:p>
         </w:tc>
@@ -16097,7 +15195,7 @@
                 <w:b w:val="0"/>
                 <w:sz w:val="18"/>
               </w:rPr>
-              <w:t>4.2</w:t>
+              <w:t>MSEDCL</w:t>
             </w:r>
           </w:p>
         </w:tc>
@@ -16112,7 +15210,6 @@
                 <w:b w:val="0"/>
                 <w:sz w:val="18"/>
               </w:rPr>
-              <w:t>₹/kWh</w:t>
             </w:r>
           </w:p>
         </w:tc>
@@ -16127,7 +15224,7 @@
                 <w:b w:val="0"/>
                 <w:sz w:val="18"/>
               </w:rPr>
-              <w:t>DEFAULT_ASSUMPTION</w:t>
+              <w:t>CONCEPT_NOTE</w:t>
             </w:r>
           </w:p>
         </w:tc>
@@ -16142,7 +15239,7 @@
                 <w:b w:val="0"/>
                 <w:sz w:val="18"/>
               </w:rPr>
-              <w:t>Open-access RE energy price before OA charges.</w:t>
+              <w:t>DISCOM counterparty name referenced in the concept note DISCOM structure.</w:t>
             </w:r>
           </w:p>
         </w:tc>
@@ -16159,7 +15256,7 @@
                 <w:b w:val="0"/>
                 <w:sz w:val="18"/>
               </w:rPr>
-              <w:t>include generation capex</w:t>
+              <w:t>captive ownership pct</w:t>
             </w:r>
           </w:p>
         </w:tc>
@@ -16174,7 +15271,7 @@
                 <w:b w:val="0"/>
                 <w:sz w:val="18"/>
               </w:rPr>
-              <w:t>True</w:t>
+              <w:t>26.0</w:t>
             </w:r>
           </w:p>
         </w:tc>
@@ -16189,6 +15286,7 @@
                 <w:b w:val="0"/>
                 <w:sz w:val="18"/>
               </w:rPr>
+              <w:t>%</w:t>
             </w:r>
           </w:p>
         </w:tc>
@@ -16218,7 +15316,7 @@
                 <w:b w:val="0"/>
                 <w:sz w:val="18"/>
               </w:rPr>
-              <w:t>If true, solar/wind/BESS CAPEX enters the cash-flow (typical for hybrid ownership). If false, generation is treated as a tariff (typical for some OA/captive contracts).</w:t>
+              <w:t>Captive ownership share. Not a legal qualification test.</w:t>
             </w:r>
           </w:p>
         </w:tc>
@@ -16235,7 +15333,7 @@
                 <w:b w:val="0"/>
                 <w:sz w:val="18"/>
               </w:rPr>
-              <w:t>apply network charges to re</w:t>
+              <w:t>captive allocation pct</w:t>
             </w:r>
           </w:p>
         </w:tc>
@@ -16250,7 +15348,7 @@
                 <w:b w:val="0"/>
                 <w:sz w:val="18"/>
               </w:rPr>
-              <w:t>True</w:t>
+              <w:t>100.0</w:t>
             </w:r>
           </w:p>
         </w:tc>
@@ -16265,6 +15363,7 @@
                 <w:b w:val="0"/>
                 <w:sz w:val="18"/>
               </w:rPr>
+              <w:t>%</w:t>
             </w:r>
           </w:p>
         </w:tc>
@@ -16294,7 +15393,7 @@
                 <w:b w:val="0"/>
                 <w:sz w:val="18"/>
               </w:rPr>
-              <w:t>Apply transmission/wheeling/other charges to renewable energy served.</w:t>
+              <w:t>Share of RE project output allocated to this data centre.</w:t>
             </w:r>
           </w:p>
         </w:tc>
@@ -16311,6 +15410,540 @@
                 <w:b w:val="0"/>
                 <w:sz w:val="18"/>
               </w:rPr>
+              <w:t>captive energy price</w:t>
+            </w:r>
+          </w:p>
+        </w:tc>
+        <w:tc>
+          <w:tcPr>
+            <w:tcW w:type="dxa" w:w="1584"/>
+          </w:tcPr>
+          <w:p>
+            <w:r>
+              <w:rPr>
+                <w:rFonts w:ascii="Calibri" w:hAnsi="Calibri" w:eastAsia="Calibri"/>
+                <w:b w:val="0"/>
+                <w:sz w:val="18"/>
+              </w:rPr>
+              <w:t>3.8</w:t>
+            </w:r>
+          </w:p>
+        </w:tc>
+        <w:tc>
+          <w:tcPr>
+            <w:tcW w:type="dxa" w:w="1008"/>
+          </w:tcPr>
+          <w:p>
+            <w:r>
+              <w:rPr>
+                <w:rFonts w:ascii="Calibri" w:hAnsi="Calibri" w:eastAsia="Calibri"/>
+                <w:b w:val="0"/>
+                <w:sz w:val="18"/>
+              </w:rPr>
+              <w:t>₹/kWh</w:t>
+            </w:r>
+          </w:p>
+        </w:tc>
+        <w:tc>
+          <w:tcPr>
+            <w:tcW w:type="dxa" w:w="1872"/>
+          </w:tcPr>
+          <w:p>
+            <w:r>
+              <w:rPr>
+                <w:rFonts w:ascii="Calibri" w:hAnsi="Calibri" w:eastAsia="Calibri"/>
+                <w:b w:val="0"/>
+                <w:sz w:val="18"/>
+              </w:rPr>
+              <w:t>DEFAULT_ASSUMPTION</w:t>
+            </w:r>
+          </w:p>
+        </w:tc>
+        <w:tc>
+          <w:tcPr>
+            <w:tcW w:type="dxa" w:w="4032"/>
+          </w:tcPr>
+          <w:p>
+            <w:r>
+              <w:rPr>
+                <w:rFonts w:ascii="Calibri" w:hAnsi="Calibri" w:eastAsia="Calibri"/>
+                <w:b w:val="0"/>
+                <w:sz w:val="18"/>
+              </w:rPr>
+              <w:t>Captive delivered energy price before network charges.</w:t>
+            </w:r>
+          </w:p>
+        </w:tc>
+      </w:tr>
+      <w:tr>
+        <w:tc>
+          <w:tcPr>
+            <w:tcW w:type="dxa" w:w="2304"/>
+          </w:tcPr>
+          <w:p>
+            <w:r>
+              <w:rPr>
+                <w:rFonts w:ascii="Calibri" w:hAnsi="Calibri" w:eastAsia="Calibri"/>
+                <w:b w:val="0"/>
+                <w:sz w:val="18"/>
+              </w:rPr>
+              <w:t>oa energy price</w:t>
+            </w:r>
+          </w:p>
+        </w:tc>
+        <w:tc>
+          <w:tcPr>
+            <w:tcW w:type="dxa" w:w="1584"/>
+          </w:tcPr>
+          <w:p>
+            <w:r>
+              <w:rPr>
+                <w:rFonts w:ascii="Calibri" w:hAnsi="Calibri" w:eastAsia="Calibri"/>
+                <w:b w:val="0"/>
+                <w:sz w:val="18"/>
+              </w:rPr>
+              <w:t>4.2</w:t>
+            </w:r>
+          </w:p>
+        </w:tc>
+        <w:tc>
+          <w:tcPr>
+            <w:tcW w:type="dxa" w:w="1008"/>
+          </w:tcPr>
+          <w:p>
+            <w:r>
+              <w:rPr>
+                <w:rFonts w:ascii="Calibri" w:hAnsi="Calibri" w:eastAsia="Calibri"/>
+                <w:b w:val="0"/>
+                <w:sz w:val="18"/>
+              </w:rPr>
+              <w:t>₹/kWh</w:t>
+            </w:r>
+          </w:p>
+        </w:tc>
+        <w:tc>
+          <w:tcPr>
+            <w:tcW w:type="dxa" w:w="1872"/>
+          </w:tcPr>
+          <w:p>
+            <w:r>
+              <w:rPr>
+                <w:rFonts w:ascii="Calibri" w:hAnsi="Calibri" w:eastAsia="Calibri"/>
+                <w:b w:val="0"/>
+                <w:sz w:val="18"/>
+              </w:rPr>
+              <w:t>DEFAULT_ASSUMPTION</w:t>
+            </w:r>
+          </w:p>
+        </w:tc>
+        <w:tc>
+          <w:tcPr>
+            <w:tcW w:type="dxa" w:w="4032"/>
+          </w:tcPr>
+          <w:p>
+            <w:r>
+              <w:rPr>
+                <w:rFonts w:ascii="Calibri" w:hAnsi="Calibri" w:eastAsia="Calibri"/>
+                <w:b w:val="0"/>
+                <w:sz w:val="18"/>
+              </w:rPr>
+              <w:t>Open-access RE energy price before OA charges.</w:t>
+            </w:r>
+          </w:p>
+        </w:tc>
+      </w:tr>
+      <w:tr>
+        <w:tc>
+          <w:tcPr>
+            <w:tcW w:type="dxa" w:w="2304"/>
+          </w:tcPr>
+          <w:p>
+            <w:r>
+              <w:rPr>
+                <w:rFonts w:ascii="Calibri" w:hAnsi="Calibri" w:eastAsia="Calibri"/>
+                <w:b w:val="0"/>
+                <w:sz w:val="18"/>
+              </w:rPr>
+              <w:t>include generation capex</w:t>
+            </w:r>
+          </w:p>
+        </w:tc>
+        <w:tc>
+          <w:tcPr>
+            <w:tcW w:type="dxa" w:w="1584"/>
+          </w:tcPr>
+          <w:p>
+            <w:r>
+              <w:rPr>
+                <w:rFonts w:ascii="Calibri" w:hAnsi="Calibri" w:eastAsia="Calibri"/>
+                <w:b w:val="0"/>
+                <w:sz w:val="18"/>
+              </w:rPr>
+              <w:t>True</w:t>
+            </w:r>
+          </w:p>
+        </w:tc>
+        <w:tc>
+          <w:tcPr>
+            <w:tcW w:type="dxa" w:w="1008"/>
+          </w:tcPr>
+          <w:p>
+            <w:r>
+              <w:rPr>
+                <w:rFonts w:ascii="Calibri" w:hAnsi="Calibri" w:eastAsia="Calibri"/>
+                <w:b w:val="0"/>
+                <w:sz w:val="18"/>
+              </w:rPr>
+            </w:r>
+          </w:p>
+        </w:tc>
+        <w:tc>
+          <w:tcPr>
+            <w:tcW w:type="dxa" w:w="1872"/>
+          </w:tcPr>
+          <w:p>
+            <w:r>
+              <w:rPr>
+                <w:rFonts w:ascii="Calibri" w:hAnsi="Calibri" w:eastAsia="Calibri"/>
+                <w:b w:val="0"/>
+                <w:sz w:val="18"/>
+              </w:rPr>
+              <w:t>DEFAULT_ASSUMPTION</w:t>
+            </w:r>
+          </w:p>
+        </w:tc>
+        <w:tc>
+          <w:tcPr>
+            <w:tcW w:type="dxa" w:w="4032"/>
+          </w:tcPr>
+          <w:p>
+            <w:r>
+              <w:rPr>
+                <w:rFonts w:ascii="Calibri" w:hAnsi="Calibri" w:eastAsia="Calibri"/>
+                <w:b w:val="0"/>
+                <w:sz w:val="18"/>
+              </w:rPr>
+              <w:t>If true, solar/wind/BESS CAPEX enters the cash-flow (typical for hybrid ownership). If false, generation is treated as a tariff (typical for some OA/captive contracts).</w:t>
+            </w:r>
+          </w:p>
+        </w:tc>
+      </w:tr>
+      <w:tr>
+        <w:tc>
+          <w:tcPr>
+            <w:tcW w:type="dxa" w:w="2304"/>
+          </w:tcPr>
+          <w:p>
+            <w:r>
+              <w:rPr>
+                <w:rFonts w:ascii="Calibri" w:hAnsi="Calibri" w:eastAsia="Calibri"/>
+                <w:b w:val="0"/>
+                <w:sz w:val="18"/>
+              </w:rPr>
+              <w:t>apply network charges to re</w:t>
+            </w:r>
+          </w:p>
+        </w:tc>
+        <w:tc>
+          <w:tcPr>
+            <w:tcW w:type="dxa" w:w="1584"/>
+          </w:tcPr>
+          <w:p>
+            <w:r>
+              <w:rPr>
+                <w:rFonts w:ascii="Calibri" w:hAnsi="Calibri" w:eastAsia="Calibri"/>
+                <w:b w:val="0"/>
+                <w:sz w:val="18"/>
+              </w:rPr>
+              <w:t>True</w:t>
+            </w:r>
+          </w:p>
+        </w:tc>
+        <w:tc>
+          <w:tcPr>
+            <w:tcW w:type="dxa" w:w="1008"/>
+          </w:tcPr>
+          <w:p>
+            <w:r>
+              <w:rPr>
+                <w:rFonts w:ascii="Calibri" w:hAnsi="Calibri" w:eastAsia="Calibri"/>
+                <w:b w:val="0"/>
+                <w:sz w:val="18"/>
+              </w:rPr>
+            </w:r>
+          </w:p>
+        </w:tc>
+        <w:tc>
+          <w:tcPr>
+            <w:tcW w:type="dxa" w:w="1872"/>
+          </w:tcPr>
+          <w:p>
+            <w:r>
+              <w:rPr>
+                <w:rFonts w:ascii="Calibri" w:hAnsi="Calibri" w:eastAsia="Calibri"/>
+                <w:b w:val="0"/>
+                <w:sz w:val="18"/>
+              </w:rPr>
+              <w:t>DEFAULT_ASSUMPTION</w:t>
+            </w:r>
+          </w:p>
+        </w:tc>
+        <w:tc>
+          <w:tcPr>
+            <w:tcW w:type="dxa" w:w="4032"/>
+          </w:tcPr>
+          <w:p>
+            <w:r>
+              <w:rPr>
+                <w:rFonts w:ascii="Calibri" w:hAnsi="Calibri" w:eastAsia="Calibri"/>
+                <w:b w:val="0"/>
+                <w:sz w:val="18"/>
+              </w:rPr>
+              <w:t>Legacy combined RE network flag (migrated into Solar / Wind flags). Kept for older projects.</w:t>
+            </w:r>
+          </w:p>
+        </w:tc>
+      </w:tr>
+      <w:tr>
+        <w:tc>
+          <w:tcPr>
+            <w:tcW w:type="dxa" w:w="2304"/>
+          </w:tcPr>
+          <w:p>
+            <w:r>
+              <w:rPr>
+                <w:rFonts w:ascii="Calibri" w:hAnsi="Calibri" w:eastAsia="Calibri"/>
+                <w:b w:val="0"/>
+                <w:sz w:val="18"/>
+              </w:rPr>
+              <w:t>apply network charges to solar</w:t>
+            </w:r>
+          </w:p>
+        </w:tc>
+        <w:tc>
+          <w:tcPr>
+            <w:tcW w:type="dxa" w:w="1584"/>
+          </w:tcPr>
+          <w:p>
+            <w:r>
+              <w:rPr>
+                <w:rFonts w:ascii="Calibri" w:hAnsi="Calibri" w:eastAsia="Calibri"/>
+                <w:b w:val="0"/>
+                <w:sz w:val="18"/>
+              </w:rPr>
+              <w:t>True</w:t>
+            </w:r>
+          </w:p>
+        </w:tc>
+        <w:tc>
+          <w:tcPr>
+            <w:tcW w:type="dxa" w:w="1008"/>
+          </w:tcPr>
+          <w:p>
+            <w:r>
+              <w:rPr>
+                <w:rFonts w:ascii="Calibri" w:hAnsi="Calibri" w:eastAsia="Calibri"/>
+                <w:b w:val="0"/>
+                <w:sz w:val="18"/>
+              </w:rPr>
+            </w:r>
+          </w:p>
+        </w:tc>
+        <w:tc>
+          <w:tcPr>
+            <w:tcW w:type="dxa" w:w="1872"/>
+          </w:tcPr>
+          <w:p>
+            <w:r>
+              <w:rPr>
+                <w:rFonts w:ascii="Calibri" w:hAnsi="Calibri" w:eastAsia="Calibri"/>
+                <w:b w:val="0"/>
+                <w:sz w:val="18"/>
+              </w:rPr>
+              <w:t>DEFAULT_ASSUMPTION</w:t>
+            </w:r>
+          </w:p>
+        </w:tc>
+        <w:tc>
+          <w:tcPr>
+            <w:tcW w:type="dxa" w:w="4032"/>
+          </w:tcPr>
+          <w:p>
+            <w:r>
+              <w:rPr>
+                <w:rFonts w:ascii="Calibri" w:hAnsi="Calibri" w:eastAsia="Calibri"/>
+                <w:b w:val="0"/>
+                <w:sz w:val="18"/>
+              </w:rPr>
+              <w:t>Apply Solar-specific transmission/wheeling/banking/other charges to annual solar generation.</w:t>
+            </w:r>
+          </w:p>
+        </w:tc>
+      </w:tr>
+      <w:tr>
+        <w:tc>
+          <w:tcPr>
+            <w:tcW w:type="dxa" w:w="2304"/>
+          </w:tcPr>
+          <w:p>
+            <w:r>
+              <w:rPr>
+                <w:rFonts w:ascii="Calibri" w:hAnsi="Calibri" w:eastAsia="Calibri"/>
+                <w:b w:val="0"/>
+                <w:sz w:val="18"/>
+              </w:rPr>
+              <w:t>apply network charges to wind</w:t>
+            </w:r>
+          </w:p>
+        </w:tc>
+        <w:tc>
+          <w:tcPr>
+            <w:tcW w:type="dxa" w:w="1584"/>
+          </w:tcPr>
+          <w:p>
+            <w:r>
+              <w:rPr>
+                <w:rFonts w:ascii="Calibri" w:hAnsi="Calibri" w:eastAsia="Calibri"/>
+                <w:b w:val="0"/>
+                <w:sz w:val="18"/>
+              </w:rPr>
+              <w:t>True</w:t>
+            </w:r>
+          </w:p>
+        </w:tc>
+        <w:tc>
+          <w:tcPr>
+            <w:tcW w:type="dxa" w:w="1008"/>
+          </w:tcPr>
+          <w:p>
+            <w:r>
+              <w:rPr>
+                <w:rFonts w:ascii="Calibri" w:hAnsi="Calibri" w:eastAsia="Calibri"/>
+                <w:b w:val="0"/>
+                <w:sz w:val="18"/>
+              </w:rPr>
+            </w:r>
+          </w:p>
+        </w:tc>
+        <w:tc>
+          <w:tcPr>
+            <w:tcW w:type="dxa" w:w="1872"/>
+          </w:tcPr>
+          <w:p>
+            <w:r>
+              <w:rPr>
+                <w:rFonts w:ascii="Calibri" w:hAnsi="Calibri" w:eastAsia="Calibri"/>
+                <w:b w:val="0"/>
+                <w:sz w:val="18"/>
+              </w:rPr>
+              <w:t>DEFAULT_ASSUMPTION</w:t>
+            </w:r>
+          </w:p>
+        </w:tc>
+        <w:tc>
+          <w:tcPr>
+            <w:tcW w:type="dxa" w:w="4032"/>
+          </w:tcPr>
+          <w:p>
+            <w:r>
+              <w:rPr>
+                <w:rFonts w:ascii="Calibri" w:hAnsi="Calibri" w:eastAsia="Calibri"/>
+                <w:b w:val="0"/>
+                <w:sz w:val="18"/>
+              </w:rPr>
+              <w:t>Apply Wind-specific transmission/wheeling/banking/other charges to annual wind generation.</w:t>
+            </w:r>
+          </w:p>
+        </w:tc>
+      </w:tr>
+      <w:tr>
+        <w:tc>
+          <w:tcPr>
+            <w:tcW w:type="dxa" w:w="2304"/>
+          </w:tcPr>
+          <w:p>
+            <w:r>
+              <w:rPr>
+                <w:rFonts w:ascii="Calibri" w:hAnsi="Calibri" w:eastAsia="Calibri"/>
+                <w:b w:val="0"/>
+                <w:sz w:val="18"/>
+              </w:rPr>
+              <w:t>apply network charges to bess</w:t>
+            </w:r>
+          </w:p>
+        </w:tc>
+        <w:tc>
+          <w:tcPr>
+            <w:tcW w:type="dxa" w:w="1584"/>
+          </w:tcPr>
+          <w:p>
+            <w:r>
+              <w:rPr>
+                <w:rFonts w:ascii="Calibri" w:hAnsi="Calibri" w:eastAsia="Calibri"/>
+                <w:b w:val="0"/>
+                <w:sz w:val="18"/>
+              </w:rPr>
+              <w:t>True</w:t>
+            </w:r>
+          </w:p>
+        </w:tc>
+        <w:tc>
+          <w:tcPr>
+            <w:tcW w:type="dxa" w:w="1008"/>
+          </w:tcPr>
+          <w:p>
+            <w:r>
+              <w:rPr>
+                <w:rFonts w:ascii="Calibri" w:hAnsi="Calibri" w:eastAsia="Calibri"/>
+                <w:b w:val="0"/>
+                <w:sz w:val="18"/>
+              </w:rPr>
+            </w:r>
+          </w:p>
+        </w:tc>
+        <w:tc>
+          <w:tcPr>
+            <w:tcW w:type="dxa" w:w="1872"/>
+          </w:tcPr>
+          <w:p>
+            <w:r>
+              <w:rPr>
+                <w:rFonts w:ascii="Calibri" w:hAnsi="Calibri" w:eastAsia="Calibri"/>
+                <w:b w:val="0"/>
+                <w:sz w:val="18"/>
+              </w:rPr>
+              <w:t>DEFAULT_ASSUMPTION</w:t>
+            </w:r>
+          </w:p>
+        </w:tc>
+        <w:tc>
+          <w:tcPr>
+            <w:tcW w:type="dxa" w:w="4032"/>
+          </w:tcPr>
+          <w:p>
+            <w:r>
+              <w:rPr>
+                <w:rFonts w:ascii="Calibri" w:hAnsi="Calibri" w:eastAsia="Calibri"/>
+                <w:b w:val="0"/>
+                <w:sz w:val="18"/>
+              </w:rPr>
+              <w:t>Apply BESS-specific transmission/wheeling/banking/other charges to annual BESS discharge energy.</w:t>
+            </w:r>
+          </w:p>
+        </w:tc>
+      </w:tr>
+      <w:tr>
+        <w:tc>
+          <w:tcPr>
+            <w:tcW w:type="dxa" w:w="2304"/>
+          </w:tcPr>
+          <w:p>
+            <w:r>
+              <w:rPr>
+                <w:rFonts w:ascii="Calibri" w:hAnsi="Calibri" w:eastAsia="Calibri"/>
+                <w:b w:val="0"/>
+                <w:sz w:val="18"/>
+              </w:rPr>
               <w:t>apply network charges to grid</w:t>
             </w:r>
           </w:p>
@@ -16370,7 +16003,1543 @@
                 <w:b w:val="0"/>
                 <w:sz w:val="18"/>
               </w:rPr>
-              <w:t>Apply transmission/wheeling to grid import in addition to the DISCOM energy tariff.</w:t>
+              <w:t>Apply DISCOM/grid-specific transmission/wheeling/other charges to grid import in addition to the energy tariff.</w:t>
+            </w:r>
+          </w:p>
+        </w:tc>
+      </w:tr>
+      <w:tr>
+        <w:tc>
+          <w:tcPr>
+            <w:tcW w:type="dxa" w:w="2304"/>
+          </w:tcPr>
+          <w:p>
+            <w:r>
+              <w:rPr>
+                <w:rFonts w:ascii="Calibri" w:hAnsi="Calibri" w:eastAsia="Calibri"/>
+                <w:b w:val="0"/>
+                <w:sz w:val="18"/>
+              </w:rPr>
+              <w:t>re transmission inr per kwh</w:t>
+            </w:r>
+          </w:p>
+        </w:tc>
+        <w:tc>
+          <w:tcPr>
+            <w:tcW w:type="dxa" w:w="1584"/>
+          </w:tcPr>
+          <w:p>
+            <w:r>
+              <w:rPr>
+                <w:rFonts w:ascii="Calibri" w:hAnsi="Calibri" w:eastAsia="Calibri"/>
+                <w:b w:val="0"/>
+                <w:sz w:val="18"/>
+              </w:rPr>
+              <w:t>0.4</w:t>
+            </w:r>
+          </w:p>
+        </w:tc>
+        <w:tc>
+          <w:tcPr>
+            <w:tcW w:type="dxa" w:w="1008"/>
+          </w:tcPr>
+          <w:p>
+            <w:r>
+              <w:rPr>
+                <w:rFonts w:ascii="Calibri" w:hAnsi="Calibri" w:eastAsia="Calibri"/>
+                <w:b w:val="0"/>
+                <w:sz w:val="18"/>
+              </w:rPr>
+              <w:t>₹/kWh</w:t>
+            </w:r>
+          </w:p>
+        </w:tc>
+        <w:tc>
+          <w:tcPr>
+            <w:tcW w:type="dxa" w:w="1872"/>
+          </w:tcPr>
+          <w:p>
+            <w:r>
+              <w:rPr>
+                <w:rFonts w:ascii="Calibri" w:hAnsi="Calibri" w:eastAsia="Calibri"/>
+                <w:b w:val="0"/>
+                <w:sz w:val="18"/>
+              </w:rPr>
+              <w:t>DEFAULT_ASSUMPTION</w:t>
+            </w:r>
+          </w:p>
+        </w:tc>
+        <w:tc>
+          <w:tcPr>
+            <w:tcW w:type="dxa" w:w="4032"/>
+          </w:tcPr>
+          <w:p>
+            <w:r>
+              <w:rPr>
+                <w:rFonts w:ascii="Calibri" w:hAnsi="Calibri" w:eastAsia="Calibri"/>
+                <w:b w:val="0"/>
+                <w:sz w:val="18"/>
+              </w:rPr>
+              <w:t>Legacy combined RE transmission rate (migrated into Solar / Wind rates).</w:t>
+            </w:r>
+          </w:p>
+        </w:tc>
+      </w:tr>
+      <w:tr>
+        <w:tc>
+          <w:tcPr>
+            <w:tcW w:type="dxa" w:w="2304"/>
+          </w:tcPr>
+          <w:p>
+            <w:r>
+              <w:rPr>
+                <w:rFonts w:ascii="Calibri" w:hAnsi="Calibri" w:eastAsia="Calibri"/>
+                <w:b w:val="0"/>
+                <w:sz w:val="18"/>
+              </w:rPr>
+              <w:t>re wheeling inr per kwh</w:t>
+            </w:r>
+          </w:p>
+        </w:tc>
+        <w:tc>
+          <w:tcPr>
+            <w:tcW w:type="dxa" w:w="1584"/>
+          </w:tcPr>
+          <w:p>
+            <w:r>
+              <w:rPr>
+                <w:rFonts w:ascii="Calibri" w:hAnsi="Calibri" w:eastAsia="Calibri"/>
+                <w:b w:val="0"/>
+                <w:sz w:val="18"/>
+              </w:rPr>
+              <w:t>0.3</w:t>
+            </w:r>
+          </w:p>
+        </w:tc>
+        <w:tc>
+          <w:tcPr>
+            <w:tcW w:type="dxa" w:w="1008"/>
+          </w:tcPr>
+          <w:p>
+            <w:r>
+              <w:rPr>
+                <w:rFonts w:ascii="Calibri" w:hAnsi="Calibri" w:eastAsia="Calibri"/>
+                <w:b w:val="0"/>
+                <w:sz w:val="18"/>
+              </w:rPr>
+              <w:t>₹/kWh</w:t>
+            </w:r>
+          </w:p>
+        </w:tc>
+        <w:tc>
+          <w:tcPr>
+            <w:tcW w:type="dxa" w:w="1872"/>
+          </w:tcPr>
+          <w:p>
+            <w:r>
+              <w:rPr>
+                <w:rFonts w:ascii="Calibri" w:hAnsi="Calibri" w:eastAsia="Calibri"/>
+                <w:b w:val="0"/>
+                <w:sz w:val="18"/>
+              </w:rPr>
+              <w:t>DEFAULT_ASSUMPTION</w:t>
+            </w:r>
+          </w:p>
+        </w:tc>
+        <w:tc>
+          <w:tcPr>
+            <w:tcW w:type="dxa" w:w="4032"/>
+          </w:tcPr>
+          <w:p>
+            <w:r>
+              <w:rPr>
+                <w:rFonts w:ascii="Calibri" w:hAnsi="Calibri" w:eastAsia="Calibri"/>
+                <w:b w:val="0"/>
+                <w:sz w:val="18"/>
+              </w:rPr>
+              <w:t>Legacy combined RE wheeling rate.</w:t>
+            </w:r>
+          </w:p>
+        </w:tc>
+      </w:tr>
+      <w:tr>
+        <w:tc>
+          <w:tcPr>
+            <w:tcW w:type="dxa" w:w="2304"/>
+          </w:tcPr>
+          <w:p>
+            <w:r>
+              <w:rPr>
+                <w:rFonts w:ascii="Calibri" w:hAnsi="Calibri" w:eastAsia="Calibri"/>
+                <w:b w:val="0"/>
+                <w:sz w:val="18"/>
+              </w:rPr>
+              <w:t>re other charges inr per kwh</w:t>
+            </w:r>
+          </w:p>
+        </w:tc>
+        <w:tc>
+          <w:tcPr>
+            <w:tcW w:type="dxa" w:w="1584"/>
+          </w:tcPr>
+          <w:p>
+            <w:r>
+              <w:rPr>
+                <w:rFonts w:ascii="Calibri" w:hAnsi="Calibri" w:eastAsia="Calibri"/>
+                <w:b w:val="0"/>
+                <w:sz w:val="18"/>
+              </w:rPr>
+              <w:t>0.15</w:t>
+            </w:r>
+          </w:p>
+        </w:tc>
+        <w:tc>
+          <w:tcPr>
+            <w:tcW w:type="dxa" w:w="1008"/>
+          </w:tcPr>
+          <w:p>
+            <w:r>
+              <w:rPr>
+                <w:rFonts w:ascii="Calibri" w:hAnsi="Calibri" w:eastAsia="Calibri"/>
+                <w:b w:val="0"/>
+                <w:sz w:val="18"/>
+              </w:rPr>
+              <w:t>₹/kWh</w:t>
+            </w:r>
+          </w:p>
+        </w:tc>
+        <w:tc>
+          <w:tcPr>
+            <w:tcW w:type="dxa" w:w="1872"/>
+          </w:tcPr>
+          <w:p>
+            <w:r>
+              <w:rPr>
+                <w:rFonts w:ascii="Calibri" w:hAnsi="Calibri" w:eastAsia="Calibri"/>
+                <w:b w:val="0"/>
+                <w:sz w:val="18"/>
+              </w:rPr>
+              <w:t>DEFAULT_ASSUMPTION</w:t>
+            </w:r>
+          </w:p>
+        </w:tc>
+        <w:tc>
+          <w:tcPr>
+            <w:tcW w:type="dxa" w:w="4032"/>
+          </w:tcPr>
+          <w:p>
+            <w:r>
+              <w:rPr>
+                <w:rFonts w:ascii="Calibri" w:hAnsi="Calibri" w:eastAsia="Calibri"/>
+                <w:b w:val="0"/>
+                <w:sz w:val="18"/>
+              </w:rPr>
+              <w:t>Legacy combined RE other volumetric rate.</w:t>
+            </w:r>
+          </w:p>
+        </w:tc>
+      </w:tr>
+      <w:tr>
+        <w:tc>
+          <w:tcPr>
+            <w:tcW w:type="dxa" w:w="2304"/>
+          </w:tcPr>
+          <w:p>
+            <w:r>
+              <w:rPr>
+                <w:rFonts w:ascii="Calibri" w:hAnsi="Calibri" w:eastAsia="Calibri"/>
+                <w:b w:val="0"/>
+                <w:sz w:val="18"/>
+              </w:rPr>
+              <w:t>re banking enabled</w:t>
+            </w:r>
+          </w:p>
+        </w:tc>
+        <w:tc>
+          <w:tcPr>
+            <w:tcW w:type="dxa" w:w="1584"/>
+          </w:tcPr>
+          <w:p>
+            <w:r>
+              <w:rPr>
+                <w:rFonts w:ascii="Calibri" w:hAnsi="Calibri" w:eastAsia="Calibri"/>
+                <w:b w:val="0"/>
+                <w:sz w:val="18"/>
+              </w:rPr>
+              <w:t>False</w:t>
+            </w:r>
+          </w:p>
+        </w:tc>
+        <w:tc>
+          <w:tcPr>
+            <w:tcW w:type="dxa" w:w="1008"/>
+          </w:tcPr>
+          <w:p>
+            <w:r>
+              <w:rPr>
+                <w:rFonts w:ascii="Calibri" w:hAnsi="Calibri" w:eastAsia="Calibri"/>
+                <w:b w:val="0"/>
+                <w:sz w:val="18"/>
+              </w:rPr>
+            </w:r>
+          </w:p>
+        </w:tc>
+        <w:tc>
+          <w:tcPr>
+            <w:tcW w:type="dxa" w:w="1872"/>
+          </w:tcPr>
+          <w:p>
+            <w:r>
+              <w:rPr>
+                <w:rFonts w:ascii="Calibri" w:hAnsi="Calibri" w:eastAsia="Calibri"/>
+                <w:b w:val="0"/>
+                <w:sz w:val="18"/>
+              </w:rPr>
+              <w:t>DEFAULT_ASSUMPTION</w:t>
+            </w:r>
+          </w:p>
+        </w:tc>
+        <w:tc>
+          <w:tcPr>
+            <w:tcW w:type="dxa" w:w="4032"/>
+          </w:tcPr>
+          <w:p>
+            <w:r>
+              <w:rPr>
+                <w:rFonts w:ascii="Calibri" w:hAnsi="Calibri" w:eastAsia="Calibri"/>
+                <w:b w:val="0"/>
+                <w:sz w:val="18"/>
+              </w:rPr>
+              <w:t>Legacy combined RE banking switch.</w:t>
+            </w:r>
+          </w:p>
+        </w:tc>
+      </w:tr>
+      <w:tr>
+        <w:tc>
+          <w:tcPr>
+            <w:tcW w:type="dxa" w:w="2304"/>
+          </w:tcPr>
+          <w:p>
+            <w:r>
+              <w:rPr>
+                <w:rFonts w:ascii="Calibri" w:hAnsi="Calibri" w:eastAsia="Calibri"/>
+                <w:b w:val="0"/>
+                <w:sz w:val="18"/>
+              </w:rPr>
+              <w:t>re banking inr per kwh</w:t>
+            </w:r>
+          </w:p>
+        </w:tc>
+        <w:tc>
+          <w:tcPr>
+            <w:tcW w:type="dxa" w:w="1584"/>
+          </w:tcPr>
+          <w:p>
+            <w:r>
+              <w:rPr>
+                <w:rFonts w:ascii="Calibri" w:hAnsi="Calibri" w:eastAsia="Calibri"/>
+                <w:b w:val="0"/>
+                <w:sz w:val="18"/>
+              </w:rPr>
+              <w:t>0.1</w:t>
+            </w:r>
+          </w:p>
+        </w:tc>
+        <w:tc>
+          <w:tcPr>
+            <w:tcW w:type="dxa" w:w="1008"/>
+          </w:tcPr>
+          <w:p>
+            <w:r>
+              <w:rPr>
+                <w:rFonts w:ascii="Calibri" w:hAnsi="Calibri" w:eastAsia="Calibri"/>
+                <w:b w:val="0"/>
+                <w:sz w:val="18"/>
+              </w:rPr>
+              <w:t>₹/kWh</w:t>
+            </w:r>
+          </w:p>
+        </w:tc>
+        <w:tc>
+          <w:tcPr>
+            <w:tcW w:type="dxa" w:w="1872"/>
+          </w:tcPr>
+          <w:p>
+            <w:r>
+              <w:rPr>
+                <w:rFonts w:ascii="Calibri" w:hAnsi="Calibri" w:eastAsia="Calibri"/>
+                <w:b w:val="0"/>
+                <w:sz w:val="18"/>
+              </w:rPr>
+              <w:t>DEFAULT_ASSUMPTION</w:t>
+            </w:r>
+          </w:p>
+        </w:tc>
+        <w:tc>
+          <w:tcPr>
+            <w:tcW w:type="dxa" w:w="4032"/>
+          </w:tcPr>
+          <w:p>
+            <w:r>
+              <w:rPr>
+                <w:rFonts w:ascii="Calibri" w:hAnsi="Calibri" w:eastAsia="Calibri"/>
+                <w:b w:val="0"/>
+                <w:sz w:val="18"/>
+              </w:rPr>
+              <w:t>Legacy combined RE banking rate.</w:t>
+            </w:r>
+          </w:p>
+        </w:tc>
+      </w:tr>
+      <w:tr>
+        <w:tc>
+          <w:tcPr>
+            <w:tcW w:type="dxa" w:w="2304"/>
+          </w:tcPr>
+          <w:p>
+            <w:r>
+              <w:rPr>
+                <w:rFonts w:ascii="Calibri" w:hAnsi="Calibri" w:eastAsia="Calibri"/>
+                <w:b w:val="0"/>
+                <w:sz w:val="18"/>
+              </w:rPr>
+              <w:t>solar transmission inr per kwh</w:t>
+            </w:r>
+          </w:p>
+        </w:tc>
+        <w:tc>
+          <w:tcPr>
+            <w:tcW w:type="dxa" w:w="1584"/>
+          </w:tcPr>
+          <w:p>
+            <w:r>
+              <w:rPr>
+                <w:rFonts w:ascii="Calibri" w:hAnsi="Calibri" w:eastAsia="Calibri"/>
+                <w:b w:val="0"/>
+                <w:sz w:val="18"/>
+              </w:rPr>
+              <w:t>0.4</w:t>
+            </w:r>
+          </w:p>
+        </w:tc>
+        <w:tc>
+          <w:tcPr>
+            <w:tcW w:type="dxa" w:w="1008"/>
+          </w:tcPr>
+          <w:p>
+            <w:r>
+              <w:rPr>
+                <w:rFonts w:ascii="Calibri" w:hAnsi="Calibri" w:eastAsia="Calibri"/>
+                <w:b w:val="0"/>
+                <w:sz w:val="18"/>
+              </w:rPr>
+              <w:t>₹/kWh</w:t>
+            </w:r>
+          </w:p>
+        </w:tc>
+        <w:tc>
+          <w:tcPr>
+            <w:tcW w:type="dxa" w:w="1872"/>
+          </w:tcPr>
+          <w:p>
+            <w:r>
+              <w:rPr>
+                <w:rFonts w:ascii="Calibri" w:hAnsi="Calibri" w:eastAsia="Calibri"/>
+                <w:b w:val="0"/>
+                <w:sz w:val="18"/>
+              </w:rPr>
+              <w:t>DEFAULT_ASSUMPTION</w:t>
+            </w:r>
+          </w:p>
+        </w:tc>
+        <w:tc>
+          <w:tcPr>
+            <w:tcW w:type="dxa" w:w="4032"/>
+          </w:tcPr>
+          <w:p>
+            <w:r>
+              <w:rPr>
+                <w:rFonts w:ascii="Calibri" w:hAnsi="Calibri" w:eastAsia="Calibri"/>
+                <w:b w:val="0"/>
+                <w:sz w:val="18"/>
+              </w:rPr>
+              <w:t>Solar network transmission charge. Independent of Wind and DISCOM rates.</w:t>
+            </w:r>
+          </w:p>
+        </w:tc>
+      </w:tr>
+      <w:tr>
+        <w:tc>
+          <w:tcPr>
+            <w:tcW w:type="dxa" w:w="2304"/>
+          </w:tcPr>
+          <w:p>
+            <w:r>
+              <w:rPr>
+                <w:rFonts w:ascii="Calibri" w:hAnsi="Calibri" w:eastAsia="Calibri"/>
+                <w:b w:val="0"/>
+                <w:sz w:val="18"/>
+              </w:rPr>
+              <w:t>solar wheeling inr per kwh</w:t>
+            </w:r>
+          </w:p>
+        </w:tc>
+        <w:tc>
+          <w:tcPr>
+            <w:tcW w:type="dxa" w:w="1584"/>
+          </w:tcPr>
+          <w:p>
+            <w:r>
+              <w:rPr>
+                <w:rFonts w:ascii="Calibri" w:hAnsi="Calibri" w:eastAsia="Calibri"/>
+                <w:b w:val="0"/>
+                <w:sz w:val="18"/>
+              </w:rPr>
+              <w:t>0.3</w:t>
+            </w:r>
+          </w:p>
+        </w:tc>
+        <w:tc>
+          <w:tcPr>
+            <w:tcW w:type="dxa" w:w="1008"/>
+          </w:tcPr>
+          <w:p>
+            <w:r>
+              <w:rPr>
+                <w:rFonts w:ascii="Calibri" w:hAnsi="Calibri" w:eastAsia="Calibri"/>
+                <w:b w:val="0"/>
+                <w:sz w:val="18"/>
+              </w:rPr>
+              <w:t>₹/kWh</w:t>
+            </w:r>
+          </w:p>
+        </w:tc>
+        <w:tc>
+          <w:tcPr>
+            <w:tcW w:type="dxa" w:w="1872"/>
+          </w:tcPr>
+          <w:p>
+            <w:r>
+              <w:rPr>
+                <w:rFonts w:ascii="Calibri" w:hAnsi="Calibri" w:eastAsia="Calibri"/>
+                <w:b w:val="0"/>
+                <w:sz w:val="18"/>
+              </w:rPr>
+              <w:t>DEFAULT_ASSUMPTION</w:t>
+            </w:r>
+          </w:p>
+        </w:tc>
+        <w:tc>
+          <w:tcPr>
+            <w:tcW w:type="dxa" w:w="4032"/>
+          </w:tcPr>
+          <w:p>
+            <w:r>
+              <w:rPr>
+                <w:rFonts w:ascii="Calibri" w:hAnsi="Calibri" w:eastAsia="Calibri"/>
+                <w:b w:val="0"/>
+                <w:sz w:val="18"/>
+              </w:rPr>
+              <w:t>Solar network wheeling charge. Independent of Wind and DISCOM rates.</w:t>
+            </w:r>
+          </w:p>
+        </w:tc>
+      </w:tr>
+      <w:tr>
+        <w:tc>
+          <w:tcPr>
+            <w:tcW w:type="dxa" w:w="2304"/>
+          </w:tcPr>
+          <w:p>
+            <w:r>
+              <w:rPr>
+                <w:rFonts w:ascii="Calibri" w:hAnsi="Calibri" w:eastAsia="Calibri"/>
+                <w:b w:val="0"/>
+                <w:sz w:val="18"/>
+              </w:rPr>
+              <w:t>solar other charges inr per kwh</w:t>
+            </w:r>
+          </w:p>
+        </w:tc>
+        <w:tc>
+          <w:tcPr>
+            <w:tcW w:type="dxa" w:w="1584"/>
+          </w:tcPr>
+          <w:p>
+            <w:r>
+              <w:rPr>
+                <w:rFonts w:ascii="Calibri" w:hAnsi="Calibri" w:eastAsia="Calibri"/>
+                <w:b w:val="0"/>
+                <w:sz w:val="18"/>
+              </w:rPr>
+              <w:t>0.15</w:t>
+            </w:r>
+          </w:p>
+        </w:tc>
+        <w:tc>
+          <w:tcPr>
+            <w:tcW w:type="dxa" w:w="1008"/>
+          </w:tcPr>
+          <w:p>
+            <w:r>
+              <w:rPr>
+                <w:rFonts w:ascii="Calibri" w:hAnsi="Calibri" w:eastAsia="Calibri"/>
+                <w:b w:val="0"/>
+                <w:sz w:val="18"/>
+              </w:rPr>
+              <w:t>₹/kWh</w:t>
+            </w:r>
+          </w:p>
+        </w:tc>
+        <w:tc>
+          <w:tcPr>
+            <w:tcW w:type="dxa" w:w="1872"/>
+          </w:tcPr>
+          <w:p>
+            <w:r>
+              <w:rPr>
+                <w:rFonts w:ascii="Calibri" w:hAnsi="Calibri" w:eastAsia="Calibri"/>
+                <w:b w:val="0"/>
+                <w:sz w:val="18"/>
+              </w:rPr>
+              <w:t>DEFAULT_ASSUMPTION</w:t>
+            </w:r>
+          </w:p>
+        </w:tc>
+        <w:tc>
+          <w:tcPr>
+            <w:tcW w:type="dxa" w:w="4032"/>
+          </w:tcPr>
+          <w:p>
+            <w:r>
+              <w:rPr>
+                <w:rFonts w:ascii="Calibri" w:hAnsi="Calibri" w:eastAsia="Calibri"/>
+                <w:b w:val="0"/>
+                <w:sz w:val="18"/>
+              </w:rPr>
+              <w:t>Solar other volumetric network charges.</w:t>
+            </w:r>
+          </w:p>
+        </w:tc>
+      </w:tr>
+      <w:tr>
+        <w:tc>
+          <w:tcPr>
+            <w:tcW w:type="dxa" w:w="2304"/>
+          </w:tcPr>
+          <w:p>
+            <w:r>
+              <w:rPr>
+                <w:rFonts w:ascii="Calibri" w:hAnsi="Calibri" w:eastAsia="Calibri"/>
+                <w:b w:val="0"/>
+                <w:sz w:val="18"/>
+              </w:rPr>
+              <w:t>solar banking enabled</w:t>
+            </w:r>
+          </w:p>
+        </w:tc>
+        <w:tc>
+          <w:tcPr>
+            <w:tcW w:type="dxa" w:w="1584"/>
+          </w:tcPr>
+          <w:p>
+            <w:r>
+              <w:rPr>
+                <w:rFonts w:ascii="Calibri" w:hAnsi="Calibri" w:eastAsia="Calibri"/>
+                <w:b w:val="0"/>
+                <w:sz w:val="18"/>
+              </w:rPr>
+              <w:t>False</w:t>
+            </w:r>
+          </w:p>
+        </w:tc>
+        <w:tc>
+          <w:tcPr>
+            <w:tcW w:type="dxa" w:w="1008"/>
+          </w:tcPr>
+          <w:p>
+            <w:r>
+              <w:rPr>
+                <w:rFonts w:ascii="Calibri" w:hAnsi="Calibri" w:eastAsia="Calibri"/>
+                <w:b w:val="0"/>
+                <w:sz w:val="18"/>
+              </w:rPr>
+            </w:r>
+          </w:p>
+        </w:tc>
+        <w:tc>
+          <w:tcPr>
+            <w:tcW w:type="dxa" w:w="1872"/>
+          </w:tcPr>
+          <w:p>
+            <w:r>
+              <w:rPr>
+                <w:rFonts w:ascii="Calibri" w:hAnsi="Calibri" w:eastAsia="Calibri"/>
+                <w:b w:val="0"/>
+                <w:sz w:val="18"/>
+              </w:rPr>
+              <w:t>DEFAULT_ASSUMPTION</w:t>
+            </w:r>
+          </w:p>
+        </w:tc>
+        <w:tc>
+          <w:tcPr>
+            <w:tcW w:type="dxa" w:w="4032"/>
+          </w:tcPr>
+          <w:p>
+            <w:r>
+              <w:rPr>
+                <w:rFonts w:ascii="Calibri" w:hAnsi="Calibri" w:eastAsia="Calibri"/>
+                <w:b w:val="0"/>
+                <w:sz w:val="18"/>
+              </w:rPr>
+              <w:t>If false, Solar banking charges are zero regardless of the Solar banking unit rate.</w:t>
+            </w:r>
+          </w:p>
+        </w:tc>
+      </w:tr>
+      <w:tr>
+        <w:tc>
+          <w:tcPr>
+            <w:tcW w:type="dxa" w:w="2304"/>
+          </w:tcPr>
+          <w:p>
+            <w:r>
+              <w:rPr>
+                <w:rFonts w:ascii="Calibri" w:hAnsi="Calibri" w:eastAsia="Calibri"/>
+                <w:b w:val="0"/>
+                <w:sz w:val="18"/>
+              </w:rPr>
+              <w:t>solar banking inr per kwh</w:t>
+            </w:r>
+          </w:p>
+        </w:tc>
+        <w:tc>
+          <w:tcPr>
+            <w:tcW w:type="dxa" w:w="1584"/>
+          </w:tcPr>
+          <w:p>
+            <w:r>
+              <w:rPr>
+                <w:rFonts w:ascii="Calibri" w:hAnsi="Calibri" w:eastAsia="Calibri"/>
+                <w:b w:val="0"/>
+                <w:sz w:val="18"/>
+              </w:rPr>
+              <w:t>0.1</w:t>
+            </w:r>
+          </w:p>
+        </w:tc>
+        <w:tc>
+          <w:tcPr>
+            <w:tcW w:type="dxa" w:w="1008"/>
+          </w:tcPr>
+          <w:p>
+            <w:r>
+              <w:rPr>
+                <w:rFonts w:ascii="Calibri" w:hAnsi="Calibri" w:eastAsia="Calibri"/>
+                <w:b w:val="0"/>
+                <w:sz w:val="18"/>
+              </w:rPr>
+              <w:t>₹/kWh</w:t>
+            </w:r>
+          </w:p>
+        </w:tc>
+        <w:tc>
+          <w:tcPr>
+            <w:tcW w:type="dxa" w:w="1872"/>
+          </w:tcPr>
+          <w:p>
+            <w:r>
+              <w:rPr>
+                <w:rFonts w:ascii="Calibri" w:hAnsi="Calibri" w:eastAsia="Calibri"/>
+                <w:b w:val="0"/>
+                <w:sz w:val="18"/>
+              </w:rPr>
+              <w:t>DEFAULT_ASSUMPTION</w:t>
+            </w:r>
+          </w:p>
+        </w:tc>
+        <w:tc>
+          <w:tcPr>
+            <w:tcW w:type="dxa" w:w="4032"/>
+          </w:tcPr>
+          <w:p>
+            <w:r>
+              <w:rPr>
+                <w:rFonts w:ascii="Calibri" w:hAnsi="Calibri" w:eastAsia="Calibri"/>
+                <w:b w:val="0"/>
+                <w:sz w:val="18"/>
+              </w:rPr>
+              <w:t>Solar banking-related charge. Applied only when Solar banking is enabled.</w:t>
+            </w:r>
+          </w:p>
+        </w:tc>
+      </w:tr>
+      <w:tr>
+        <w:tc>
+          <w:tcPr>
+            <w:tcW w:type="dxa" w:w="2304"/>
+          </w:tcPr>
+          <w:p>
+            <w:r>
+              <w:rPr>
+                <w:rFonts w:ascii="Calibri" w:hAnsi="Calibri" w:eastAsia="Calibri"/>
+                <w:b w:val="0"/>
+                <w:sz w:val="18"/>
+              </w:rPr>
+              <w:t>wind transmission inr per kwh</w:t>
+            </w:r>
+          </w:p>
+        </w:tc>
+        <w:tc>
+          <w:tcPr>
+            <w:tcW w:type="dxa" w:w="1584"/>
+          </w:tcPr>
+          <w:p>
+            <w:r>
+              <w:rPr>
+                <w:rFonts w:ascii="Calibri" w:hAnsi="Calibri" w:eastAsia="Calibri"/>
+                <w:b w:val="0"/>
+                <w:sz w:val="18"/>
+              </w:rPr>
+              <w:t>0.4</w:t>
+            </w:r>
+          </w:p>
+        </w:tc>
+        <w:tc>
+          <w:tcPr>
+            <w:tcW w:type="dxa" w:w="1008"/>
+          </w:tcPr>
+          <w:p>
+            <w:r>
+              <w:rPr>
+                <w:rFonts w:ascii="Calibri" w:hAnsi="Calibri" w:eastAsia="Calibri"/>
+                <w:b w:val="0"/>
+                <w:sz w:val="18"/>
+              </w:rPr>
+              <w:t>₹/kWh</w:t>
+            </w:r>
+          </w:p>
+        </w:tc>
+        <w:tc>
+          <w:tcPr>
+            <w:tcW w:type="dxa" w:w="1872"/>
+          </w:tcPr>
+          <w:p>
+            <w:r>
+              <w:rPr>
+                <w:rFonts w:ascii="Calibri" w:hAnsi="Calibri" w:eastAsia="Calibri"/>
+                <w:b w:val="0"/>
+                <w:sz w:val="18"/>
+              </w:rPr>
+              <w:t>DEFAULT_ASSUMPTION</w:t>
+            </w:r>
+          </w:p>
+        </w:tc>
+        <w:tc>
+          <w:tcPr>
+            <w:tcW w:type="dxa" w:w="4032"/>
+          </w:tcPr>
+          <w:p>
+            <w:r>
+              <w:rPr>
+                <w:rFonts w:ascii="Calibri" w:hAnsi="Calibri" w:eastAsia="Calibri"/>
+                <w:b w:val="0"/>
+                <w:sz w:val="18"/>
+              </w:rPr>
+              <w:t>Wind network transmission charge. Independent of Solar and DISCOM rates.</w:t>
+            </w:r>
+          </w:p>
+        </w:tc>
+      </w:tr>
+      <w:tr>
+        <w:tc>
+          <w:tcPr>
+            <w:tcW w:type="dxa" w:w="2304"/>
+          </w:tcPr>
+          <w:p>
+            <w:r>
+              <w:rPr>
+                <w:rFonts w:ascii="Calibri" w:hAnsi="Calibri" w:eastAsia="Calibri"/>
+                <w:b w:val="0"/>
+                <w:sz w:val="18"/>
+              </w:rPr>
+              <w:t>wind wheeling inr per kwh</w:t>
+            </w:r>
+          </w:p>
+        </w:tc>
+        <w:tc>
+          <w:tcPr>
+            <w:tcW w:type="dxa" w:w="1584"/>
+          </w:tcPr>
+          <w:p>
+            <w:r>
+              <w:rPr>
+                <w:rFonts w:ascii="Calibri" w:hAnsi="Calibri" w:eastAsia="Calibri"/>
+                <w:b w:val="0"/>
+                <w:sz w:val="18"/>
+              </w:rPr>
+              <w:t>0.3</w:t>
+            </w:r>
+          </w:p>
+        </w:tc>
+        <w:tc>
+          <w:tcPr>
+            <w:tcW w:type="dxa" w:w="1008"/>
+          </w:tcPr>
+          <w:p>
+            <w:r>
+              <w:rPr>
+                <w:rFonts w:ascii="Calibri" w:hAnsi="Calibri" w:eastAsia="Calibri"/>
+                <w:b w:val="0"/>
+                <w:sz w:val="18"/>
+              </w:rPr>
+              <w:t>₹/kWh</w:t>
+            </w:r>
+          </w:p>
+        </w:tc>
+        <w:tc>
+          <w:tcPr>
+            <w:tcW w:type="dxa" w:w="1872"/>
+          </w:tcPr>
+          <w:p>
+            <w:r>
+              <w:rPr>
+                <w:rFonts w:ascii="Calibri" w:hAnsi="Calibri" w:eastAsia="Calibri"/>
+                <w:b w:val="0"/>
+                <w:sz w:val="18"/>
+              </w:rPr>
+              <w:t>DEFAULT_ASSUMPTION</w:t>
+            </w:r>
+          </w:p>
+        </w:tc>
+        <w:tc>
+          <w:tcPr>
+            <w:tcW w:type="dxa" w:w="4032"/>
+          </w:tcPr>
+          <w:p>
+            <w:r>
+              <w:rPr>
+                <w:rFonts w:ascii="Calibri" w:hAnsi="Calibri" w:eastAsia="Calibri"/>
+                <w:b w:val="0"/>
+                <w:sz w:val="18"/>
+              </w:rPr>
+              <w:t>Wind network wheeling charge. Independent of Solar and DISCOM rates.</w:t>
+            </w:r>
+          </w:p>
+        </w:tc>
+      </w:tr>
+      <w:tr>
+        <w:tc>
+          <w:tcPr>
+            <w:tcW w:type="dxa" w:w="2304"/>
+          </w:tcPr>
+          <w:p>
+            <w:r>
+              <w:rPr>
+                <w:rFonts w:ascii="Calibri" w:hAnsi="Calibri" w:eastAsia="Calibri"/>
+                <w:b w:val="0"/>
+                <w:sz w:val="18"/>
+              </w:rPr>
+              <w:t>wind other charges inr per kwh</w:t>
+            </w:r>
+          </w:p>
+        </w:tc>
+        <w:tc>
+          <w:tcPr>
+            <w:tcW w:type="dxa" w:w="1584"/>
+          </w:tcPr>
+          <w:p>
+            <w:r>
+              <w:rPr>
+                <w:rFonts w:ascii="Calibri" w:hAnsi="Calibri" w:eastAsia="Calibri"/>
+                <w:b w:val="0"/>
+                <w:sz w:val="18"/>
+              </w:rPr>
+              <w:t>0.15</w:t>
+            </w:r>
+          </w:p>
+        </w:tc>
+        <w:tc>
+          <w:tcPr>
+            <w:tcW w:type="dxa" w:w="1008"/>
+          </w:tcPr>
+          <w:p>
+            <w:r>
+              <w:rPr>
+                <w:rFonts w:ascii="Calibri" w:hAnsi="Calibri" w:eastAsia="Calibri"/>
+                <w:b w:val="0"/>
+                <w:sz w:val="18"/>
+              </w:rPr>
+              <w:t>₹/kWh</w:t>
+            </w:r>
+          </w:p>
+        </w:tc>
+        <w:tc>
+          <w:tcPr>
+            <w:tcW w:type="dxa" w:w="1872"/>
+          </w:tcPr>
+          <w:p>
+            <w:r>
+              <w:rPr>
+                <w:rFonts w:ascii="Calibri" w:hAnsi="Calibri" w:eastAsia="Calibri"/>
+                <w:b w:val="0"/>
+                <w:sz w:val="18"/>
+              </w:rPr>
+              <w:t>DEFAULT_ASSUMPTION</w:t>
+            </w:r>
+          </w:p>
+        </w:tc>
+        <w:tc>
+          <w:tcPr>
+            <w:tcW w:type="dxa" w:w="4032"/>
+          </w:tcPr>
+          <w:p>
+            <w:r>
+              <w:rPr>
+                <w:rFonts w:ascii="Calibri" w:hAnsi="Calibri" w:eastAsia="Calibri"/>
+                <w:b w:val="0"/>
+                <w:sz w:val="18"/>
+              </w:rPr>
+              <w:t>Wind other volumetric network charges.</w:t>
+            </w:r>
+          </w:p>
+        </w:tc>
+      </w:tr>
+      <w:tr>
+        <w:tc>
+          <w:tcPr>
+            <w:tcW w:type="dxa" w:w="2304"/>
+          </w:tcPr>
+          <w:p>
+            <w:r>
+              <w:rPr>
+                <w:rFonts w:ascii="Calibri" w:hAnsi="Calibri" w:eastAsia="Calibri"/>
+                <w:b w:val="0"/>
+                <w:sz w:val="18"/>
+              </w:rPr>
+              <w:t>wind banking enabled</w:t>
+            </w:r>
+          </w:p>
+        </w:tc>
+        <w:tc>
+          <w:tcPr>
+            <w:tcW w:type="dxa" w:w="1584"/>
+          </w:tcPr>
+          <w:p>
+            <w:r>
+              <w:rPr>
+                <w:rFonts w:ascii="Calibri" w:hAnsi="Calibri" w:eastAsia="Calibri"/>
+                <w:b w:val="0"/>
+                <w:sz w:val="18"/>
+              </w:rPr>
+              <w:t>False</w:t>
+            </w:r>
+          </w:p>
+        </w:tc>
+        <w:tc>
+          <w:tcPr>
+            <w:tcW w:type="dxa" w:w="1008"/>
+          </w:tcPr>
+          <w:p>
+            <w:r>
+              <w:rPr>
+                <w:rFonts w:ascii="Calibri" w:hAnsi="Calibri" w:eastAsia="Calibri"/>
+                <w:b w:val="0"/>
+                <w:sz w:val="18"/>
+              </w:rPr>
+            </w:r>
+          </w:p>
+        </w:tc>
+        <w:tc>
+          <w:tcPr>
+            <w:tcW w:type="dxa" w:w="1872"/>
+          </w:tcPr>
+          <w:p>
+            <w:r>
+              <w:rPr>
+                <w:rFonts w:ascii="Calibri" w:hAnsi="Calibri" w:eastAsia="Calibri"/>
+                <w:b w:val="0"/>
+                <w:sz w:val="18"/>
+              </w:rPr>
+              <w:t>DEFAULT_ASSUMPTION</w:t>
+            </w:r>
+          </w:p>
+        </w:tc>
+        <w:tc>
+          <w:tcPr>
+            <w:tcW w:type="dxa" w:w="4032"/>
+          </w:tcPr>
+          <w:p>
+            <w:r>
+              <w:rPr>
+                <w:rFonts w:ascii="Calibri" w:hAnsi="Calibri" w:eastAsia="Calibri"/>
+                <w:b w:val="0"/>
+                <w:sz w:val="18"/>
+              </w:rPr>
+              <w:t>If false, Wind banking charges are zero regardless of the Wind banking unit rate.</w:t>
+            </w:r>
+          </w:p>
+        </w:tc>
+      </w:tr>
+      <w:tr>
+        <w:tc>
+          <w:tcPr>
+            <w:tcW w:type="dxa" w:w="2304"/>
+          </w:tcPr>
+          <w:p>
+            <w:r>
+              <w:rPr>
+                <w:rFonts w:ascii="Calibri" w:hAnsi="Calibri" w:eastAsia="Calibri"/>
+                <w:b w:val="0"/>
+                <w:sz w:val="18"/>
+              </w:rPr>
+              <w:t>wind banking inr per kwh</w:t>
+            </w:r>
+          </w:p>
+        </w:tc>
+        <w:tc>
+          <w:tcPr>
+            <w:tcW w:type="dxa" w:w="1584"/>
+          </w:tcPr>
+          <w:p>
+            <w:r>
+              <w:rPr>
+                <w:rFonts w:ascii="Calibri" w:hAnsi="Calibri" w:eastAsia="Calibri"/>
+                <w:b w:val="0"/>
+                <w:sz w:val="18"/>
+              </w:rPr>
+              <w:t>0.1</w:t>
+            </w:r>
+          </w:p>
+        </w:tc>
+        <w:tc>
+          <w:tcPr>
+            <w:tcW w:type="dxa" w:w="1008"/>
+          </w:tcPr>
+          <w:p>
+            <w:r>
+              <w:rPr>
+                <w:rFonts w:ascii="Calibri" w:hAnsi="Calibri" w:eastAsia="Calibri"/>
+                <w:b w:val="0"/>
+                <w:sz w:val="18"/>
+              </w:rPr>
+              <w:t>₹/kWh</w:t>
+            </w:r>
+          </w:p>
+        </w:tc>
+        <w:tc>
+          <w:tcPr>
+            <w:tcW w:type="dxa" w:w="1872"/>
+          </w:tcPr>
+          <w:p>
+            <w:r>
+              <w:rPr>
+                <w:rFonts w:ascii="Calibri" w:hAnsi="Calibri" w:eastAsia="Calibri"/>
+                <w:b w:val="0"/>
+                <w:sz w:val="18"/>
+              </w:rPr>
+              <w:t>DEFAULT_ASSUMPTION</w:t>
+            </w:r>
+          </w:p>
+        </w:tc>
+        <w:tc>
+          <w:tcPr>
+            <w:tcW w:type="dxa" w:w="4032"/>
+          </w:tcPr>
+          <w:p>
+            <w:r>
+              <w:rPr>
+                <w:rFonts w:ascii="Calibri" w:hAnsi="Calibri" w:eastAsia="Calibri"/>
+                <w:b w:val="0"/>
+                <w:sz w:val="18"/>
+              </w:rPr>
+              <w:t>Wind banking-related charge. Applied only when Wind banking is enabled.</w:t>
+            </w:r>
+          </w:p>
+        </w:tc>
+      </w:tr>
+      <w:tr>
+        <w:tc>
+          <w:tcPr>
+            <w:tcW w:type="dxa" w:w="2304"/>
+          </w:tcPr>
+          <w:p>
+            <w:r>
+              <w:rPr>
+                <w:rFonts w:ascii="Calibri" w:hAnsi="Calibri" w:eastAsia="Calibri"/>
+                <w:b w:val="0"/>
+                <w:sz w:val="18"/>
+              </w:rPr>
+              <w:t>bess transmission inr per kwh</w:t>
+            </w:r>
+          </w:p>
+        </w:tc>
+        <w:tc>
+          <w:tcPr>
+            <w:tcW w:type="dxa" w:w="1584"/>
+          </w:tcPr>
+          <w:p>
+            <w:r>
+              <w:rPr>
+                <w:rFonts w:ascii="Calibri" w:hAnsi="Calibri" w:eastAsia="Calibri"/>
+                <w:b w:val="0"/>
+                <w:sz w:val="18"/>
+              </w:rPr>
+              <w:t>0.4</w:t>
+            </w:r>
+          </w:p>
+        </w:tc>
+        <w:tc>
+          <w:tcPr>
+            <w:tcW w:type="dxa" w:w="1008"/>
+          </w:tcPr>
+          <w:p>
+            <w:r>
+              <w:rPr>
+                <w:rFonts w:ascii="Calibri" w:hAnsi="Calibri" w:eastAsia="Calibri"/>
+                <w:b w:val="0"/>
+                <w:sz w:val="18"/>
+              </w:rPr>
+              <w:t>₹/kWh</w:t>
+            </w:r>
+          </w:p>
+        </w:tc>
+        <w:tc>
+          <w:tcPr>
+            <w:tcW w:type="dxa" w:w="1872"/>
+          </w:tcPr>
+          <w:p>
+            <w:r>
+              <w:rPr>
+                <w:rFonts w:ascii="Calibri" w:hAnsi="Calibri" w:eastAsia="Calibri"/>
+                <w:b w:val="0"/>
+                <w:sz w:val="18"/>
+              </w:rPr>
+              <w:t>DEFAULT_ASSUMPTION</w:t>
+            </w:r>
+          </w:p>
+        </w:tc>
+        <w:tc>
+          <w:tcPr>
+            <w:tcW w:type="dxa" w:w="4032"/>
+          </w:tcPr>
+          <w:p>
+            <w:r>
+              <w:rPr>
+                <w:rFonts w:ascii="Calibri" w:hAnsi="Calibri" w:eastAsia="Calibri"/>
+                <w:b w:val="0"/>
+                <w:sz w:val="18"/>
+              </w:rPr>
+              <w:t>BESS network transmission charge on discharge energy. Independent of Solar / Wind / DISCOM rates.</w:t>
+            </w:r>
+          </w:p>
+        </w:tc>
+      </w:tr>
+      <w:tr>
+        <w:tc>
+          <w:tcPr>
+            <w:tcW w:type="dxa" w:w="2304"/>
+          </w:tcPr>
+          <w:p>
+            <w:r>
+              <w:rPr>
+                <w:rFonts w:ascii="Calibri" w:hAnsi="Calibri" w:eastAsia="Calibri"/>
+                <w:b w:val="0"/>
+                <w:sz w:val="18"/>
+              </w:rPr>
+              <w:t>bess wheeling inr per kwh</w:t>
+            </w:r>
+          </w:p>
+        </w:tc>
+        <w:tc>
+          <w:tcPr>
+            <w:tcW w:type="dxa" w:w="1584"/>
+          </w:tcPr>
+          <w:p>
+            <w:r>
+              <w:rPr>
+                <w:rFonts w:ascii="Calibri" w:hAnsi="Calibri" w:eastAsia="Calibri"/>
+                <w:b w:val="0"/>
+                <w:sz w:val="18"/>
+              </w:rPr>
+              <w:t>0.3</w:t>
+            </w:r>
+          </w:p>
+        </w:tc>
+        <w:tc>
+          <w:tcPr>
+            <w:tcW w:type="dxa" w:w="1008"/>
+          </w:tcPr>
+          <w:p>
+            <w:r>
+              <w:rPr>
+                <w:rFonts w:ascii="Calibri" w:hAnsi="Calibri" w:eastAsia="Calibri"/>
+                <w:b w:val="0"/>
+                <w:sz w:val="18"/>
+              </w:rPr>
+              <w:t>₹/kWh</w:t>
+            </w:r>
+          </w:p>
+        </w:tc>
+        <w:tc>
+          <w:tcPr>
+            <w:tcW w:type="dxa" w:w="1872"/>
+          </w:tcPr>
+          <w:p>
+            <w:r>
+              <w:rPr>
+                <w:rFonts w:ascii="Calibri" w:hAnsi="Calibri" w:eastAsia="Calibri"/>
+                <w:b w:val="0"/>
+                <w:sz w:val="18"/>
+              </w:rPr>
+              <w:t>DEFAULT_ASSUMPTION</w:t>
+            </w:r>
+          </w:p>
+        </w:tc>
+        <w:tc>
+          <w:tcPr>
+            <w:tcW w:type="dxa" w:w="4032"/>
+          </w:tcPr>
+          <w:p>
+            <w:r>
+              <w:rPr>
+                <w:rFonts w:ascii="Calibri" w:hAnsi="Calibri" w:eastAsia="Calibri"/>
+                <w:b w:val="0"/>
+                <w:sz w:val="18"/>
+              </w:rPr>
+              <w:t>BESS network wheeling charge on discharge energy.</w:t>
+            </w:r>
+          </w:p>
+        </w:tc>
+      </w:tr>
+      <w:tr>
+        <w:tc>
+          <w:tcPr>
+            <w:tcW w:type="dxa" w:w="2304"/>
+          </w:tcPr>
+          <w:p>
+            <w:r>
+              <w:rPr>
+                <w:rFonts w:ascii="Calibri" w:hAnsi="Calibri" w:eastAsia="Calibri"/>
+                <w:b w:val="0"/>
+                <w:sz w:val="18"/>
+              </w:rPr>
+              <w:t>bess other charges inr per kwh</w:t>
+            </w:r>
+          </w:p>
+        </w:tc>
+        <w:tc>
+          <w:tcPr>
+            <w:tcW w:type="dxa" w:w="1584"/>
+          </w:tcPr>
+          <w:p>
+            <w:r>
+              <w:rPr>
+                <w:rFonts w:ascii="Calibri" w:hAnsi="Calibri" w:eastAsia="Calibri"/>
+                <w:b w:val="0"/>
+                <w:sz w:val="18"/>
+              </w:rPr>
+              <w:t>0.15</w:t>
+            </w:r>
+          </w:p>
+        </w:tc>
+        <w:tc>
+          <w:tcPr>
+            <w:tcW w:type="dxa" w:w="1008"/>
+          </w:tcPr>
+          <w:p>
+            <w:r>
+              <w:rPr>
+                <w:rFonts w:ascii="Calibri" w:hAnsi="Calibri" w:eastAsia="Calibri"/>
+                <w:b w:val="0"/>
+                <w:sz w:val="18"/>
+              </w:rPr>
+              <w:t>₹/kWh</w:t>
+            </w:r>
+          </w:p>
+        </w:tc>
+        <w:tc>
+          <w:tcPr>
+            <w:tcW w:type="dxa" w:w="1872"/>
+          </w:tcPr>
+          <w:p>
+            <w:r>
+              <w:rPr>
+                <w:rFonts w:ascii="Calibri" w:hAnsi="Calibri" w:eastAsia="Calibri"/>
+                <w:b w:val="0"/>
+                <w:sz w:val="18"/>
+              </w:rPr>
+              <w:t>DEFAULT_ASSUMPTION</w:t>
+            </w:r>
+          </w:p>
+        </w:tc>
+        <w:tc>
+          <w:tcPr>
+            <w:tcW w:type="dxa" w:w="4032"/>
+          </w:tcPr>
+          <w:p>
+            <w:r>
+              <w:rPr>
+                <w:rFonts w:ascii="Calibri" w:hAnsi="Calibri" w:eastAsia="Calibri"/>
+                <w:b w:val="0"/>
+                <w:sz w:val="18"/>
+              </w:rPr>
+              <w:t>BESS other volumetric network charges on discharge energy.</w:t>
+            </w:r>
+          </w:p>
+        </w:tc>
+      </w:tr>
+      <w:tr>
+        <w:tc>
+          <w:tcPr>
+            <w:tcW w:type="dxa" w:w="2304"/>
+          </w:tcPr>
+          <w:p>
+            <w:r>
+              <w:rPr>
+                <w:rFonts w:ascii="Calibri" w:hAnsi="Calibri" w:eastAsia="Calibri"/>
+                <w:b w:val="0"/>
+                <w:sz w:val="18"/>
+              </w:rPr>
+              <w:t>bess banking enabled</w:t>
+            </w:r>
+          </w:p>
+        </w:tc>
+        <w:tc>
+          <w:tcPr>
+            <w:tcW w:type="dxa" w:w="1584"/>
+          </w:tcPr>
+          <w:p>
+            <w:r>
+              <w:rPr>
+                <w:rFonts w:ascii="Calibri" w:hAnsi="Calibri" w:eastAsia="Calibri"/>
+                <w:b w:val="0"/>
+                <w:sz w:val="18"/>
+              </w:rPr>
+              <w:t>False</w:t>
+            </w:r>
+          </w:p>
+        </w:tc>
+        <w:tc>
+          <w:tcPr>
+            <w:tcW w:type="dxa" w:w="1008"/>
+          </w:tcPr>
+          <w:p>
+            <w:r>
+              <w:rPr>
+                <w:rFonts w:ascii="Calibri" w:hAnsi="Calibri" w:eastAsia="Calibri"/>
+                <w:b w:val="0"/>
+                <w:sz w:val="18"/>
+              </w:rPr>
+            </w:r>
+          </w:p>
+        </w:tc>
+        <w:tc>
+          <w:tcPr>
+            <w:tcW w:type="dxa" w:w="1872"/>
+          </w:tcPr>
+          <w:p>
+            <w:r>
+              <w:rPr>
+                <w:rFonts w:ascii="Calibri" w:hAnsi="Calibri" w:eastAsia="Calibri"/>
+                <w:b w:val="0"/>
+                <w:sz w:val="18"/>
+              </w:rPr>
+              <w:t>DEFAULT_ASSUMPTION</w:t>
+            </w:r>
+          </w:p>
+        </w:tc>
+        <w:tc>
+          <w:tcPr>
+            <w:tcW w:type="dxa" w:w="4032"/>
+          </w:tcPr>
+          <w:p>
+            <w:r>
+              <w:rPr>
+                <w:rFonts w:ascii="Calibri" w:hAnsi="Calibri" w:eastAsia="Calibri"/>
+                <w:b w:val="0"/>
+                <w:sz w:val="18"/>
+              </w:rPr>
+              <w:t>If false, BESS banking charges are zero regardless of the BESS banking unit rate.</w:t>
+            </w:r>
+          </w:p>
+        </w:tc>
+      </w:tr>
+      <w:tr>
+        <w:tc>
+          <w:tcPr>
+            <w:tcW w:type="dxa" w:w="2304"/>
+          </w:tcPr>
+          <w:p>
+            <w:r>
+              <w:rPr>
+                <w:rFonts w:ascii="Calibri" w:hAnsi="Calibri" w:eastAsia="Calibri"/>
+                <w:b w:val="0"/>
+                <w:sz w:val="18"/>
+              </w:rPr>
+              <w:t>bess banking inr per kwh</w:t>
+            </w:r>
+          </w:p>
+        </w:tc>
+        <w:tc>
+          <w:tcPr>
+            <w:tcW w:type="dxa" w:w="1584"/>
+          </w:tcPr>
+          <w:p>
+            <w:r>
+              <w:rPr>
+                <w:rFonts w:ascii="Calibri" w:hAnsi="Calibri" w:eastAsia="Calibri"/>
+                <w:b w:val="0"/>
+                <w:sz w:val="18"/>
+              </w:rPr>
+              <w:t>0.1</w:t>
+            </w:r>
+          </w:p>
+        </w:tc>
+        <w:tc>
+          <w:tcPr>
+            <w:tcW w:type="dxa" w:w="1008"/>
+          </w:tcPr>
+          <w:p>
+            <w:r>
+              <w:rPr>
+                <w:rFonts w:ascii="Calibri" w:hAnsi="Calibri" w:eastAsia="Calibri"/>
+                <w:b w:val="0"/>
+                <w:sz w:val="18"/>
+              </w:rPr>
+              <w:t>₹/kWh</w:t>
+            </w:r>
+          </w:p>
+        </w:tc>
+        <w:tc>
+          <w:tcPr>
+            <w:tcW w:type="dxa" w:w="1872"/>
+          </w:tcPr>
+          <w:p>
+            <w:r>
+              <w:rPr>
+                <w:rFonts w:ascii="Calibri" w:hAnsi="Calibri" w:eastAsia="Calibri"/>
+                <w:b w:val="0"/>
+                <w:sz w:val="18"/>
+              </w:rPr>
+              <w:t>DEFAULT_ASSUMPTION</w:t>
+            </w:r>
+          </w:p>
+        </w:tc>
+        <w:tc>
+          <w:tcPr>
+            <w:tcW w:type="dxa" w:w="4032"/>
+          </w:tcPr>
+          <w:p>
+            <w:r>
+              <w:rPr>
+                <w:rFonts w:ascii="Calibri" w:hAnsi="Calibri" w:eastAsia="Calibri"/>
+                <w:b w:val="0"/>
+                <w:sz w:val="18"/>
+              </w:rPr>
+              <w:t>BESS banking-related charge. Applied only when BESS banking is enabled.</w:t>
             </w:r>
           </w:p>
         </w:tc>
@@ -19238,6 +20407,83 @@
           </w:p>
         </w:tc>
       </w:tr>
+      <w:tr>
+        <w:tc>
+          <w:tcPr>
+            <w:tcW w:type="dxa" w:w="2304"/>
+          </w:tcPr>
+          <w:p>
+            <w:r>
+              <w:rPr>
+                <w:rFonts w:ascii="Calibri" w:hAnsi="Calibri" w:eastAsia="Calibri"/>
+                <w:b w:val="0"/>
+                <w:sz w:val="18"/>
+              </w:rPr>
+              <w:t>additional costs</w:t>
+            </w:r>
+          </w:p>
+        </w:tc>
+        <w:tc>
+          <w:tcPr>
+            <w:tcW w:type="dxa" w:w="1584"/>
+          </w:tcPr>
+          <w:p>
+            <w:r>
+              <w:rPr>
+                <w:rFonts w:ascii="Calibri" w:hAnsi="Calibri" w:eastAsia="Calibri"/>
+                <w:b w:val="0"/>
+                <w:sz w:val="18"/>
+              </w:rPr>
+              <w:t>[]</w:t>
+            </w:r>
+          </w:p>
+        </w:tc>
+        <w:tc>
+          <w:tcPr>
+            <w:tcW w:type="dxa" w:w="1008"/>
+          </w:tcPr>
+          <w:p>
+            <w:r>
+              <w:rPr>
+                <w:rFonts w:ascii="Calibri" w:hAnsi="Calibri" w:eastAsia="Calibri"/>
+                <w:b w:val="0"/>
+                <w:sz w:val="18"/>
+              </w:rPr>
+              <w:t>₹/yr</w:t>
+            </w:r>
+          </w:p>
+        </w:tc>
+        <w:tc>
+          <w:tcPr>
+            <w:tcW w:type="dxa" w:w="1872"/>
+          </w:tcPr>
+          <w:p>
+            <w:r>
+              <w:rPr>
+                <w:rFonts w:ascii="Calibri" w:hAnsi="Calibri" w:eastAsia="Calibri"/>
+                <w:b w:val="0"/>
+                <w:sz w:val="18"/>
+              </w:rPr>
+              <w:t>DEFAULT_ASSUMPTION</w:t>
+            </w:r>
+          </w:p>
+        </w:tc>
+        <w:tc>
+          <w:tcPr>
+            <w:tcW w:type="dxa" w:w="4032"/>
+          </w:tcPr>
+          <w:p>
+            <w:r>
+              <w:rPr>
+                <w:rFonts w:ascii="Calibri" w:hAnsi="Calibri" w:eastAsia="Calibri"/>
+                <w:b w:val="0"/>
+                <w:sz w:val="18"/>
+              </w:rPr>
+              <w:t>User-defined additional annual cost line items (label + amount). Included in delivered ₹/kWh and cashflows.</w:t>
+            </w:r>
+          </w:p>
+        </w:tc>
+      </w:tr>
     </w:tbl>
     <w:p/>
     <w:p>
@@ -21890,7 +23136,7 @@
           <w:b/>
           <w:sz w:val="36"/>
         </w:rPr>
-        <w:t>11. Commercial Architectures &amp; Recommendation Rules</w:t>
+        <w:t>11. Commercial Architectures, Selectable Assets &amp; Recommendation Rules</w:t>
       </w:r>
     </w:p>
     <w:p>
@@ -21903,7 +23149,7 @@
           <w:b/>
           <w:sz w:val="28"/>
         </w:rPr>
-        <w:t>11.1 DISCOM — GRID-ONLY BASELINE</w:t>
+        <w:t>11.0 Asset selection (include flags)</w:t>
       </w:r>
     </w:p>
     <w:p>
@@ -21917,9 +23163,181 @@
           <w:i w:val="0"/>
           <w:sz w:val="22"/>
         </w:rPr>
-        <w:t>Data Centre → MSEDCL/DISCOM → Grid. RE and BESS capacities are treated as zero for the DISCOM energy path so the case represents full grid supply economics. Therefore Annual RE % and Hourly CFE min show 0% by design (not a calculation error). Costs include energy (TOD if enabled), demand and fixed charges, plus any applicable compliance cost. IRR and Payback typically show “—” for DISCOM because cashflows are all costs with no RE CAPEX investment to recover; NPV of DISCOM is the present value of grid electricity bills (often large and negative). On the Dashboard architecture card, DISCOM is labelled GRID-ONLY BASELINE — never RECOMMENDED when RE/CFE targets are missed (which they are by design at 0%).</w:t>
-      </w:r>
-    </w:p>
+        <w:t>On Architecture / Commercial you choose which assets participate. Unselected assets are forced to zero capacity in the engine and their Project Setup tabs are hidden.</w:t>
+      </w:r>
+    </w:p>
+    <w:tbl>
+      <w:tblPr>
+        <w:tblStyle w:val="TableGrid"/>
+        <w:tblW w:type="auto" w:w="0"/>
+        <w:tblLook w:firstColumn="1" w:firstRow="1" w:lastColumn="0" w:lastRow="0" w:noHBand="0" w:noVBand="1" w:val="04A0"/>
+      </w:tblPr>
+      <w:tblGrid>
+        <w:gridCol w:w="4320"/>
+        <w:gridCol w:w="4320"/>
+      </w:tblGrid>
+      <w:tr>
+        <w:tc>
+          <w:tcPr>
+            <w:tcW w:type="dxa" w:w="4320"/>
+          </w:tcPr>
+          <w:p>
+            <w:r>
+              <w:rPr>
+                <w:rFonts w:ascii="Calibri" w:hAnsi="Calibri" w:eastAsia="Calibri"/>
+                <w:b/>
+                <w:sz w:val="20"/>
+              </w:rPr>
+              <w:t>Structure</w:t>
+            </w:r>
+          </w:p>
+        </w:tc>
+        <w:tc>
+          <w:tcPr>
+            <w:tcW w:type="dxa" w:w="4320"/>
+          </w:tcPr>
+          <w:p>
+            <w:r>
+              <w:rPr>
+                <w:rFonts w:ascii="Calibri" w:hAnsi="Calibri" w:eastAsia="Calibri"/>
+                <w:b/>
+                <w:sz w:val="20"/>
+              </w:rPr>
+              <w:t>Selectable assets</w:t>
+            </w:r>
+          </w:p>
+        </w:tc>
+      </w:tr>
+      <w:tr>
+        <w:tc>
+          <w:tcPr>
+            <w:tcW w:type="dxa" w:w="4320"/>
+          </w:tcPr>
+          <w:p>
+            <w:r>
+              <w:rPr>
+                <w:rFonts w:ascii="Calibri" w:hAnsi="Calibri" w:eastAsia="Calibri"/>
+                <w:b w:val="0"/>
+                <w:sz w:val="18"/>
+              </w:rPr>
+              <w:t>DISCOM</w:t>
+            </w:r>
+          </w:p>
+        </w:tc>
+        <w:tc>
+          <w:tcPr>
+            <w:tcW w:type="dxa" w:w="4320"/>
+          </w:tcPr>
+          <w:p>
+            <w:r>
+              <w:rPr>
+                <w:rFonts w:ascii="Calibri" w:hAnsi="Calibri" w:eastAsia="Calibri"/>
+                <w:b w:val="0"/>
+                <w:sz w:val="18"/>
+              </w:rPr>
+              <w:t>DISCOM / grid only</w:t>
+            </w:r>
+          </w:p>
+        </w:tc>
+      </w:tr>
+      <w:tr>
+        <w:tc>
+          <w:tcPr>
+            <w:tcW w:type="dxa" w:w="4320"/>
+          </w:tcPr>
+          <w:p>
+            <w:r>
+              <w:rPr>
+                <w:rFonts w:ascii="Calibri" w:hAnsi="Calibri" w:eastAsia="Calibri"/>
+                <w:b w:val="0"/>
+                <w:sz w:val="18"/>
+              </w:rPr>
+              <w:t>CAPTIVE</w:t>
+            </w:r>
+          </w:p>
+        </w:tc>
+        <w:tc>
+          <w:tcPr>
+            <w:tcW w:type="dxa" w:w="4320"/>
+          </w:tcPr>
+          <w:p>
+            <w:r>
+              <w:rPr>
+                <w:rFonts w:ascii="Calibri" w:hAnsi="Calibri" w:eastAsia="Calibri"/>
+                <w:b w:val="0"/>
+                <w:sz w:val="18"/>
+              </w:rPr>
+              <w:t>Solar, Wind, BESS</w:t>
+            </w:r>
+          </w:p>
+        </w:tc>
+      </w:tr>
+      <w:tr>
+        <w:tc>
+          <w:tcPr>
+            <w:tcW w:type="dxa" w:w="4320"/>
+          </w:tcPr>
+          <w:p>
+            <w:r>
+              <w:rPr>
+                <w:rFonts w:ascii="Calibri" w:hAnsi="Calibri" w:eastAsia="Calibri"/>
+                <w:b w:val="0"/>
+                <w:sz w:val="18"/>
+              </w:rPr>
+              <w:t>HYBRID</w:t>
+            </w:r>
+          </w:p>
+        </w:tc>
+        <w:tc>
+          <w:tcPr>
+            <w:tcW w:type="dxa" w:w="4320"/>
+          </w:tcPr>
+          <w:p>
+            <w:r>
+              <w:rPr>
+                <w:rFonts w:ascii="Calibri" w:hAnsi="Calibri" w:eastAsia="Calibri"/>
+                <w:b w:val="0"/>
+                <w:sz w:val="18"/>
+              </w:rPr>
+              <w:t>DISCOM, Solar, Wind, BESS</w:t>
+            </w:r>
+          </w:p>
+        </w:tc>
+      </w:tr>
+      <w:tr>
+        <w:tc>
+          <w:tcPr>
+            <w:tcW w:type="dxa" w:w="4320"/>
+          </w:tcPr>
+          <w:p>
+            <w:r>
+              <w:rPr>
+                <w:rFonts w:ascii="Calibri" w:hAnsi="Calibri" w:eastAsia="Calibri"/>
+                <w:b w:val="0"/>
+                <w:sz w:val="18"/>
+              </w:rPr>
+              <w:t>OPEN_ACCESS</w:t>
+            </w:r>
+          </w:p>
+        </w:tc>
+        <w:tc>
+          <w:tcPr>
+            <w:tcW w:type="dxa" w:w="4320"/>
+          </w:tcPr>
+          <w:p>
+            <w:r>
+              <w:rPr>
+                <w:rFonts w:ascii="Calibri" w:hAnsi="Calibri" w:eastAsia="Calibri"/>
+                <w:b w:val="0"/>
+                <w:sz w:val="18"/>
+              </w:rPr>
+              <w:t>DISCOM, Solar, Wind, BESS</w:t>
+            </w:r>
+          </w:p>
+        </w:tc>
+      </w:tr>
+    </w:tbl>
+    <w:p/>
     <w:p>
       <w:pPr>
         <w:pStyle w:val="Heading2"/>
@@ -21930,7 +23348,7 @@
           <w:b/>
           <w:sz w:val="28"/>
         </w:rPr>
-        <w:t>11.2 Captive / Group Captive</w:t>
+        <w:t>11.1 DISCOM — GRID-ONLY BASELINE</w:t>
       </w:r>
     </w:p>
     <w:p>
@@ -21944,7 +23362,7 @@
           <w:i w:val="0"/>
           <w:sz w:val="22"/>
         </w:rPr>
-        <w:t>Avaada RE project style captive structure into the Data Centre. Ownership % and allocation % are commercial inputs — the tool does not certify captive legal qualification. Energy may be priced via captive_energy_price with optional network charges and losses.</w:t>
+        <w:t>Data Centre → MSEDCL/DISCOM → Grid. RE and BESS capacities are treated as zero for the DISCOM energy path so the case represents full grid supply economics. Therefore Annual RE % and Hourly CFE min show 0% by design (not a calculation error). Costs include energy (TOD if enabled), demand and fixed charges, plus any applicable compliance cost and DISCOM network charges when enabled. IRR and Payback typically show “—” for DISCOM because cashflows are all costs with no RE CAPEX investment to recover; NPV of DISCOM is the present value of grid electricity bills (often large and negative). On the Dashboard architecture card, DISCOM is labelled GRID-ONLY BASELINE — never RECOMMENDED when RE/CFE targets are missed (which they are by design at 0%).</w:t>
       </w:r>
     </w:p>
     <w:p>
@@ -21957,7 +23375,7 @@
           <w:b/>
           <w:sz w:val="28"/>
         </w:rPr>
-        <w:t>11.3 Hybrid (primary optimization architecture)</w:t>
+        <w:t>11.2 Captive / Group Captive</w:t>
       </w:r>
     </w:p>
     <w:p>
@@ -21971,7 +23389,7 @@
           <w:i w:val="0"/>
           <w:sz w:val="22"/>
         </w:rPr>
-        <w:t>Solar + Wind + BESS + Grid serving the Data Centre. This is the default structure and the primary architecture contemplated for least-cost optimization under RE/CFE constraints.</w:t>
+        <w:t>Avaada RE project style captive structure into the Data Centre. Ownership % and allocation % are commercial inputs — the tool does not certify captive legal qualification. Energy may be priced via captive_energy_price with optional per-asset network charges and losses on the selected Solar/Wind/BESS assets.</w:t>
       </w:r>
     </w:p>
     <w:p>
@@ -21984,7 +23402,7 @@
           <w:b/>
           <w:sz w:val="28"/>
         </w:rPr>
-        <w:t>11.4 Open Access</w:t>
+        <w:t>11.3 Hybrid (primary optimization architecture)</w:t>
       </w:r>
     </w:p>
     <w:p>
@@ -21998,7 +23416,7 @@
           <w:i w:val="0"/>
           <w:sz w:val="22"/>
         </w:rPr>
-        <w:t>RE generators → OA / transmission network → Data Centre. Uses oa_energy_price plus configurable transmission, wheeling, banking and other charges.</w:t>
+        <w:t>Selected combination of Solar + Wind + BESS + DISCOM/grid serving the Data Centre. This is the default structure and the primary architecture contemplated for least-cost optimization under RE/CFE constraints.</w:t>
       </w:r>
     </w:p>
     <w:p>
@@ -22011,7 +23429,7 @@
           <w:b/>
           <w:sz w:val="28"/>
         </w:rPr>
-        <w:t>11.5 Architecture Comparison &amp; RECOMMENDED label</w:t>
+        <w:t>11.4 Open Access</w:t>
       </w:r>
     </w:p>
     <w:p>
@@ -22025,20 +23443,7 @@
           <w:i w:val="0"/>
           <w:sz w:val="22"/>
         </w:rPr>
-        <w:t>On the Architecture page (and on the Dashboard scenario table), Run Architecture Comparison / Refresh simulates all four structures with the current project inputs (structure-specific capacity zeroing applied where required) and shows a side-by-side table of Solar/Wind/BESS/Grid MW, Annual RE %, Hourly CFE, Grid GWh, curtailment, BESS utilization, ₹/kWh, NPV, IRR, payback, and feasibility status. RECOMMENDED is assigned only to a feasible architecture with the lowest delivered-energy cost among feasible options. If none are feasible, the UI shows NO FEASIBLE RECOMMENDATION (lowest-cost row may still be highlighted as a cost reference only). Footnotes explain DISCOM 0% RE/CFE and blank IRR/Payback.</w:t>
-      </w:r>
-    </w:p>
-    <w:p>
-      <w:pPr>
-        <w:pStyle w:val="Heading1"/>
-      </w:pPr>
-      <w:r>
-        <w:rPr>
-          <w:rFonts w:ascii="Calibri" w:hAnsi="Calibri" w:eastAsia="Calibri"/>
-          <w:b/>
-          <w:sz w:val="36"/>
-        </w:rPr>
-        <w:t>12. Compliance Menu Explained</w:t>
+        <w:t>RE generators → OA / transmission network → Data Centre (with optional DISCOM backup). Uses oa_energy_price plus configurable per-asset network charges when those flags are enabled.</w:t>
       </w:r>
     </w:p>
     <w:p>
@@ -22051,7 +23456,7 @@
           <w:b/>
           <w:sz w:val="28"/>
         </w:rPr>
-        <w:t>12.1 Applicability gates</w:t>
+        <w:t>11.5 Architecture Comparison &amp; RECOMMENDED label</w:t>
       </w:r>
     </w:p>
     <w:p>
@@ -22065,20 +23470,20 @@
           <w:i w:val="0"/>
           <w:sz w:val="22"/>
         </w:rPr>
-        <w:t>For RPO, RCO and ESO you must declare Applicable / Not Applicable / Unknown / Legal Review Required. If Unknown or Not Applicable, the engine does not invent a legal conclusion. Unknown displays as LEGAL REVIEW REQUIRED style status rather than Pass.</w:t>
-      </w:r>
-    </w:p>
-    <w:p>
-      <w:pPr>
-        <w:pStyle w:val="Heading2"/>
+        <w:t>On the Architecture page (and on the Dashboard scenario table), Run Architecture Comparison / Refresh simulates all four structures with the current project inputs (structure-specific capacity zeroing applied where required) and shows a side-by-side table of Solar/Wind/BESS/Grid MW, Annual RE %, Hourly CFE, Grid GWh, curtailment, BESS utilization, ₹/kWh, NPV, IRR, payback, and feasibility status. RECOMMENDED is assigned only to a feasible architecture with the lowest delivered-energy cost among feasible options. If none are feasible, the UI shows NO FEASIBLE RECOMMENDATION (lowest-cost row may still be highlighted as a cost reference only). Footnotes explain DISCOM 0% RE/CFE and blank IRR/Payback.</w:t>
+      </w:r>
+    </w:p>
+    <w:p>
+      <w:pPr>
+        <w:pStyle w:val="Heading1"/>
       </w:pPr>
       <w:r>
         <w:rPr>
           <w:rFonts w:ascii="Calibri" w:hAnsi="Calibri" w:eastAsia="Calibri"/>
           <w:b/>
-          <w:sz w:val="28"/>
-        </w:rPr>
-        <w:t>12.2 RPO</w:t>
+          <w:sz w:val="36"/>
+        </w:rPr>
+        <w:t>12. Compliance (Project Setup) Explained</w:t>
       </w:r>
     </w:p>
     <w:p>
@@ -22092,7 +23497,7 @@
           <w:i w:val="0"/>
           <w:sz w:val="22"/>
         </w:rPr>
-        <w:t>Configurable solar/wind/hydro/other targets. Concept note does not hard-code numeric RPO splits — defaults are 0% until you enter jurisdiction-specific targets. Shortfall can incur rpo_buyout cost if Applicable.</w:t>
+        <w:t>Compliance inputs and post-run analytics live under Project Setup → Compliance. There is no separate Compliance item under Analysis navigation (to avoid duplicating Setup). From the Dashboard compliance card, use Open Project Setup → Compliance to jump to that step.</w:t>
       </w:r>
     </w:p>
     <w:p>
@@ -22105,7 +23510,7 @@
           <w:b/>
           <w:sz w:val="28"/>
         </w:rPr>
-        <w:t>12.3 RCO</w:t>
+        <w:t>12.1 Applicability gates</w:t>
       </w:r>
     </w:p>
     <w:p>
@@ -22119,7 +23524,7 @@
           <w:i w:val="0"/>
           <w:sz w:val="22"/>
         </w:rPr>
-        <w:t>Configurable target, compliance route (Unknown / Self-generation / REC / Buyout / Other) and costs. The concept note specifically questions whether a 220 kV Data Centre SPV is a Designated Consumer — do not treat model output as that determination.</w:t>
+        <w:t>For RPO, RCO and ESO you must declare Applicable / Not Applicable / Unknown / Legal Review Required. If Unknown or Not Applicable, the engine does not invent a legal conclusion. Unknown displays as LEGAL REVIEW REQUIRED style status rather than Pass.</w:t>
       </w:r>
     </w:p>
     <w:p>
@@ -22132,7 +23537,7 @@
           <w:b/>
           <w:sz w:val="28"/>
         </w:rPr>
-        <w:t>12.4 ESO</w:t>
+        <w:t>12.2 RPO</w:t>
       </w:r>
     </w:p>
     <w:p>
@@ -22146,7 +23551,7 @@
           <w:i w:val="0"/>
           <w:sz w:val="22"/>
         </w:rPr>
-        <w:t>Trajectory from concept note: FY2026-27 = 2.5% rising to FY2029-30 = 4.0% (intervening years are DEFAULT ASSUMPTION interpolations). Select eso_active_year for the study. Renewable-origin stored energy requirement defaults to ≥ 85% (concept note).</w:t>
+        <w:t>Configurable solar/wind/hydro/other targets. Concept note does not hard-code numeric RPO splits — defaults are 0% until you enter jurisdiction-specific targets. Shortfall can incur rpo_buyout cost if Applicable.</w:t>
       </w:r>
     </w:p>
     <w:p>
@@ -22159,6 +23564,60 @@
           <w:b/>
           <w:sz w:val="28"/>
         </w:rPr>
+        <w:t>12.3 RCO</w:t>
+      </w:r>
+    </w:p>
+    <w:p>
+      <w:pPr>
+        <w:spacing w:after="120"/>
+      </w:pPr>
+      <w:r>
+        <w:rPr>
+          <w:rFonts w:ascii="Calibri" w:hAnsi="Calibri" w:eastAsia="Calibri"/>
+          <w:b w:val="0"/>
+          <w:i w:val="0"/>
+          <w:sz w:val="22"/>
+        </w:rPr>
+        <w:t>Configurable target, compliance route (Unknown / Self-generation / REC / Buyout / Other) and costs. The concept note specifically questions whether a 220 kV Data Centre SPV is a Designated Consumer — do not treat model output as that determination.</w:t>
+      </w:r>
+    </w:p>
+    <w:p>
+      <w:pPr>
+        <w:pStyle w:val="Heading2"/>
+      </w:pPr>
+      <w:r>
+        <w:rPr>
+          <w:rFonts w:ascii="Calibri" w:hAnsi="Calibri" w:eastAsia="Calibri"/>
+          <w:b/>
+          <w:sz w:val="28"/>
+        </w:rPr>
+        <w:t>12.4 ESO</w:t>
+      </w:r>
+    </w:p>
+    <w:p>
+      <w:pPr>
+        <w:spacing w:after="120"/>
+      </w:pPr>
+      <w:r>
+        <w:rPr>
+          <w:rFonts w:ascii="Calibri" w:hAnsi="Calibri" w:eastAsia="Calibri"/>
+          <w:b w:val="0"/>
+          <w:i w:val="0"/>
+          <w:sz w:val="22"/>
+        </w:rPr>
+        <w:t>Trajectory from concept note: FY2026-27 = 2.5% rising to FY2029-30 = 4.0% (intervening years are DEFAULT ASSUMPTION interpolations). Select eso_active_year for the study. Renewable-origin stored energy requirement defaults to ≥ 85% (concept note).</w:t>
+      </w:r>
+    </w:p>
+    <w:p>
+      <w:pPr>
+        <w:pStyle w:val="Heading2"/>
+      </w:pPr>
+      <w:r>
+        <w:rPr>
+          <w:rFonts w:ascii="Calibri" w:hAnsi="Calibri" w:eastAsia="Calibri"/>
+          <w:b/>
+          <w:sz w:val="28"/>
+        </w:rPr>
         <w:t>12.5 Annual RE % vs Hourly CFE % (and CFE analytics)</w:t>
       </w:r>
     </w:p>
@@ -22237,7 +23696,7 @@
           <w:b w:val="0"/>
           <w:sz w:val="22"/>
         </w:rPr>
-        <w:t>Default pass mode All hours &gt;= target is a strict 24×7 rule. The demo 250 MW plant often Fails Annual RE (≈81% vs 90% target) and Hourly CFE (night hours drop well below 90%) until BESS/wind is increased or targets/pass mode are relaxed under Compliance.</w:t>
+        <w:t>Default pass mode All hours &gt;= target is a strict 24×7 rule. The demo 250 MW plant often Fails Annual RE (≈81% vs 90% target) and Hourly CFE (night hours drop well below 90%) until BESS/wind is increased or targets/pass mode are relaxed under Project Setup → Compliance.</w:t>
       </w:r>
     </w:p>
     <w:p>
@@ -26936,7 +28395,7 @@
           <w:b w:val="0"/>
           <w:sz w:val="22"/>
         </w:rPr>
-        <w:t>DISCOM: RE energy cost = 0 (grid-only).</w:t>
+        <w:t>Additional costs = sum of Financial → additional_costs annual ₹ rows (inflated in multi-year cashflows)</w:t>
       </w:r>
     </w:p>
     <w:p>
@@ -26949,7 +28408,7 @@
           <w:b w:val="0"/>
           <w:sz w:val="22"/>
         </w:rPr>
-        <w:t>CAPTIVE: RE energy cost = (RE_serving_load_mwh / (1 − loss_pct/100)) × 1,000 × captive_energy_price</w:t>
+        <w:t>DISCOM: RE energy cost = 0 (grid-only).</w:t>
       </w:r>
     </w:p>
     <w:p>
@@ -26962,7 +28421,7 @@
           <w:b w:val="0"/>
           <w:sz w:val="22"/>
         </w:rPr>
-        <w:t>OPEN_ACCESS: same form with oa_energy_price</w:t>
+        <w:t>CAPTIVE: RE energy cost = (RE_serving_load_mwh / (1 − loss_pct/100)) × 1,000 × captive_energy_price</w:t>
       </w:r>
     </w:p>
     <w:p>
@@ -26975,7 +28434,7 @@
           <w:b w:val="0"/>
           <w:sz w:val="22"/>
         </w:rPr>
-        <w:t>HYBRID with include_generation_capex = False: RE energy cost = Solar_mwh×1,000×solar_energy_cost + Wind_mwh×1,000×wind_energy_cost</w:t>
+        <w:t>OPEN_ACCESS: same form with oa_energy_price</w:t>
       </w:r>
     </w:p>
     <w:p>
@@ -26988,7 +28447,7 @@
           <w:b w:val="0"/>
           <w:sz w:val="22"/>
         </w:rPr>
-        <w:t>HYBRID with include_generation_capex = True: RE tariff energy cost typically 0; CAPEX recovered via CRF</w:t>
+        <w:t>HYBRID with include_generation_capex = False: RE energy cost = Solar_mwh×1,000×solar_energy_cost + Wind_mwh×1,000×wind_energy_cost</w:t>
       </w:r>
     </w:p>
     <w:p>
@@ -27001,7 +28460,7 @@
           <w:b w:val="0"/>
           <w:sz w:val="22"/>
         </w:rPr>
-        <w:t>Network on RE (if apply_network_charges_to_re and not DISCOM): RE_serving_load_mwh × 1,000 × (transmission + wheeling + banking_if_enabled + other)</w:t>
+        <w:t>HYBRID with include_generation_capex = True: RE tariff energy cost typically 0; CAPEX recovered via CRF</w:t>
       </w:r>
     </w:p>
     <w:p>
@@ -27014,7 +28473,72 @@
           <w:b w:val="0"/>
           <w:sz w:val="22"/>
         </w:rPr>
-        <w:t>Network on grid (if apply_network_charges_to_grid): Grid_mwh × 1,000 × (transmission + wheeling + other)</w:t>
+        <w:t>Network charges are per asset when that asset is included and its apply_network_charges_to_* flag is True:</w:t>
+      </w:r>
+    </w:p>
+    <w:p>
+      <w:pPr>
+        <w:pStyle w:val="ListBullet"/>
+      </w:pPr>
+      <w:r>
+        <w:rPr>
+          <w:rFonts w:ascii="Calibri" w:hAnsi="Calibri" w:eastAsia="Calibri"/>
+          <w:b w:val="0"/>
+          <w:sz w:val="22"/>
+        </w:rPr>
+        <w:t xml:space="preserve">  — Solar MWh × 1,000 × (solar transmission + wheeling + banking_if_enabled + other)</w:t>
+      </w:r>
+    </w:p>
+    <w:p>
+      <w:pPr>
+        <w:pStyle w:val="ListBullet"/>
+      </w:pPr>
+      <w:r>
+        <w:rPr>
+          <w:rFonts w:ascii="Calibri" w:hAnsi="Calibri" w:eastAsia="Calibri"/>
+          <w:b w:val="0"/>
+          <w:sz w:val="22"/>
+        </w:rPr>
+        <w:t xml:space="preserve">  — Wind MWh × 1,000 × (wind transmission + wheeling + banking_if_enabled + other)</w:t>
+      </w:r>
+    </w:p>
+    <w:p>
+      <w:pPr>
+        <w:pStyle w:val="ListBullet"/>
+      </w:pPr>
+      <w:r>
+        <w:rPr>
+          <w:rFonts w:ascii="Calibri" w:hAnsi="Calibri" w:eastAsia="Calibri"/>
+          <w:b w:val="0"/>
+          <w:sz w:val="22"/>
+        </w:rPr>
+        <w:t xml:space="preserve">  — BESS discharge MWh × 1,000 × (bess transmission + wheeling + other)</w:t>
+      </w:r>
+    </w:p>
+    <w:p>
+      <w:pPr>
+        <w:pStyle w:val="ListBullet"/>
+      </w:pPr>
+      <w:r>
+        <w:rPr>
+          <w:rFonts w:ascii="Calibri" w:hAnsi="Calibri" w:eastAsia="Calibri"/>
+          <w:b w:val="0"/>
+          <w:sz w:val="22"/>
+        </w:rPr>
+        <w:t xml:space="preserve">  — Grid import MWh × 1,000 × (grid/DISCOM transmission + wheeling + other) when apply_network_charges_to_grid</w:t>
+      </w:r>
+    </w:p>
+    <w:p>
+      <w:pPr>
+        <w:pStyle w:val="ListBullet"/>
+      </w:pPr>
+      <w:r>
+        <w:rPr>
+          <w:rFonts w:ascii="Calibri" w:hAnsi="Calibri" w:eastAsia="Calibri"/>
+          <w:b w:val="0"/>
+          <w:sz w:val="22"/>
+        </w:rPr>
+        <w:t>Legacy apply_network_charges_to_re / re_* rates are migrated into the per-asset fields when opening older projects.</w:t>
       </w:r>
     </w:p>
     <w:p>
@@ -27041,7 +28565,7 @@
           <w:i/>
           <w:sz w:val="22"/>
         </w:rPr>
-        <w:t>Year-1 total annual cost = Grid energy + Demand + Fixed + RE energy + Network + OPEX + Annualised CAPEX + Compliance</w:t>
+        <w:t>Year-1 total annual cost = Grid energy + Demand + Fixed + RE energy + Network + OPEX + Annualised CAPEX + Compliance + Additional costs</w:t>
       </w:r>
     </w:p>
     <w:p>
@@ -27564,7 +29088,7 @@
           <w:b w:val="0"/>
           <w:sz w:val="22"/>
         </w:rPr>
-        <w:t>Launch EXE (or open Network URL if using a shared host) → Start with Default Model (or Create New Project).</w:t>
+        <w:t>Launch EXE (Chrome opens Start) or open Network URL if using a shared host → Create New Project (or Open Existing Project… .pto.zip).</w:t>
       </w:r>
     </w:p>
     <w:p>
@@ -27590,7 +29114,7 @@
           <w:b w:val="0"/>
           <w:sz w:val="22"/>
         </w:rPr>
-        <w:t>Project Setup wizard: replace peak load, tariffs, CAPEX/OPEX, commercial structure and compliance applicability with project data. Read the short help text under each parameter.</w:t>
+        <w:t>Optional: Save Project to store a .pto.zip in a local folder.</w:t>
       </w:r>
     </w:p>
     <w:p>
@@ -27603,7 +29127,7 @@
           <w:b w:val="0"/>
           <w:sz w:val="22"/>
         </w:rPr>
-        <w:t>Optional: Profiles → upload Load/Solar/Wind PROJECT DATA CSVs; confirm badges.</w:t>
+        <w:t>Project Setup: select Architecture structure + assets; replace peak load, tariffs, CAPEX/OPEX, Compliance applicability/targets and Financial (incl. Additional costs) with project data. Read the short help text under each parameter.</w:t>
       </w:r>
     </w:p>
     <w:p>
@@ -27616,7 +29140,7 @@
           <w:b w:val="0"/>
           <w:sz w:val="22"/>
         </w:rPr>
-        <w:t>Review Assumptions register — clear remaining critical defaults (Data Quality card will update after re-sim).</w:t>
+        <w:t>Optional: Profiles → upload Load/Solar/Wind PROJECT DATA CSVs; confirm badges.</w:t>
       </w:r>
     </w:p>
     <w:p>
@@ -27629,7 +29153,7 @@
           <w:b w:val="0"/>
           <w:sz w:val="22"/>
         </w:rPr>
-        <w:t>Run 8760 Simulation → read Feasibility / Data Quality / CFE Pass Mode before KPI storytelling (numbers show as Lakh / Cr when large).</w:t>
+        <w:t>Review Assumptions register — clear remaining critical defaults (Data Quality card will update after re-sim).</w:t>
       </w:r>
     </w:p>
     <w:p>
@@ -27642,7 +29166,7 @@
           <w:b w:val="0"/>
           <w:sz w:val="22"/>
         </w:rPr>
-        <w:t>Open Energy Ledger → confirm reconciliation OK and note config hash.</w:t>
+        <w:t>Run 8760 Simulation → read Feasibility / Data Quality / CFE Pass Mode before KPI storytelling (numbers show as Lakh / Cr when large).</w:t>
       </w:r>
     </w:p>
     <w:p>
@@ -27655,7 +29179,7 @@
           <w:b w:val="0"/>
           <w:sz w:val="22"/>
         </w:rPr>
-        <w:t>If status is NOT FEASIBLE, use binding constraints / remedies before optimizing.</w:t>
+        <w:t>Open Energy Ledger → confirm reconciliation OK and note config hash.</w:t>
       </w:r>
     </w:p>
     <w:p>
@@ -27668,7 +29192,7 @@
           <w:b w:val="0"/>
           <w:sz w:val="22"/>
         </w:rPr>
-        <w:t>Open 8760 Simulation page → pick Time window (month/week/day) → Show charts for critical periods.</w:t>
+        <w:t>If status is NOT FEASIBLE, use binding constraints / remedies before optimizing (adjust Compliance in Project Setup if targets/pass mode need changing).</w:t>
       </w:r>
     </w:p>
     <w:p>
@@ -27681,7 +29205,7 @@
           <w:b w:val="0"/>
           <w:sz w:val="22"/>
         </w:rPr>
-        <w:t>Architecture → Run Architecture Comparison → note RECOMMENDED only if a feasible architecture exists.</w:t>
+        <w:t>Open 8760 Simulation page → pick Time window (month/week/day) → Show charts for critical periods.</w:t>
       </w:r>
     </w:p>
     <w:p>
@@ -27694,7 +29218,7 @@
           <w:b w:val="0"/>
           <w:sz w:val="22"/>
         </w:rPr>
-        <w:t>Optimization → set RE/CFE constraints → Run Optimization → read explainability + optional marginal steps.</w:t>
+        <w:t>Architecture → Run Architecture Comparison → note RECOMMENDED only if a feasible architecture exists.</w:t>
       </w:r>
     </w:p>
     <w:p>
@@ -27707,7 +29231,7 @@
           <w:b w:val="0"/>
           <w:sz w:val="22"/>
         </w:rPr>
-        <w:t>Apply a preferred candidate capacity set into inputs (manually) → re-simulate (clear STALE).</w:t>
+        <w:t>Optimization → set RE/CFE constraints → Run Optimization → read explainability + optional marginal steps.</w:t>
       </w:r>
     </w:p>
     <w:p>
@@ -27720,7 +29244,7 @@
           <w:b w:val="0"/>
           <w:sz w:val="22"/>
         </w:rPr>
-        <w:t>Economics → review GRID-ONLY BASELINE and Incremental vs DISCOM.</w:t>
+        <w:t>Apply a preferred candidate capacity set into inputs (manually) → re-simulate (clear STALE).</w:t>
       </w:r>
     </w:p>
     <w:p>
@@ -27733,7 +29257,7 @@
           <w:b w:val="0"/>
           <w:sz w:val="22"/>
         </w:rPr>
-        <w:t>Scenarios → save named cases for board packs.</w:t>
+        <w:t>Economics → review GRID-ONLY BASELINE and Incremental vs DISCOM.</w:t>
       </w:r>
     </w:p>
     <w:p>
@@ -27746,7 +29270,7 @@
           <w:b w:val="0"/>
           <w:sz w:val="22"/>
         </w:rPr>
-        <w:t>Sensitivity → understand ₹/kWh drivers.</w:t>
+        <w:t>Scenarios → save named cases for board packs.</w:t>
       </w:r>
     </w:p>
     <w:p>
@@ -27759,7 +29283,7 @@
           <w:b w:val="0"/>
           <w:sz w:val="22"/>
         </w:rPr>
-        <w:t>Reports → Export Excel and PDF; Backup Project.</w:t>
+        <w:t>Sensitivity → understand ₹/kWh drivers.</w:t>
       </w:r>
     </w:p>
     <w:p>
@@ -27772,7 +29296,7 @@
           <w:b w:val="0"/>
           <w:sz w:val="22"/>
         </w:rPr>
-        <w:t>Independent legal/commercial review of RPO/RCO/ESO applicability before decisions.</w:t>
+        <w:t>Reports → Export Excel and PDF; Backup Project (.pto.zip) or top-bar Save Project.</w:t>
       </w:r>
     </w:p>
     <w:p>
@@ -27785,7 +29309,20 @@
           <w:b w:val="0"/>
           <w:sz w:val="22"/>
         </w:rPr>
-        <w:t>When finished on the host: Quit App in the sidebar so the EXE exits and network users disconnect.</w:t>
+        <w:t>Independent legal/commercial review of RPO/RCO/ESO applicability before decisions.</w:t>
+      </w:r>
+    </w:p>
+    <w:p>
+      <w:pPr>
+        <w:pStyle w:val="ListNumber"/>
+      </w:pPr>
+      <w:r>
+        <w:rPr>
+          <w:rFonts w:ascii="Calibri" w:hAnsi="Calibri" w:eastAsia="Calibri"/>
+          <w:b w:val="0"/>
+          <w:sz w:val="22"/>
+        </w:rPr>
+        <w:t>When finished: Quit App (or close the Chrome tab) so the host EXE exits and network users disconnect.</w:t>
       </w:r>
     </w:p>
     <w:p>
@@ -28058,7 +29595,7 @@
           <w:b w:val="0"/>
           <w:sz w:val="22"/>
         </w:rPr>
-        <w:t>Hourly arrays for saved runs are stored efficiently (e.g. under data/runs as NPZ), not as 8,760 SQL rows.</w:t>
+        <w:t>Save Project / Backup Project write a portable .pto.zip you can store anywhere and later restore via Open Existing Project….</w:t>
       </w:r>
     </w:p>
     <w:p>
@@ -28071,7 +29608,7 @@
           <w:b w:val="0"/>
           <w:sz w:val="22"/>
         </w:rPr>
-        <w:t>Energy ledger JSON is stored beside the run (sim_&lt;id&gt;_ledger.json).</w:t>
+        <w:t>Hourly arrays for saved runs are stored efficiently (e.g. under data/runs as NPZ), not as 8,760 SQL rows.</w:t>
       </w:r>
     </w:p>
     <w:p>
@@ -28084,7 +29621,7 @@
           <w:b w:val="0"/>
           <w:sz w:val="22"/>
         </w:rPr>
-        <w:t>Imported PROJECT DATA profiles are stored under data/profiles/project_&lt;id&gt;/.</w:t>
+        <w:t>Energy ledger JSON is stored beside the run (sim_&lt;id&gt;_ledger.json).</w:t>
       </w:r>
     </w:p>
     <w:p>
@@ -28097,7 +29634,7 @@
           <w:b w:val="0"/>
           <w:sz w:val="22"/>
         </w:rPr>
-        <w:t>Use Reports → Backup Project for portable archives.</w:t>
+        <w:t>Imported PROJECT DATA profiles are stored under data/profiles/project_&lt;id&gt;/.</w:t>
       </w:r>
     </w:p>
     <w:p>
@@ -28208,7 +29745,7 @@
                 <w:b w:val="0"/>
                 <w:sz w:val="18"/>
               </w:rPr>
-              <w:t>Wait ~30–60 s on first launch. If still closed, Task Manager may show PowerTrainOptimizer.exe — end it and relaunch. Open http://127.0.0.1:8765/ manually, or read ACCESS_URLS.txt. Developer mode: check the terminal.</w:t>
+              <w:t>Wait ~30–60 s on first launch. If still closed, Task Manager may show PowerTrainOptimizer.exe — Quit App or end it and relaunch. Open http://127.0.0.1:8765/ manually, or read ACCESS_URLS.txt. Developer mode: check the terminal.</w:t>
             </w:r>
           </w:p>
         </w:tc>
@@ -28225,7 +29762,7 @@
                 <w:b w:val="0"/>
                 <w:sz w:val="18"/>
               </w:rPr>
-              <w:t>Port already in use</w:t>
+              <w:t>Port already in use / multiple EXEs</w:t>
             </w:r>
           </w:p>
         </w:tc>
@@ -28240,7 +29777,7 @@
                 <w:b w:val="0"/>
                 <w:sz w:val="18"/>
               </w:rPr>
-              <w:t>Close other PowerTrain instances (Quit App or end the process); the launcher picks an available port.</w:t>
+              <w:t>Quit App (clears orphans) or end PowerTrainOptimizer.exe in Task Manager; relaunching an already-live instance reopens the UI instead of stacking servers.</w:t>
             </w:r>
           </w:p>
         </w:tc>
@@ -28272,7 +29809,7 @@
                 <w:b w:val="0"/>
                 <w:sz w:val="18"/>
               </w:rPr>
-              <w:t>Expected in LAN mode (default). Use Quit App to stop. Local-only: set PTO_HOST=127.0.0.1.</w:t>
+              <w:t>Should stop within a few seconds. If not, use Quit App or Task Manager. Rebuild to the latest EXE if you are on an older keep-alive build.</w:t>
             </w:r>
           </w:p>
         </w:tc>
@@ -28289,7 +29826,7 @@
                 <w:b w:val="0"/>
                 <w:sz w:val="18"/>
               </w:rPr>
-              <w:t>Colleague cannot open Network URL</w:t>
+              <w:t>Cannot overwrite EXE while building</w:t>
             </w:r>
           </w:p>
         </w:tc>
@@ -28304,7 +29841,7 @@
                 <w:b w:val="0"/>
                 <w:sz w:val="18"/>
               </w:rPr>
-              <w:t>Same Wi‑Fi/LAN? Firewall allowed Private? Host EXE still running? Correct IP:port from Settings / ACCESS_URLS.txt? Guest Wi‑Fi isolation off?</w:t>
+              <w:t>Quit App / end PowerTrainOptimizer.exe first — Windows locks dist\PowerTrainOptimizer.exe while it is running.</w:t>
             </w:r>
           </w:p>
         </w:tc>
@@ -28321,7 +29858,7 @@
                 <w:b w:val="0"/>
                 <w:sz w:val="18"/>
               </w:rPr>
-              <w:t>Network URLs empty in Settings</w:t>
+              <w:t>Colleague cannot open Network URL</w:t>
             </w:r>
           </w:p>
         </w:tc>
@@ -28336,7 +29873,7 @@
                 <w:b w:val="0"/>
                 <w:sz w:val="18"/>
               </w:rPr>
-              <w:t>No LAN IP detected, or PTO_HOST=127.0.0.1. Connect Ethernet/Wi‑Fi and restart the EXE.</w:t>
+              <w:t>Same Wi‑Fi/LAN? Firewall allowed Private? Host EXE still running with a UI heartbeat or guest tab open? Correct IP:port from Settings / ACCESS_URLS.txt? Guest Wi‑Fi isolation off?</w:t>
             </w:r>
           </w:p>
         </w:tc>
@@ -28353,7 +29890,7 @@
                 <w:b w:val="0"/>
                 <w:sz w:val="18"/>
               </w:rPr>
-              <w:t>Unhandled exception … isatty / Unable to configure formatter</w:t>
+              <w:t>Network URLs empty in Settings</w:t>
             </w:r>
           </w:p>
         </w:tc>
@@ -28368,7 +29905,7 @@
                 <w:b w:val="0"/>
                 <w:sz w:val="18"/>
               </w:rPr>
-              <w:t>You are on an old windowed EXE. Use the rebuild that redirects stdout/stderr and uses a safe uvicorn log config.</w:t>
+              <w:t>No LAN IP detected, or PTO_HOST=127.0.0.1. Connect Ethernet/Wi‑Fi and restart the EXE.</w:t>
             </w:r>
           </w:p>
         </w:tc>
@@ -28385,7 +29922,7 @@
                 <w:b w:val="0"/>
                 <w:sz w:val="18"/>
               </w:rPr>
-              <w:t>Slow first open</w:t>
+              <w:t>Opens Edge instead of Chrome</w:t>
             </w:r>
           </w:p>
         </w:tc>
@@ -28400,7 +29937,7 @@
                 <w:b w:val="0"/>
                 <w:sz w:val="18"/>
               </w:rPr>
-              <w:t>Normal on cold start (unpack + DB create). Later launches reuse the DB and should be faster.</w:t>
+              <w:t>Install Chrome, or set PTO_BROWSER=chrome. Use PTO_BROWSER=edge|default to force Edge / system browser.</w:t>
             </w:r>
           </w:p>
         </w:tc>
@@ -28417,7 +29954,7 @@
                 <w:b w:val="0"/>
                 <w:sz w:val="18"/>
               </w:rPr>
-              <w:t>Annual RE / Hourly CFE show Fail on demo</w:t>
+              <w:t>Unhandled exception … isatty / Unable to configure formatter</w:t>
             </w:r>
           </w:p>
         </w:tc>
@@ -28432,7 +29969,7 @@
                 <w:b w:val="0"/>
                 <w:sz w:val="18"/>
               </w:rPr>
-              <w:t>Expected under default 90% targets with strict All-hours CFE mode. Raise BESS/wind, lower targets, or change CFE pass mode.</w:t>
+              <w:t>You are on an old windowed EXE. Use the rebuild that redirects stdout/stderr and uses a safe uvicorn log config.</w:t>
             </w:r>
           </w:p>
         </w:tc>
@@ -28449,7 +29986,7 @@
                 <w:b w:val="0"/>
                 <w:sz w:val="18"/>
               </w:rPr>
-              <w:t>Dashboard says NOT FEASIBLE but costs look fine</w:t>
+              <w:t>Slow first open</w:t>
             </w:r>
           </w:p>
         </w:tc>
@@ -28464,7 +30001,7 @@
                 <w:b w:val="0"/>
                 <w:sz w:val="18"/>
               </w:rPr>
-              <w:t>Feasibility is target-driven. Read binding constraints; do not treat as RECOMMENDED.</w:t>
+              <w:t>Normal on cold start (unpack + DB create). Later launches reuse the DB and should be faster.</w:t>
             </w:r>
           </w:p>
         </w:tc>
@@ -28481,7 +30018,7 @@
                 <w:b w:val="0"/>
                 <w:sz w:val="18"/>
               </w:rPr>
-              <w:t>DISCOM shows 0% RE/CFE and — for IRR/Payback</w:t>
+              <w:t>Annual RE / Hourly CFE show Fail on demo</w:t>
             </w:r>
           </w:p>
         </w:tc>
@@ -28496,7 +30033,7 @@
                 <w:b w:val="0"/>
                 <w:sz w:val="18"/>
               </w:rPr>
-              <w:t>Expected: DISCOM is GRID-ONLY BASELINE (no RE assets). IRR/Payback apply to investment cases vs DISCOM.</w:t>
+              <w:t>Expected under default 90% targets with strict All-hours CFE mode. Raise BESS/wind, lower targets, or change CFE pass mode in Project Setup → Compliance.</w:t>
             </w:r>
           </w:p>
         </w:tc>
@@ -28513,7 +30050,7 @@
                 <w:b w:val="0"/>
                 <w:sz w:val="18"/>
               </w:rPr>
-              <w:t>STALE RESULTS banner</w:t>
+              <w:t>Dashboard says NOT FEASIBLE but costs look fine</w:t>
             </w:r>
           </w:p>
         </w:tc>
@@ -28528,7 +30065,7 @@
                 <w:b w:val="0"/>
                 <w:sz w:val="18"/>
               </w:rPr>
-              <w:t>Inputs changed after the last run — click Run 8760 Simulation again.</w:t>
+              <w:t>Feasibility is target-driven. Read binding constraints; do not treat as RECOMMENDED.</w:t>
             </w:r>
           </w:p>
         </w:tc>
@@ -28545,7 +30082,7 @@
                 <w:b w:val="0"/>
                 <w:sz w:val="18"/>
               </w:rPr>
-              <w:t>MODEL ERROR: PROJECT DATA … no profile</w:t>
+              <w:t>Where is the Compliance menu?</w:t>
             </w:r>
           </w:p>
         </w:tc>
@@ -28560,7 +30097,7 @@
                 <w:b w:val="0"/>
                 <w:sz w:val="18"/>
               </w:rPr>
-              <w:t>Upload the CSV under Profiles or set profile_source back to SYNTHETIC.</w:t>
+              <w:t>Under Project Setup → Compliance (removed from Analysis nav). Dashboard has a shortcut link.</w:t>
             </w:r>
           </w:p>
         </w:tc>
@@ -28577,7 +30114,7 @@
                 <w:b w:val="0"/>
                 <w:sz w:val="18"/>
               </w:rPr>
-              <w:t>CSV upload rejected</w:t>
+              <w:t>DISCOM shows 0% RE/CFE and — for IRR/Payback</w:t>
             </w:r>
           </w:p>
         </w:tc>
@@ -28592,7 +30129,7 @@
                 <w:b w:val="0"/>
                 <w:sz w:val="18"/>
               </w:rPr>
-              <w:t>Check length (8760/8784), no negatives/NaNs, fix duplicate timestamps; there is no silent fallback.</w:t>
+              <w:t>Expected: DISCOM is GRID-ONLY BASELINE (no RE assets). IRR/Payback apply to investment cases vs DISCOM.</w:t>
             </w:r>
           </w:p>
         </w:tc>
@@ -28609,7 +30146,7 @@
                 <w:b w:val="0"/>
                 <w:sz w:val="18"/>
               </w:rPr>
-              <w:t>Energy Ledger empty</w:t>
+              <w:t>STALE RESULTS banner</w:t>
             </w:r>
           </w:p>
         </w:tc>
@@ -28624,7 +30161,7 @@
                 <w:b w:val="0"/>
                 <w:sz w:val="18"/>
               </w:rPr>
-              <w:t>Re-run simulation on Model 2.0 so ledger JSON is written.</w:t>
+              <w:t>Inputs changed after the last run — click Run 8760 Simulation again.</w:t>
             </w:r>
           </w:p>
         </w:tc>
@@ -28641,7 +30178,7 @@
                 <w:b w:val="0"/>
                 <w:sz w:val="18"/>
               </w:rPr>
-              <w:t>MODEL ERROR: power balance</w:t>
+              <w:t>MODEL ERROR: PROJECT DATA … no profile</w:t>
             </w:r>
           </w:p>
         </w:tc>
@@ -28656,7 +30193,7 @@
                 <w:b w:val="0"/>
                 <w:sz w:val="18"/>
               </w:rPr>
-              <w:t>Report the hour index; indicates an internal dispatch inconsistency (should not occur on released builds).</w:t>
+              <w:t>Upload the CSV under Profiles or set profile_source back to SYNTHETIC.</w:t>
             </w:r>
           </w:p>
         </w:tc>
@@ -28673,7 +30210,7 @@
                 <w:b w:val="0"/>
                 <w:sz w:val="18"/>
               </w:rPr>
-              <w:t>NO FEASIBLE SOLUTION (optimization)</w:t>
+              <w:t>CSV upload rejected</w:t>
             </w:r>
           </w:p>
         </w:tc>
@@ -28688,7 +30225,7 @@
                 <w:b w:val="0"/>
                 <w:sz w:val="18"/>
               </w:rPr>
-              <w:t>Relax RE/CFE targets, raise solar/wind/BESS/grid bounds, or switch search to Thorough; read primary binding constraint.</w:t>
+              <w:t>Check length (8760/8784), no negatives/NaNs, fix duplicate timestamps; there is no silent fallback.</w:t>
             </w:r>
           </w:p>
         </w:tc>
@@ -28705,7 +30242,7 @@
                 <w:b w:val="0"/>
                 <w:sz w:val="18"/>
               </w:rPr>
-              <w:t>Optimization is slow</w:t>
+              <w:t>Energy Ledger empty</w:t>
             </w:r>
           </w:p>
         </w:tc>
@@ -28720,7 +30257,7 @@
                 <w:b w:val="0"/>
                 <w:sz w:val="18"/>
               </w:rPr>
-              <w:t>Use Quick search mode first; Standard/Thorough evaluate many full 8,760 runs.</w:t>
+              <w:t>Re-run simulation on Model 2.0 so ledger JSON is written.</w:t>
             </w:r>
           </w:p>
         </w:tc>
@@ -28737,7 +30274,7 @@
                 <w:b w:val="0"/>
                 <w:sz w:val="18"/>
               </w:rPr>
-              <w:t>Dashboard empty</w:t>
+              <w:t>MODEL ERROR: power balance</w:t>
             </w:r>
           </w:p>
         </w:tc>
@@ -28752,7 +30289,7 @@
                 <w:b w:val="0"/>
                 <w:sz w:val="18"/>
               </w:rPr>
-              <w:t>Click Run 8760 Simulation.</w:t>
+              <w:t>Report the hour index; indicates an internal dispatch inconsistency (should not occur on released builds).</w:t>
             </w:r>
           </w:p>
         </w:tc>
@@ -28769,7 +30306,7 @@
                 <w:b w:val="0"/>
                 <w:sz w:val="18"/>
               </w:rPr>
-              <w:t>Charts empty on 8760 page</w:t>
+              <w:t>NO FEASIBLE SOLUTION (optimization)</w:t>
             </w:r>
           </w:p>
         </w:tc>
@@ -28784,7 +30321,7 @@
                 <w:b w:val="0"/>
                 <w:sz w:val="18"/>
               </w:rPr>
-              <w:t>Run simulation first, then choose Time window and click Show charts.</w:t>
+              <w:t>Relax RE/CFE targets, raise solar/wind/BESS/grid bounds, or switch search to Thorough; read primary binding constraint.</w:t>
             </w:r>
           </w:p>
         </w:tc>
@@ -28801,7 +30338,7 @@
                 <w:b w:val="0"/>
                 <w:sz w:val="18"/>
               </w:rPr>
-              <w:t>Numbers look like long digit strings</w:t>
+              <w:t>Optimization is slow</w:t>
             </w:r>
           </w:p>
         </w:tc>
@@ -28816,7 +30353,7 @@
                 <w:b w:val="0"/>
                 <w:sz w:val="18"/>
               </w:rPr>
-              <w:t>Hard-refresh Ctrl+F5 or relaunch latest EXE — UI should show Lakh / Cr for large values.</w:t>
+              <w:t>Use Quick search mode first; Standard/Thorough evaluate many full 8,760 runs.</w:t>
             </w:r>
           </w:p>
         </w:tc>
@@ -28833,7 +30370,7 @@
                 <w:b w:val="0"/>
                 <w:sz w:val="18"/>
               </w:rPr>
-              <w:t>Parameter meaning unclear</w:t>
+              <w:t>Dashboard empty</w:t>
             </w:r>
           </w:p>
         </w:tc>
@@ -28848,7 +30385,7 @@
                 <w:b w:val="0"/>
                 <w:sz w:val="18"/>
               </w:rPr>
-              <w:t>Read the grey help text under each field title; full list also in Assumptions and Section 9 of this guide.</w:t>
+              <w:t>Click Run 8760 Simulation.</w:t>
             </w:r>
           </w:p>
         </w:tc>
@@ -28865,7 +30402,7 @@
                 <w:b w:val="0"/>
                 <w:sz w:val="18"/>
               </w:rPr>
-              <w:t>UI looks old / charts not updated</w:t>
+              <w:t>Charts empty on 8760 page</w:t>
             </w:r>
           </w:p>
         </w:tc>
@@ -28880,7 +30417,7 @@
                 <w:b w:val="0"/>
                 <w:sz w:val="18"/>
               </w:rPr>
-              <w:t>Hard-refresh the browser (Ctrl+F5) or relaunch the latest Model 2.0 EXE.</w:t>
+              <w:t>Run simulation first, then choose Time window and click Show charts.</w:t>
             </w:r>
           </w:p>
         </w:tc>
@@ -28897,7 +30434,7 @@
                 <w:b w:val="0"/>
                 <w:sz w:val="18"/>
               </w:rPr>
-              <w:t>Default still 100 MW / Model 1.0.0</w:t>
+              <w:t>Numbers look like long digit strings</w:t>
             </w:r>
           </w:p>
         </w:tc>
@@ -28912,7 +30449,7 @@
                 <w:b w:val="0"/>
                 <w:sz w:val="18"/>
               </w:rPr>
-              <w:t>You are on an old database/EXE — use the Model 2.0 rebuild, or create a new project from current defaults.</w:t>
+              <w:t>Hard-refresh Ctrl+F5 or relaunch latest EXE — UI should show Lakh / Cr for large values.</w:t>
             </w:r>
           </w:p>
         </w:tc>
@@ -28929,7 +30466,7 @@
                 <w:b w:val="0"/>
                 <w:sz w:val="18"/>
               </w:rPr>
-              <w:t>Need to reset demo</w:t>
+              <w:t>Parameter meaning unclear</w:t>
             </w:r>
           </w:p>
         </w:tc>
@@ -28944,7 +30481,103 @@
                 <w:b w:val="0"/>
                 <w:sz w:val="18"/>
               </w:rPr>
-              <w:t>Create New Project, or delete the old default project after backing up.</w:t>
+              <w:t>Read the grey help text under each field title; full list also in Assumptions and Section 9 of this guide.</w:t>
+            </w:r>
+          </w:p>
+        </w:tc>
+      </w:tr>
+      <w:tr>
+        <w:tc>
+          <w:tcPr>
+            <w:tcW w:type="dxa" w:w="4320"/>
+          </w:tcPr>
+          <w:p>
+            <w:r>
+              <w:rPr>
+                <w:rFonts w:ascii="Calibri" w:hAnsi="Calibri" w:eastAsia="Calibri"/>
+                <w:b w:val="0"/>
+                <w:sz w:val="18"/>
+              </w:rPr>
+              <w:t>UI looks old / charts not updated</w:t>
+            </w:r>
+          </w:p>
+        </w:tc>
+        <w:tc>
+          <w:tcPr>
+            <w:tcW w:type="dxa" w:w="4320"/>
+          </w:tcPr>
+          <w:p>
+            <w:r>
+              <w:rPr>
+                <w:rFonts w:ascii="Calibri" w:hAnsi="Calibri" w:eastAsia="Calibri"/>
+                <w:b w:val="0"/>
+                <w:sz w:val="18"/>
+              </w:rPr>
+              <w:t>Hard-refresh the browser (Ctrl+F5) or relaunch the latest Model 2.0 EXE.</w:t>
+            </w:r>
+          </w:p>
+        </w:tc>
+      </w:tr>
+      <w:tr>
+        <w:tc>
+          <w:tcPr>
+            <w:tcW w:type="dxa" w:w="4320"/>
+          </w:tcPr>
+          <w:p>
+            <w:r>
+              <w:rPr>
+                <w:rFonts w:ascii="Calibri" w:hAnsi="Calibri" w:eastAsia="Calibri"/>
+                <w:b w:val="0"/>
+                <w:sz w:val="18"/>
+              </w:rPr>
+              <w:t>Default still 100 MW / Model 1.0.0</w:t>
+            </w:r>
+          </w:p>
+        </w:tc>
+        <w:tc>
+          <w:tcPr>
+            <w:tcW w:type="dxa" w:w="4320"/>
+          </w:tcPr>
+          <w:p>
+            <w:r>
+              <w:rPr>
+                <w:rFonts w:ascii="Calibri" w:hAnsi="Calibri" w:eastAsia="Calibri"/>
+                <w:b w:val="0"/>
+                <w:sz w:val="18"/>
+              </w:rPr>
+              <w:t>You are on an old database/EXE — use the Model 2.0 rebuild, or Create New Project from current defaults.</w:t>
+            </w:r>
+          </w:p>
+        </w:tc>
+      </w:tr>
+      <w:tr>
+        <w:tc>
+          <w:tcPr>
+            <w:tcW w:type="dxa" w:w="4320"/>
+          </w:tcPr>
+          <w:p>
+            <w:r>
+              <w:rPr>
+                <w:rFonts w:ascii="Calibri" w:hAnsi="Calibri" w:eastAsia="Calibri"/>
+                <w:b w:val="0"/>
+                <w:sz w:val="18"/>
+              </w:rPr>
+              <w:t>Need to reset / transfer a project</w:t>
+            </w:r>
+          </w:p>
+        </w:tc>
+        <w:tc>
+          <w:tcPr>
+            <w:tcW w:type="dxa" w:w="4320"/>
+          </w:tcPr>
+          <w:p>
+            <w:r>
+              <w:rPr>
+                <w:rFonts w:ascii="Calibri" w:hAnsi="Calibri" w:eastAsia="Calibri"/>
+                <w:b w:val="0"/>
+                <w:sz w:val="18"/>
+              </w:rPr>
+              <w:t>Create New Project, or Open Existing Project… with a .pto.zip from Save Project / Backup Project.</w:t>
             </w:r>
           </w:p>
         </w:tc>
@@ -29833,7 +31466,7 @@
                 <w:b w:val="0"/>
                 <w:sz w:val="18"/>
               </w:rPr>
-              <w:t>Sidebar control that shuts down the local server and exits the EXE (disconnects LAN users)</w:t>
+              <w:t>Sidebar control that stops the server and background PowerTrain processes (disconnects LAN users)</w:t>
             </w:r>
           </w:p>
         </w:tc>
@@ -29850,7 +31483,7 @@
                 <w:b w:val="0"/>
                 <w:sz w:val="18"/>
               </w:rPr>
-              <w:t>LAN / Network URL</w:t>
+              <w:t>Save Project</w:t>
             </w:r>
           </w:p>
         </w:tc>
@@ -29865,7 +31498,7 @@
                 <w:b w:val="0"/>
                 <w:sz w:val="18"/>
               </w:rPr>
-              <w:t>http://&lt;host-LAN-IP&gt;:&lt;port&gt;/ so other PCs on the same network can use the host’s running app</w:t>
+              <w:t>Top-bar action that saves inputs and writes a portable .pto.zip to a folder you choose</w:t>
             </w:r>
           </w:p>
         </w:tc>
@@ -29882,7 +31515,7 @@
                 <w:b w:val="0"/>
                 <w:sz w:val="18"/>
               </w:rPr>
-              <w:t>ACCESS_URLS.txt</w:t>
+              <w:t>.pto.zip</w:t>
             </w:r>
           </w:p>
         </w:tc>
@@ -29897,7 +31530,7 @@
                 <w:b w:val="0"/>
                 <w:sz w:val="18"/>
               </w:rPr>
-              <w:t>File written on launch with This PC and Network URLs</w:t>
+              <w:t>Portable project backup/restore archive (Open Existing Project… / Backup Project)</w:t>
             </w:r>
           </w:p>
         </w:tc>
@@ -29914,7 +31547,7 @@
                 <w:b w:val="0"/>
                 <w:sz w:val="18"/>
               </w:rPr>
-              <w:t>Lakh / Cr display</w:t>
+              <w:t>Asset selection</w:t>
             </w:r>
           </w:p>
         </w:tc>
@@ -29929,7 +31562,7 @@
                 <w:b w:val="0"/>
                 <w:sz w:val="18"/>
               </w:rPr>
-              <w:t>Compact UI number format: under 1 Lakh full digits; then Lakh; then Cr</w:t>
+              <w:t>include_discom / include_solar / include_wind / include_bess flags that gate Setup tabs and capacities</w:t>
             </w:r>
           </w:p>
         </w:tc>
@@ -29946,7 +31579,7 @@
                 <w:b w:val="0"/>
                 <w:sz w:val="18"/>
               </w:rPr>
-              <w:t>Time window</w:t>
+              <w:t>Additional costs</w:t>
             </w:r>
           </w:p>
         </w:tc>
@@ -29961,7 +31594,7 @@
                 <w:b w:val="0"/>
                 <w:sz w:val="18"/>
               </w:rPr>
-              <w:t>8760 Simulation control: Full year / One month / One week / One day</w:t>
+              <w:t>Named annual ₹ line items under Financial included in delivered-energy cost</w:t>
             </w:r>
           </w:p>
         </w:tc>
@@ -29978,7 +31611,7 @@
                 <w:b w:val="0"/>
                 <w:sz w:val="18"/>
               </w:rPr>
-              <w:t>Parameter help</w:t>
+              <w:t>LAN / Network URL</w:t>
             </w:r>
           </w:p>
         </w:tc>
@@ -29993,7 +31626,7 @@
                 <w:b w:val="0"/>
                 <w:sz w:val="18"/>
               </w:rPr>
-              <w:t>Short explanation shown under each editable field title in the UI</w:t>
+              <w:t>http://&lt;host-LAN-IP&gt;:&lt;port&gt;/ so other PCs on the same network can use the host’s running app</w:t>
             </w:r>
           </w:p>
         </w:tc>
@@ -30010,6 +31643,134 @@
                 <w:b w:val="0"/>
                 <w:sz w:val="18"/>
               </w:rPr>
+              <w:t>ACCESS_URLS.txt</w:t>
+            </w:r>
+          </w:p>
+        </w:tc>
+        <w:tc>
+          <w:tcPr>
+            <w:tcW w:type="dxa" w:w="4320"/>
+          </w:tcPr>
+          <w:p>
+            <w:r>
+              <w:rPr>
+                <w:rFonts w:ascii="Calibri" w:hAnsi="Calibri" w:eastAsia="Calibri"/>
+                <w:b w:val="0"/>
+                <w:sz w:val="18"/>
+              </w:rPr>
+              <w:t>File written on launch with This PC and Network URLs</w:t>
+            </w:r>
+          </w:p>
+        </w:tc>
+      </w:tr>
+      <w:tr>
+        <w:tc>
+          <w:tcPr>
+            <w:tcW w:type="dxa" w:w="4320"/>
+          </w:tcPr>
+          <w:p>
+            <w:r>
+              <w:rPr>
+                <w:rFonts w:ascii="Calibri" w:hAnsi="Calibri" w:eastAsia="Calibri"/>
+                <w:b w:val="0"/>
+                <w:sz w:val="18"/>
+              </w:rPr>
+              <w:t>Lakh / Cr display</w:t>
+            </w:r>
+          </w:p>
+        </w:tc>
+        <w:tc>
+          <w:tcPr>
+            <w:tcW w:type="dxa" w:w="4320"/>
+          </w:tcPr>
+          <w:p>
+            <w:r>
+              <w:rPr>
+                <w:rFonts w:ascii="Calibri" w:hAnsi="Calibri" w:eastAsia="Calibri"/>
+                <w:b w:val="0"/>
+                <w:sz w:val="18"/>
+              </w:rPr>
+              <w:t>Compact UI number format: under 1 Lakh full digits; then Lakh; then Cr</w:t>
+            </w:r>
+          </w:p>
+        </w:tc>
+      </w:tr>
+      <w:tr>
+        <w:tc>
+          <w:tcPr>
+            <w:tcW w:type="dxa" w:w="4320"/>
+          </w:tcPr>
+          <w:p>
+            <w:r>
+              <w:rPr>
+                <w:rFonts w:ascii="Calibri" w:hAnsi="Calibri" w:eastAsia="Calibri"/>
+                <w:b w:val="0"/>
+                <w:sz w:val="18"/>
+              </w:rPr>
+              <w:t>Time window</w:t>
+            </w:r>
+          </w:p>
+        </w:tc>
+        <w:tc>
+          <w:tcPr>
+            <w:tcW w:type="dxa" w:w="4320"/>
+          </w:tcPr>
+          <w:p>
+            <w:r>
+              <w:rPr>
+                <w:rFonts w:ascii="Calibri" w:hAnsi="Calibri" w:eastAsia="Calibri"/>
+                <w:b w:val="0"/>
+                <w:sz w:val="18"/>
+              </w:rPr>
+              <w:t>8760 Simulation control: Full year / One month / One week / One day</w:t>
+            </w:r>
+          </w:p>
+        </w:tc>
+      </w:tr>
+      <w:tr>
+        <w:tc>
+          <w:tcPr>
+            <w:tcW w:type="dxa" w:w="4320"/>
+          </w:tcPr>
+          <w:p>
+            <w:r>
+              <w:rPr>
+                <w:rFonts w:ascii="Calibri" w:hAnsi="Calibri" w:eastAsia="Calibri"/>
+                <w:b w:val="0"/>
+                <w:sz w:val="18"/>
+              </w:rPr>
+              <w:t>Parameter help</w:t>
+            </w:r>
+          </w:p>
+        </w:tc>
+        <w:tc>
+          <w:tcPr>
+            <w:tcW w:type="dxa" w:w="4320"/>
+          </w:tcPr>
+          <w:p>
+            <w:r>
+              <w:rPr>
+                <w:rFonts w:ascii="Calibri" w:hAnsi="Calibri" w:eastAsia="Calibri"/>
+                <w:b w:val="0"/>
+                <w:sz w:val="18"/>
+              </w:rPr>
+              <w:t>Short explanation shown under each editable field title in the UI</w:t>
+            </w:r>
+          </w:p>
+        </w:tc>
+      </w:tr>
+      <w:tr>
+        <w:tc>
+          <w:tcPr>
+            <w:tcW w:type="dxa" w:w="4320"/>
+          </w:tcPr>
+          <w:p>
+            <w:r>
+              <w:rPr>
+                <w:rFonts w:ascii="Calibri" w:hAnsi="Calibri" w:eastAsia="Calibri"/>
+                <w:b w:val="0"/>
+                <w:sz w:val="18"/>
+              </w:rPr>
               <w:t>PTO_HOST</w:t>
             </w:r>
           </w:p>
@@ -30026,6 +31787,38 @@
                 <w:sz w:val="18"/>
               </w:rPr>
               <w:t>Optional env var; 0.0.0.0 = LAN share (default), 127.0.0.1 = this PC only</w:t>
+            </w:r>
+          </w:p>
+        </w:tc>
+      </w:tr>
+      <w:tr>
+        <w:tc>
+          <w:tcPr>
+            <w:tcW w:type="dxa" w:w="4320"/>
+          </w:tcPr>
+          <w:p>
+            <w:r>
+              <w:rPr>
+                <w:rFonts w:ascii="Calibri" w:hAnsi="Calibri" w:eastAsia="Calibri"/>
+                <w:b w:val="0"/>
+                <w:sz w:val="18"/>
+              </w:rPr>
+              <w:t>PTO_BROWSER</w:t>
+            </w:r>
+          </w:p>
+        </w:tc>
+        <w:tc>
+          <w:tcPr>
+            <w:tcW w:type="dxa" w:w="4320"/>
+          </w:tcPr>
+          <w:p>
+            <w:r>
+              <w:rPr>
+                <w:rFonts w:ascii="Calibri" w:hAnsi="Calibri" w:eastAsia="Calibri"/>
+                <w:b w:val="0"/>
+                <w:sz w:val="18"/>
+              </w:rPr>
+              <w:t>Optional env var; chrome (default) | edge | default — which browser the launcher opens</w:t>
             </w:r>
           </w:p>
         </w:tc>
@@ -30084,7 +31877,7 @@
           <w:i w:val="0"/>
           <w:sz w:val="22"/>
         </w:rPr>
-        <w:t>This User Guide was regenerated to match the implemented Model 2.0 UI menus, feasibility rules, Energy Ledger, Profiles import, incremental economics, optimization explainability, reports, portable EXE / LAN network sharing, on-screen parameter help text, compact Lakh/Cr number formatting, the redesigned 8760 Simulation Time window controls, and Section 17A detailed calculations (profiles, dispatch, RE/CFE, compliance costs, CAPEX/OPEX/CRF, ₹/kWh, NPV/IRR/payback, incremental vs DISCOM, ledger identities, optimization ranking).</w:t>
+        <w:t>This User Guide was regenerated to match the current product: Create New / Open Existing (.pto.zip) / Save Project, architecture asset selection, per-asset network charges, Additional costs, Compliance only in Project Setup, Chrome-tab launch, Quit App and tab-close shutdown of background processes, single-instance reuse, LAN sharing, on-screen parameter help, compact Lakh/Cr formatting, 8760 Time window controls, and Section 17A detailed calculations (profiles, dispatch, RE/CFE, compliance costs, CAPEX/OPEX/CRF, ₹/kWh, NPV/IRR/payback, incremental vs DISCOM, ledger identities, optimization ranking).</w:t>
       </w:r>
     </w:p>
     <w:p>

--- a/docs/PowerTrain_Optimizer_User_Guide.docx
+++ b/docs/PowerTrain_Optimizer_User_Guide.docx
@@ -45,7 +45,7 @@
         <w:br/>
         <w:t>for Data Centre · Solar · Wind · BESS · Grid</w:t>
         <w:br/>
-        <w:t>Includes: portable EXE · LAN sharing · Save Project (.pto.zip) · architecture asset selection · compact Indian number format · on-screen parameter help</w:t>
+        <w:t>Includes: portable EXE · LAN sharing · Save Project (.pto.zip) · architecture asset selection · simplified BESS · compact Indian number format · on-screen parameter help</w:t>
       </w:r>
     </w:p>
     <w:p>
@@ -1550,6 +1550,38 @@
                 <w:b w:val="0"/>
                 <w:sz w:val="18"/>
               </w:rPr>
+              <w:t>Simplified BESS inputs</w:t>
+            </w:r>
+          </w:p>
+        </w:tc>
+        <w:tc>
+          <w:tcPr>
+            <w:tcW w:type="dxa" w:w="4320"/>
+          </w:tcPr>
+          <w:p>
+            <w:r>
+              <w:rPr>
+                <w:rFonts w:ascii="Calibri" w:hAnsi="Calibri" w:eastAsia="Calibri"/>
+                <w:b w:val="0"/>
+                <w:sz w:val="18"/>
+              </w:rPr>
+              <w:t>Charge efficiency, Discharge efficiency, Max charge power and Max discharge power are removed. BESS power (MW) is both the charge and discharge limit; conversion efficiency is ideal (100%). BESS losses MWh = 0. SOC_t = SOC_(t−1) + Charge_t − Discharge_t within min/max SOC.</w:t>
+            </w:r>
+          </w:p>
+        </w:tc>
+      </w:tr>
+      <w:tr>
+        <w:tc>
+          <w:tcPr>
+            <w:tcW w:type="dxa" w:w="4320"/>
+          </w:tcPr>
+          <w:p>
+            <w:r>
+              <w:rPr>
+                <w:rFonts w:ascii="Calibri" w:hAnsi="Calibri" w:eastAsia="Calibri"/>
+                <w:b w:val="0"/>
+                <w:sz w:val="18"/>
+              </w:rPr>
               <w:t>On-screen parameter help</w:t>
             </w:r>
           </w:p>
@@ -3437,7 +3469,7 @@
           <w:i w:val="0"/>
           <w:sz w:val="22"/>
         </w:rPr>
-        <w:t>Direct editor for battery power/energy, SOC limits, efficiencies, degradation, CAPEX/OPEX and replacement.</w:t>
+        <w:t>Direct editor for battery power (MW) and energy (MWh), SOC window (initial/min/max), degradation, CAPEX/OPEX, replacement and allow-grid-charge. Power rating is both max charge and max discharge; charge/discharge efficiencies are not user inputs (modelled as 100%).</w:t>
       </w:r>
     </w:p>
     <w:p>
@@ -11611,7 +11643,7 @@
           <w:i w:val="0"/>
           <w:sz w:val="22"/>
         </w:rPr>
-        <w:t>Physical battery model with SOC limits, one-way efficiencies, and renewable-origin tracking for ESO.</w:t>
+        <w:t>Physical battery model with power rating (caps both charge and discharge), energy capacity, SOC window, and renewable-origin tracking for ESO. Conversion efficiency is ideal (100%) — charge/discharge efficiency and separate max charge/discharge power inputs are not used.</w:t>
       </w:r>
     </w:p>
     <w:tbl>
@@ -11776,7 +11808,7 @@
                 <w:b w:val="0"/>
                 <w:sz w:val="18"/>
               </w:rPr>
-              <w:t>BESS power rating (charge and discharge unless overridden).</w:t>
+              <w:t>BESS power rating — used as both maximum charge and discharge power.</w:t>
             </w:r>
           </w:p>
         </w:tc>
@@ -12085,391 +12117,6 @@
                 <w:sz w:val="18"/>
               </w:rPr>
               <w:t>Upper SOC bound.</w:t>
-            </w:r>
-          </w:p>
-        </w:tc>
-      </w:tr>
-      <w:tr>
-        <w:tc>
-          <w:tcPr>
-            <w:tcW w:type="dxa" w:w="2304"/>
-          </w:tcPr>
-          <w:p>
-            <w:r>
-              <w:rPr>
-                <w:rFonts w:ascii="Calibri" w:hAnsi="Calibri" w:eastAsia="Calibri"/>
-                <w:b w:val="0"/>
-                <w:sz w:val="18"/>
-              </w:rPr>
-              <w:t>charge efficiency pct</w:t>
-            </w:r>
-          </w:p>
-        </w:tc>
-        <w:tc>
-          <w:tcPr>
-            <w:tcW w:type="dxa" w:w="1584"/>
-          </w:tcPr>
-          <w:p>
-            <w:r>
-              <w:rPr>
-                <w:rFonts w:ascii="Calibri" w:hAnsi="Calibri" w:eastAsia="Calibri"/>
-                <w:b w:val="0"/>
-                <w:sz w:val="18"/>
-              </w:rPr>
-              <w:t>95.0</w:t>
-            </w:r>
-          </w:p>
-        </w:tc>
-        <w:tc>
-          <w:tcPr>
-            <w:tcW w:type="dxa" w:w="1008"/>
-          </w:tcPr>
-          <w:p>
-            <w:r>
-              <w:rPr>
-                <w:rFonts w:ascii="Calibri" w:hAnsi="Calibri" w:eastAsia="Calibri"/>
-                <w:b w:val="0"/>
-                <w:sz w:val="18"/>
-              </w:rPr>
-              <w:t>%</w:t>
-            </w:r>
-          </w:p>
-        </w:tc>
-        <w:tc>
-          <w:tcPr>
-            <w:tcW w:type="dxa" w:w="1872"/>
-          </w:tcPr>
-          <w:p>
-            <w:r>
-              <w:rPr>
-                <w:rFonts w:ascii="Calibri" w:hAnsi="Calibri" w:eastAsia="Calibri"/>
-                <w:b w:val="0"/>
-                <w:sz w:val="18"/>
-              </w:rPr>
-              <w:t>DEFAULT_ASSUMPTION</w:t>
-            </w:r>
-          </w:p>
-        </w:tc>
-        <w:tc>
-          <w:tcPr>
-            <w:tcW w:type="dxa" w:w="4032"/>
-          </w:tcPr>
-          <w:p>
-            <w:r>
-              <w:rPr>
-                <w:rFonts w:ascii="Calibri" w:hAnsi="Calibri" w:eastAsia="Calibri"/>
-                <w:b w:val="0"/>
-                <w:sz w:val="18"/>
-              </w:rPr>
-              <w:t>One-way charging efficiency.</w:t>
-            </w:r>
-          </w:p>
-        </w:tc>
-      </w:tr>
-      <w:tr>
-        <w:tc>
-          <w:tcPr>
-            <w:tcW w:type="dxa" w:w="2304"/>
-          </w:tcPr>
-          <w:p>
-            <w:r>
-              <w:rPr>
-                <w:rFonts w:ascii="Calibri" w:hAnsi="Calibri" w:eastAsia="Calibri"/>
-                <w:b w:val="0"/>
-                <w:sz w:val="18"/>
-              </w:rPr>
-              <w:t>discharge efficiency pct</w:t>
-            </w:r>
-          </w:p>
-        </w:tc>
-        <w:tc>
-          <w:tcPr>
-            <w:tcW w:type="dxa" w:w="1584"/>
-          </w:tcPr>
-          <w:p>
-            <w:r>
-              <w:rPr>
-                <w:rFonts w:ascii="Calibri" w:hAnsi="Calibri" w:eastAsia="Calibri"/>
-                <w:b w:val="0"/>
-                <w:sz w:val="18"/>
-              </w:rPr>
-              <w:t>95.0</w:t>
-            </w:r>
-          </w:p>
-        </w:tc>
-        <w:tc>
-          <w:tcPr>
-            <w:tcW w:type="dxa" w:w="1008"/>
-          </w:tcPr>
-          <w:p>
-            <w:r>
-              <w:rPr>
-                <w:rFonts w:ascii="Calibri" w:hAnsi="Calibri" w:eastAsia="Calibri"/>
-                <w:b w:val="0"/>
-                <w:sz w:val="18"/>
-              </w:rPr>
-              <w:t>%</w:t>
-            </w:r>
-          </w:p>
-        </w:tc>
-        <w:tc>
-          <w:tcPr>
-            <w:tcW w:type="dxa" w:w="1872"/>
-          </w:tcPr>
-          <w:p>
-            <w:r>
-              <w:rPr>
-                <w:rFonts w:ascii="Calibri" w:hAnsi="Calibri" w:eastAsia="Calibri"/>
-                <w:b w:val="0"/>
-                <w:sz w:val="18"/>
-              </w:rPr>
-              <w:t>DEFAULT_ASSUMPTION</w:t>
-            </w:r>
-          </w:p>
-        </w:tc>
-        <w:tc>
-          <w:tcPr>
-            <w:tcW w:type="dxa" w:w="4032"/>
-          </w:tcPr>
-          <w:p>
-            <w:r>
-              <w:rPr>
-                <w:rFonts w:ascii="Calibri" w:hAnsi="Calibri" w:eastAsia="Calibri"/>
-                <w:b w:val="0"/>
-                <w:sz w:val="18"/>
-              </w:rPr>
-              <w:t>One-way discharging efficiency.</w:t>
-            </w:r>
-          </w:p>
-        </w:tc>
-      </w:tr>
-      <w:tr>
-        <w:tc>
-          <w:tcPr>
-            <w:tcW w:type="dxa" w:w="2304"/>
-          </w:tcPr>
-          <w:p>
-            <w:r>
-              <w:rPr>
-                <w:rFonts w:ascii="Calibri" w:hAnsi="Calibri" w:eastAsia="Calibri"/>
-                <w:b w:val="0"/>
-                <w:sz w:val="18"/>
-              </w:rPr>
-              <w:t>round trip efficiency pct</w:t>
-            </w:r>
-          </w:p>
-        </w:tc>
-        <w:tc>
-          <w:tcPr>
-            <w:tcW w:type="dxa" w:w="1584"/>
-          </w:tcPr>
-          <w:p>
-            <w:r>
-              <w:rPr>
-                <w:rFonts w:ascii="Calibri" w:hAnsi="Calibri" w:eastAsia="Calibri"/>
-                <w:b w:val="0"/>
-                <w:sz w:val="18"/>
-              </w:rPr>
-              <w:t>90.25</w:t>
-            </w:r>
-          </w:p>
-        </w:tc>
-        <w:tc>
-          <w:tcPr>
-            <w:tcW w:type="dxa" w:w="1008"/>
-          </w:tcPr>
-          <w:p>
-            <w:r>
-              <w:rPr>
-                <w:rFonts w:ascii="Calibri" w:hAnsi="Calibri" w:eastAsia="Calibri"/>
-                <w:b w:val="0"/>
-                <w:sz w:val="18"/>
-              </w:rPr>
-              <w:t>%</w:t>
-            </w:r>
-          </w:p>
-        </w:tc>
-        <w:tc>
-          <w:tcPr>
-            <w:tcW w:type="dxa" w:w="1872"/>
-          </w:tcPr>
-          <w:p>
-            <w:r>
-              <w:rPr>
-                <w:rFonts w:ascii="Calibri" w:hAnsi="Calibri" w:eastAsia="Calibri"/>
-                <w:b w:val="0"/>
-                <w:sz w:val="18"/>
-              </w:rPr>
-              <w:t>CALCULATED</w:t>
-            </w:r>
-          </w:p>
-        </w:tc>
-        <w:tc>
-          <w:tcPr>
-            <w:tcW w:type="dxa" w:w="4032"/>
-          </w:tcPr>
-          <w:p>
-            <w:r>
-              <w:rPr>
-                <w:rFonts w:ascii="Calibri" w:hAnsi="Calibri" w:eastAsia="Calibri"/>
-                <w:b w:val="0"/>
-                <w:sz w:val="18"/>
-              </w:rPr>
-              <w:t>charge_efficiency × discharge_efficiency.</w:t>
-            </w:r>
-          </w:p>
-        </w:tc>
-      </w:tr>
-      <w:tr>
-        <w:tc>
-          <w:tcPr>
-            <w:tcW w:type="dxa" w:w="2304"/>
-          </w:tcPr>
-          <w:p>
-            <w:r>
-              <w:rPr>
-                <w:rFonts w:ascii="Calibri" w:hAnsi="Calibri" w:eastAsia="Calibri"/>
-                <w:b w:val="0"/>
-                <w:sz w:val="18"/>
-              </w:rPr>
-              <w:t>max charge mw</w:t>
-            </w:r>
-          </w:p>
-        </w:tc>
-        <w:tc>
-          <w:tcPr>
-            <w:tcW w:type="dxa" w:w="1584"/>
-          </w:tcPr>
-          <w:p>
-            <w:r>
-              <w:rPr>
-                <w:rFonts w:ascii="Calibri" w:hAnsi="Calibri" w:eastAsia="Calibri"/>
-                <w:b w:val="0"/>
-                <w:sz w:val="18"/>
-              </w:rPr>
-              <w:t>150.0</w:t>
-            </w:r>
-          </w:p>
-        </w:tc>
-        <w:tc>
-          <w:tcPr>
-            <w:tcW w:type="dxa" w:w="1008"/>
-          </w:tcPr>
-          <w:p>
-            <w:r>
-              <w:rPr>
-                <w:rFonts w:ascii="Calibri" w:hAnsi="Calibri" w:eastAsia="Calibri"/>
-                <w:b w:val="0"/>
-                <w:sz w:val="18"/>
-              </w:rPr>
-              <w:t>MW</w:t>
-            </w:r>
-          </w:p>
-        </w:tc>
-        <w:tc>
-          <w:tcPr>
-            <w:tcW w:type="dxa" w:w="1872"/>
-          </w:tcPr>
-          <w:p>
-            <w:r>
-              <w:rPr>
-                <w:rFonts w:ascii="Calibri" w:hAnsi="Calibri" w:eastAsia="Calibri"/>
-                <w:b w:val="0"/>
-                <w:sz w:val="18"/>
-              </w:rPr>
-              <w:t>DEFAULT_ASSUMPTION</w:t>
-            </w:r>
-          </w:p>
-        </w:tc>
-        <w:tc>
-          <w:tcPr>
-            <w:tcW w:type="dxa" w:w="4032"/>
-          </w:tcPr>
-          <w:p>
-            <w:r>
-              <w:rPr>
-                <w:rFonts w:ascii="Calibri" w:hAnsi="Calibri" w:eastAsia="Calibri"/>
-                <w:b w:val="0"/>
-                <w:sz w:val="18"/>
-              </w:rPr>
-              <w:t>Maximum charge power. Defaults to power rating.</w:t>
-            </w:r>
-          </w:p>
-        </w:tc>
-      </w:tr>
-      <w:tr>
-        <w:tc>
-          <w:tcPr>
-            <w:tcW w:type="dxa" w:w="2304"/>
-          </w:tcPr>
-          <w:p>
-            <w:r>
-              <w:rPr>
-                <w:rFonts w:ascii="Calibri" w:hAnsi="Calibri" w:eastAsia="Calibri"/>
-                <w:b w:val="0"/>
-                <w:sz w:val="18"/>
-              </w:rPr>
-              <w:t>max discharge mw</w:t>
-            </w:r>
-          </w:p>
-        </w:tc>
-        <w:tc>
-          <w:tcPr>
-            <w:tcW w:type="dxa" w:w="1584"/>
-          </w:tcPr>
-          <w:p>
-            <w:r>
-              <w:rPr>
-                <w:rFonts w:ascii="Calibri" w:hAnsi="Calibri" w:eastAsia="Calibri"/>
-                <w:b w:val="0"/>
-                <w:sz w:val="18"/>
-              </w:rPr>
-              <w:t>150.0</w:t>
-            </w:r>
-          </w:p>
-        </w:tc>
-        <w:tc>
-          <w:tcPr>
-            <w:tcW w:type="dxa" w:w="1008"/>
-          </w:tcPr>
-          <w:p>
-            <w:r>
-              <w:rPr>
-                <w:rFonts w:ascii="Calibri" w:hAnsi="Calibri" w:eastAsia="Calibri"/>
-                <w:b w:val="0"/>
-                <w:sz w:val="18"/>
-              </w:rPr>
-              <w:t>MW</w:t>
-            </w:r>
-          </w:p>
-        </w:tc>
-        <w:tc>
-          <w:tcPr>
-            <w:tcW w:type="dxa" w:w="1872"/>
-          </w:tcPr>
-          <w:p>
-            <w:r>
-              <w:rPr>
-                <w:rFonts w:ascii="Calibri" w:hAnsi="Calibri" w:eastAsia="Calibri"/>
-                <w:b w:val="0"/>
-                <w:sz w:val="18"/>
-              </w:rPr>
-              <w:t>DEFAULT_ASSUMPTION</w:t>
-            </w:r>
-          </w:p>
-        </w:tc>
-        <w:tc>
-          <w:tcPr>
-            <w:tcW w:type="dxa" w:w="4032"/>
-          </w:tcPr>
-          <w:p>
-            <w:r>
-              <w:rPr>
-                <w:rFonts w:ascii="Calibri" w:hAnsi="Calibri" w:eastAsia="Calibri"/>
-                <w:b w:val="0"/>
-                <w:sz w:val="18"/>
-              </w:rPr>
-              <w:t>Maximum discharge power. Defaults to power rating.</w:t>
             </w:r>
           </w:p>
         </w:tc>
@@ -22856,7 +22503,7 @@
                 <w:b w:val="0"/>
                 <w:sz w:val="18"/>
               </w:rPr>
-              <w:t>Derived automatically (e.g. base_load_mw, round-trip efficiency). Not directly editable.</w:t>
+              <w:t>Derived automatically (e.g. base_load_mw). Not directly editable.</w:t>
             </w:r>
           </w:p>
         </w:tc>
@@ -27034,6 +26681,20 @@
     </w:p>
     <w:p>
       <w:pPr>
+        <w:spacing w:after="120"/>
+      </w:pPr>
+      <w:r>
+        <w:rPr>
+          <w:rFonts w:ascii="Calibri" w:hAnsi="Calibri" w:eastAsia="Calibri"/>
+          <w:b w:val="0"/>
+          <w:i w:val="0"/>
+          <w:sz w:val="22"/>
+        </w:rPr>
+        <w:t>BESS modelling note: separate Charge efficiency, Discharge efficiency, Max charge power and Max discharge power inputs are removed. Charge and discharge are each limited by bess.power_mw. Conversion is ideal (η = 100%), so energy into storage equals energy out for a given throughput (aside from SOC window limits). Older projects drop the retired fields automatically when opened.</w:t>
+      </w:r>
+    </w:p>
+    <w:p>
+      <w:pPr>
         <w:pStyle w:val="ListNumber"/>
       </w:pPr>
       <w:r>
@@ -27055,7 +26716,7 @@
           <w:b w:val="0"/>
           <w:sz w:val="22"/>
         </w:rPr>
-        <w:t>Excess RE charges BESS (if capacity and SOC headroom allow), limited by max charge power and charge efficiency η_c.</w:t>
+        <w:t>Excess RE charges BESS (if capacity and SOC headroom allow), limited by BESS power rating (η = 100%).</w:t>
       </w:r>
     </w:p>
     <w:p>
@@ -27081,7 +26742,7 @@
           <w:b w:val="0"/>
           <w:sz w:val="22"/>
         </w:rPr>
-        <w:t>If load remains, BESS discharges (limited by max discharge, SOC above min, discharge efficiency η_d).</w:t>
+        <w:t>If load remains, BESS discharges (limited by power rating and SOC above min; η = 100%).</w:t>
       </w:r>
     </w:p>
     <w:p>
@@ -27148,7 +26809,7 @@
           <w:i w:val="0"/>
           <w:sz w:val="22"/>
         </w:rPr>
-        <w:t>SOC_t = SOC_(t−1) + Charge_t × η_c − Discharge_t / η_d, with SOC_min = min_soc_pct/100 × energy_mwh and SOC_max = max_soc_pct/100 × energy_mwh. Round-trip efficiency (CALCULATED) = charge_efficiency_pct × discharge_efficiency_pct / 100.</w:t>
+        <w:t>SOC_t = SOC_(t−1) + Charge_t − Discharge_t, with SOC_min = min_soc_pct/100 × energy_mwh and SOC_max = max_soc_pct/100 × energy_mwh. Charge and discharge power are both capped at bess.power_mw. Conversion efficiency is modelled as ideal (100%).</w:t>
       </w:r>
     </w:p>
     <w:p>
@@ -27162,6 +26823,322 @@
           <w:i w:val="0"/>
           <w:sz w:val="22"/>
         </w:rPr>
+        <w:t>User-editable BESS technical inputs (Setup → BESS):</w:t>
+      </w:r>
+    </w:p>
+    <w:tbl>
+      <w:tblPr>
+        <w:tblStyle w:val="TableGrid"/>
+        <w:tblW w:type="auto" w:w="0"/>
+        <w:tblLook w:firstColumn="1" w:firstRow="1" w:lastColumn="0" w:lastRow="0" w:noHBand="0" w:noVBand="1" w:val="04A0"/>
+      </w:tblPr>
+      <w:tblGrid>
+        <w:gridCol w:w="4320"/>
+        <w:gridCol w:w="4320"/>
+      </w:tblGrid>
+      <w:tr>
+        <w:tc>
+          <w:tcPr>
+            <w:tcW w:type="dxa" w:w="3168"/>
+          </w:tcPr>
+          <w:p>
+            <w:r>
+              <w:rPr>
+                <w:rFonts w:ascii="Calibri" w:hAnsi="Calibri" w:eastAsia="Calibri"/>
+                <w:b/>
+                <w:sz w:val="20"/>
+              </w:rPr>
+              <w:t>Parameter</w:t>
+            </w:r>
+          </w:p>
+        </w:tc>
+        <w:tc>
+          <w:tcPr>
+            <w:tcW w:type="dxa" w:w="6192"/>
+          </w:tcPr>
+          <w:p>
+            <w:r>
+              <w:rPr>
+                <w:rFonts w:ascii="Calibri" w:hAnsi="Calibri" w:eastAsia="Calibri"/>
+                <w:b/>
+                <w:sz w:val="20"/>
+              </w:rPr>
+              <w:t>Role</w:t>
+            </w:r>
+          </w:p>
+        </w:tc>
+      </w:tr>
+      <w:tr>
+        <w:tc>
+          <w:tcPr>
+            <w:tcW w:type="dxa" w:w="3168"/>
+          </w:tcPr>
+          <w:p>
+            <w:r>
+              <w:rPr>
+                <w:rFonts w:ascii="Calibri" w:hAnsi="Calibri" w:eastAsia="Calibri"/>
+                <w:b w:val="0"/>
+                <w:sz w:val="18"/>
+              </w:rPr>
+              <w:t>power_mw</w:t>
+            </w:r>
+          </w:p>
+        </w:tc>
+        <w:tc>
+          <w:tcPr>
+            <w:tcW w:type="dxa" w:w="6192"/>
+          </w:tcPr>
+          <w:p>
+            <w:r>
+              <w:rPr>
+                <w:rFonts w:ascii="Calibri" w:hAnsi="Calibri" w:eastAsia="Calibri"/>
+                <w:b w:val="0"/>
+                <w:sz w:val="18"/>
+              </w:rPr>
+              <w:t>Power rating — max charge MW and max discharge MW in every hour</w:t>
+            </w:r>
+          </w:p>
+        </w:tc>
+      </w:tr>
+      <w:tr>
+        <w:tc>
+          <w:tcPr>
+            <w:tcW w:type="dxa" w:w="3168"/>
+          </w:tcPr>
+          <w:p>
+            <w:r>
+              <w:rPr>
+                <w:rFonts w:ascii="Calibri" w:hAnsi="Calibri" w:eastAsia="Calibri"/>
+                <w:b w:val="0"/>
+                <w:sz w:val="18"/>
+              </w:rPr>
+              <w:t>energy_mwh</w:t>
+            </w:r>
+          </w:p>
+        </w:tc>
+        <w:tc>
+          <w:tcPr>
+            <w:tcW w:type="dxa" w:w="6192"/>
+          </w:tcPr>
+          <w:p>
+            <w:r>
+              <w:rPr>
+                <w:rFonts w:ascii="Calibri" w:hAnsi="Calibri" w:eastAsia="Calibri"/>
+                <w:b w:val="0"/>
+                <w:sz w:val="18"/>
+              </w:rPr>
+              <w:t>Energy capacity used with SOC % limits</w:t>
+            </w:r>
+          </w:p>
+        </w:tc>
+      </w:tr>
+      <w:tr>
+        <w:tc>
+          <w:tcPr>
+            <w:tcW w:type="dxa" w:w="3168"/>
+          </w:tcPr>
+          <w:p>
+            <w:r>
+              <w:rPr>
+                <w:rFonts w:ascii="Calibri" w:hAnsi="Calibri" w:eastAsia="Calibri"/>
+                <w:b w:val="0"/>
+                <w:sz w:val="18"/>
+              </w:rPr>
+              <w:t>initial_soc_pct / min_soc_pct / max_soc_pct</w:t>
+            </w:r>
+          </w:p>
+        </w:tc>
+        <w:tc>
+          <w:tcPr>
+            <w:tcW w:type="dxa" w:w="6192"/>
+          </w:tcPr>
+          <w:p>
+            <w:r>
+              <w:rPr>
+                <w:rFonts w:ascii="Calibri" w:hAnsi="Calibri" w:eastAsia="Calibri"/>
+                <w:b w:val="0"/>
+                <w:sz w:val="18"/>
+              </w:rPr>
+              <w:t>Starting SOC and operating window</w:t>
+            </w:r>
+          </w:p>
+        </w:tc>
+      </w:tr>
+      <w:tr>
+        <w:tc>
+          <w:tcPr>
+            <w:tcW w:type="dxa" w:w="3168"/>
+          </w:tcPr>
+          <w:p>
+            <w:r>
+              <w:rPr>
+                <w:rFonts w:ascii="Calibri" w:hAnsi="Calibri" w:eastAsia="Calibri"/>
+                <w:b w:val="0"/>
+                <w:sz w:val="18"/>
+              </w:rPr>
+              <w:t>calendar_degradation_pct / cycle_degradation_pct</w:t>
+            </w:r>
+          </w:p>
+        </w:tc>
+        <w:tc>
+          <w:tcPr>
+            <w:tcW w:type="dxa" w:w="6192"/>
+          </w:tcPr>
+          <w:p>
+            <w:r>
+              <w:rPr>
+                <w:rFonts w:ascii="Calibri" w:hAnsi="Calibri" w:eastAsia="Calibri"/>
+                <w:b w:val="0"/>
+                <w:sz w:val="18"/>
+              </w:rPr>
+              <w:t>Multi-year fade (financial / availability framing)</w:t>
+            </w:r>
+          </w:p>
+        </w:tc>
+      </w:tr>
+      <w:tr>
+        <w:tc>
+          <w:tcPr>
+            <w:tcW w:type="dxa" w:w="3168"/>
+          </w:tcPr>
+          <w:p>
+            <w:r>
+              <w:rPr>
+                <w:rFonts w:ascii="Calibri" w:hAnsi="Calibri" w:eastAsia="Calibri"/>
+                <w:b w:val="0"/>
+                <w:sz w:val="18"/>
+              </w:rPr>
+              <w:t>capex / opex / life / replacement_*</w:t>
+            </w:r>
+          </w:p>
+        </w:tc>
+        <w:tc>
+          <w:tcPr>
+            <w:tcW w:type="dxa" w:w="6192"/>
+          </w:tcPr>
+          <w:p>
+            <w:r>
+              <w:rPr>
+                <w:rFonts w:ascii="Calibri" w:hAnsi="Calibri" w:eastAsia="Calibri"/>
+                <w:b w:val="0"/>
+                <w:sz w:val="18"/>
+              </w:rPr>
+              <w:t>Economics of the battery</w:t>
+            </w:r>
+          </w:p>
+        </w:tc>
+      </w:tr>
+      <w:tr>
+        <w:tc>
+          <w:tcPr>
+            <w:tcW w:type="dxa" w:w="3168"/>
+          </w:tcPr>
+          <w:p>
+            <w:r>
+              <w:rPr>
+                <w:rFonts w:ascii="Calibri" w:hAnsi="Calibri" w:eastAsia="Calibri"/>
+                <w:b w:val="0"/>
+                <w:sz w:val="18"/>
+              </w:rPr>
+              <w:t>allow_grid_charge</w:t>
+            </w:r>
+          </w:p>
+        </w:tc>
+        <w:tc>
+          <w:tcPr>
+            <w:tcW w:type="dxa" w:w="6192"/>
+          </w:tcPr>
+          <w:p>
+            <w:r>
+              <w:rPr>
+                <w:rFonts w:ascii="Calibri" w:hAnsi="Calibri" w:eastAsia="Calibri"/>
+                <w:b w:val="0"/>
+                <w:sz w:val="18"/>
+              </w:rPr>
+              <w:t>If true, grid may charge BESS after load is met</w:t>
+            </w:r>
+          </w:p>
+        </w:tc>
+      </w:tr>
+    </w:tbl>
+    <w:p/>
+    <w:p>
+      <w:pPr>
+        <w:spacing w:after="120"/>
+      </w:pPr>
+      <w:r>
+        <w:rPr>
+          <w:rFonts w:ascii="Calibri" w:hAnsi="Calibri" w:eastAsia="Calibri"/>
+          <w:b/>
+          <w:i w:val="0"/>
+          <w:sz w:val="22"/>
+        </w:rPr>
+        <w:t>Removed from BESS (no longer in UI or model inputs):</w:t>
+      </w:r>
+    </w:p>
+    <w:p>
+      <w:pPr>
+        <w:pStyle w:val="ListBullet"/>
+      </w:pPr>
+      <w:r>
+        <w:rPr>
+          <w:rFonts w:ascii="Calibri" w:hAnsi="Calibri" w:eastAsia="Calibri"/>
+          <w:b w:val="0"/>
+          <w:sz w:val="22"/>
+        </w:rPr>
+        <w:t>charge_efficiency_pct — was one-way charge efficiency; now fixed at 100%.</w:t>
+      </w:r>
+    </w:p>
+    <w:p>
+      <w:pPr>
+        <w:pStyle w:val="ListBullet"/>
+      </w:pPr>
+      <w:r>
+        <w:rPr>
+          <w:rFonts w:ascii="Calibri" w:hAnsi="Calibri" w:eastAsia="Calibri"/>
+          <w:b w:val="0"/>
+          <w:sz w:val="22"/>
+        </w:rPr>
+        <w:t>discharge_efficiency_pct — was one-way discharge efficiency; now fixed at 100%.</w:t>
+      </w:r>
+    </w:p>
+    <w:p>
+      <w:pPr>
+        <w:pStyle w:val="ListBullet"/>
+      </w:pPr>
+      <w:r>
+        <w:rPr>
+          <w:rFonts w:ascii="Calibri" w:hAnsi="Calibri" w:eastAsia="Calibri"/>
+          <w:b w:val="0"/>
+          <w:sz w:val="22"/>
+        </w:rPr>
+        <w:t>round_trip_efficiency_pct — was calculated from the two efficiencies; removed.</w:t>
+      </w:r>
+    </w:p>
+    <w:p>
+      <w:pPr>
+        <w:pStyle w:val="ListBullet"/>
+      </w:pPr>
+      <w:r>
+        <w:rPr>
+          <w:rFonts w:ascii="Calibri" w:hAnsi="Calibri" w:eastAsia="Calibri"/>
+          <w:b w:val="0"/>
+          <w:sz w:val="22"/>
+        </w:rPr>
+        <w:t>max_charge_mw / max_discharge_mw — replaced by power_mw for both directions.</w:t>
+      </w:r>
+    </w:p>
+    <w:p>
+      <w:pPr>
+        <w:spacing w:after="120"/>
+      </w:pPr>
+      <w:r>
+        <w:rPr>
+          <w:rFonts w:ascii="Calibri" w:hAnsi="Calibri" w:eastAsia="Calibri"/>
+          <w:b/>
+          <w:i w:val="0"/>
+          <w:sz w:val="22"/>
+        </w:rPr>
         <w:t>Hourly AC power balance (validated):</w:t>
       </w:r>
     </w:p>
@@ -27242,7 +27219,7 @@
           <w:b w:val="0"/>
           <w:sz w:val="22"/>
         </w:rPr>
-        <w:t>Charge from solar/wind increases the matching RE bucket (× η_c); grid charge increases grid-origin.</w:t>
+        <w:t>Charge from solar/wind increases the matching RE bucket 1:1 (η = 100%); grid charge increases grid-origin.</w:t>
       </w:r>
     </w:p>
     <w:p>
@@ -27938,7 +27915,7 @@
                 <w:b w:val="0"/>
                 <w:sz w:val="18"/>
               </w:rPr>
-              <w:t>Σ Charge×(1−η_c) + Σ Discharge×(1/η_d − 1)</w:t>
+              <w:t>0 (ideal conversion; η_c = η_d = 100%)</w:t>
             </w:r>
           </w:p>
         </w:tc>
@@ -30858,7 +30835,7 @@
                 <w:b w:val="0"/>
                 <w:sz w:val="18"/>
               </w:rPr>
-              <w:t>Battery Energy Storage System</w:t>
+              <w:t>Battery Energy Storage System — power_mw caps charge &amp; discharge; ideal 100% conversion</w:t>
             </w:r>
           </w:p>
         </w:tc>
@@ -31877,7 +31854,7 @@
           <w:i w:val="0"/>
           <w:sz w:val="22"/>
         </w:rPr>
-        <w:t>This User Guide was regenerated to match the current product: Create New / Open Existing (.pto.zip) / Save Project, architecture asset selection, per-asset network charges, Additional costs, Compliance only in Project Setup, Chrome-tab launch, Quit App and tab-close shutdown of background processes, single-instance reuse, LAN sharing, on-screen parameter help, compact Lakh/Cr formatting, 8760 Time window controls, and Section 17A detailed calculations (profiles, dispatch, RE/CFE, compliance costs, CAPEX/OPEX/CRF, ₹/kWh, NPV/IRR/payback, incremental vs DISCOM, ledger identities, optimization ranking).</w:t>
+        <w:t>This User Guide was regenerated to match the current product: Create New / Open Existing (.pto.zip) / Save Project, architecture asset selection, per-asset network charges, Additional costs, Compliance only in Project Setup, simplified BESS inputs (power_mw caps charge &amp; discharge; ideal 100% efficiency; removed charge/discharge efficiency and max charge/discharge power), Chrome-tab launch, Quit App and tab-close shutdown of background processes, single-instance reuse, LAN sharing, on-screen parameter help, compact Lakh/Cr formatting, 8760 Time window controls, and Section 17A detailed calculations (profiles, dispatch, RE/CFE, compliance costs, CAPEX/OPEX/CRF, ₹/kWh, NPV/IRR/payback, incremental vs DISCOM, ledger identities, optimization ranking).</w:t>
       </w:r>
     </w:p>
     <w:p>
